--- a/arb/docx/14.content.docx
+++ b/arb/docx/14.content.docx
@@ -178,13 +178,6 @@
         <w:rPr>
           <w:lang w:val="ar_AE" w:bidi="ar_AE"/>
         </w:rPr>
-      </w:r>
-      <w:r>
-        <w:rPr>
-          <w:i/>
-          <w:lang w:val="ar_AE" w:bidi="ar_AE"/>
-        </w:rPr>
-        <w:t>٢ أخبار الأيام ١:١, ٢ أخبار الأيام ١: ٢–٦, ٢ أخبار الأيام ١: ٣, ٢ أخبار الأيام ١: ٧–١٢, ٢ أخبار الأيام ١: ١٠, ٢ أخبار الأيام ١: ١٤–١٧, ٢ أخبار الأيام ١: ١٦, ٢ أخبار الأيام ٢: ١, ٢ أخبار الأيام ٢: ٥–٦, ٢ أخبار الأيام ٢: ٨, ٢ أخبار الأيام ٢: ١٣–١٤, ٢ أخبار الأيام ٢: ١٧–١٨, ٢ أخبار الأيام ٣: ١, ٢ أخبار الأيام ٣: ١–٤, ٢ أخبار الأيام ٣: ٢, ٢ أخبار الأيام ٣: ٥–٧, ٢ أخبار الأيام ٣: ٦, ٢ أخبار الأيام ٣: ٨, ٢ أخبار الأيام ٣: ١٠–١٣, ٢ أخبار الأيام ٣: ١٥–١٦, ٢ أخبار الأيام ٣ :١٧, ٢ أخبار الأيام ٤: ٢–٥, ٢ أخبار الأيام ٤: ٦, ٢ أخبار الأيام ٤: ٧, ٢ أخبار الأيام ٤: ١١–١٨, ٢ أخبار الأيام ٤: ١٩, ٢ أخبار الأيام ٥: ١, ٢ أخبار الأيام ٥: ٣, ٢ أخبار الأيام ٥: ٥, ٢ أخبار الأيام ٥: ٧–٨, ٢ أخبار الأيام ٥: ٩, ٢ أخبار الأيام ٥: ١٠, ٢ أخبار الأيام ٥: ١١–١٤, ٢ أخبار الأيام ٦: ١–٢, ٢ أخبار الأيام ٦: ٤–٦, ٢ أخبار الأيام ٦: ١٠–١١, 2 أخبار الأيام 6: 18, ٢ أخبار الأيام ٦: ٢١–٣٩, ٢ أخبار الأيام ٦: ٢٢–٢٣, ٢ أخبار الأيام ٦: ٢٤–٢٥, ٢ أخبار الأيام ٦: ٢٦–٢٧, 2 أخبار الأيام 6: 28–31, ٢ أخبار الأيام ٦: ٣٢–٣٣, ٢ أخبار الأيام ٦: ٣٤–٣٥, ٢ أخبار الأيام ٦: ٣٦–٣٩, ٢ أخبار الأيام ٦: ٤١–٤٢, ٢ أخبار الأيام ٦: ٤٢, ٢ أخبار الأيام ٧: ١–٣, ٢ أخبار الأيام ٧: ٤–٦, ٢ أخبار الأيام ٧: ٨–١٠, ٢ أخبار الأيام ٧: ١٣–١٥, ٢ أخبار الأيام ٧: ١٧–١٨, ٢ أخبار الأيام ٧: ١٩–٢٢, ٢ أخبار الأيام ٨: ٢, ٢ أخبار الأيام ٨: ٣, ٢ أخبار الأيام ٨: ٤, ٢ أخبار الأيام ٨: ٥, ٢ أخبار الأيام ٨: ٦, ٢ أخبار الأيام ٨: ١١, ٢ أخبار الأيام ٨: ١٧–١٨, ٢ أخبار الأيام ٩: ١–٢, ٢ أخبار الأيام ٩: ٣–٤, ٢ أخبار الأيام ٩:٩, ٢ أخبار الأيام ٩: ١٣–١٤, 2 أخبار الأيام 9: 15–16, ٢ أخبار الأيام ٩: ١٧–١٩, ٢ أخبار الأيام ٩: ٢١, ٢ أخبار الأيام ٩: ٢٩, ٢ أخبار الأيام ٩: ٣٠, ٢ أخبار الأيام ١٠: ١, ٢ أخبار الأيام ١٠: ٢, ٢ أخبار الأيام ١٠: ٤, ٢ أخبار الأيام ١٠: ٦, ٢ أخبار الأيام ١٠: ٨, ٢ أخبار الأيام ١٠:١٠–١١, ٢ أخبار الأيام ١٠: ١٦, ٢ أخبار الأيام ١٠: ١٨, ٢ أخبار الأيام ١١: ١–٤, ٢ أخبار الأيام ١١: ٥–١٢, ٢ أخبار الأيام ١١: ٥–٢٣, ٢ أخبار الأيام ١١: ٩, ٢ أخبار الأيام ١١: ١٣–١٧, ٢ أخبار الأيام ١١: ١٥, ٢ أخبار الأيام ١١: ١٨–٢٢, ٢ أخبار الأيام ١١: ٢٣, ٢ أخبار الأيام ١٢: ١–٢, ٢ أخبار الأيام ١٢: ٢–٤, ٢ أخبار الأيام ١٢: ٣, ٢ أخبار الأيام ١٢: ٦–٧, ٢ أخبار الأيام ١٢: ٩–١١, ٢ أخبار الأيام ١٢:١٢, ٢ أخبار الأيام ١٣: ١, ٢ أخبار الأيام ١٣: ٢–٣, ٢ أخبار الأيام ١٣: ٤, ٢ أخبار الأيام ١٣: ٥, ٢ أخبار الأيام ١٣: ٦–٧, ٢ أخبار الأيام ١٣: ٨–٩, ٢ أخبار الأيام ١٣: ١٠–١١, ٢ أخبار الأيام ١٣: ١٣–١٩, ٢ أخبار الأيام ١٣: ١٩, ٢ أخبار الأيام ١٣: ٢٠, ٢ أخبار الأيام ١٤: ١, ٢ أخبار الأيام ١٤: ٢–٥, ٢ أخبار الأيام ١٤: ٤, ٢ أخبار الأيام ١٤: ٧–١٤, ٢ أخبار الأيام ١٥: ١–٧, ٢ أخبار الأيام ١٥: ٣–٦, ٢ أخبار الأيام ١٥: ٥, ٢ أخبار الأيام ١٥: ٧, ٢ أخبار الأيام ١٥: ٨, ٢ أخبار الأيام ١٥: ٨–١٨, ٢ أخبار الأيام ١٥: ٩, ٢ أخبار الأيام ١٥: ١٠–١٥, ٢ أخبار الأيام ١٥: ١٦, ٢ أخبار الأيام ١٥: ١٩, ٢ أخبار الأيام ١٦: ١, ٢ أخبار الأيام ١٦: ١–١٠, ٢ أخبار الأيام ١٦: ٢, ٢ أخبار الأيام ١٦: ٤, ٢ أخبار الأيام ١٦: ٦, ٢ أخبار الأيام ١٦: ٧–٩, ٢ أخبار الأيام ١٦: ١٠, ٢ أخبار الأيام ١٦: ١٢, ٢ أخبار الأيام ١٦: ١٤, ٢ أخبار الأيام ١٧: ١, ٢ أخبار الأيام ١٧: ٣–٤, ٢ أخبار الأيام ١٧: ٥–٦, ٢ أخبار الأيام ١٧: ٧–٩, ٢ أخبار الأيام ١٧: ١٠–١١, ٢ أخبار الأيام ١٧: ١٢–١٩, ٢ أخبار الأيام ١٨: ١–٢, ٢ أخبار الأيام ١٨: ٥–٧, ٢ أخبار الأيام ١٨: ١٥, ٢ أخبار الأيام ١٨: ١٨–٢٢, ٢ أخبار الأيام ١٨: ٢٥–٢٦, ٢ أخبار الأيام ١٨: ٢٨–٣٤, ٢ أخبار الأيام ١٩: ١–٢, ٢ أخبار الأيام ١٩: ٤–١١, ٢ أخبار الأيام ٢٠: ١, ٢ أخبار الأيام ٢٠: ٢, ٢ أخبار الأيام ٢٠: ٣–١٢, ٢ أخبار الأيام ٢٠: ١٠, ٢ أخبار الأيام ٢٠: ١٤–١٧, ٢ أخبار الأيام ٢٠:٢٠–٢١, ٢ أخبار الأيام ٢٠: ٣٢–٣٣, ٢ أخبار الأيام ٢٠: ٣٥–٣٧, ٢ أخبار الأيام ٢١: ٢–٧, ٢ أخبار الأيام ٢١: ٥, ٢ أخبار الأيام ٢١: ٨–١١, ٢ أخبار الأيام ٢١: ١٢–١٥, ٢ أخبار الأيام ٢١: ١٦–١٧, ٢ أخبار الأيام ٢١: ١٨–٢٠, ٢ أخبار الأيام ٢٢: ٢, ٢ أخبار الأيام ٢٢: ٢–٤, ٢ أخبار الأيام ٢٢: ٥–٦, ٢ أخبار الأيام ٢٢: ٧–٩, ٢ أخبار الأيام ٢٢: ١٠–١٢, ٢ أخبار الأيام ٢٣: ١–٣, ٢ أخبار الأيام ٢٣: ٤–٦, ٢ أخبار الأيام ٢٣: ٦–٧, ٢ أخبار الأيام ٢٣: ١١, ٢ أخبار الأيام ٢٣: ١٦–١٧, ٢ أخبار الأيام ٢٣: ١٨–١٩, ٢ أخبار الأيام ٢٤: ١, ٢ أخبار الأيام ٢٤: ٣, ٢ أخبار الأيام ٢٤: ٤–٨, ٢ أخبار الأيام ٢٤: ١٢–١٤, ٢ أخبار الأيام ٢٤: ١٥–١٦, ٢ أخبار الأيام ٢٤ :٢٠–٢٢, ٢ أخبار الأيام ٢٤: ٢٣–٢٦, ٢ أخبار الأيام ٢٤: ٢٥–٢٦, ٢ أخبار الأيام ٢٤: ٢٧, ٢ أخبار الأيام ٢٥: ١, ٢ أخبار الأيام ٢٥: ٢, ٢ أخبار الأيام ٢٥: ٣–٤, ٢ أخبار الأيام ٢٥: ٥, ٢ أخبار الأيام ٢٥: ٦, ٢ أخبار الأيام ٢٥: ٧–٨, ٢ أخبار الأيام ٢٥: ١١, ٢ أخبار الأيام ٢٥: ١٤–١٥, ٢ أخبار الأيام ٢٥: ٢٠, ٢ أخبار الأيام ٢٥: ٢١, ٢ أخبار الأيام ٢٥: ٢٣, ٢ أخبار الأيام ٢٦: ١–٥, ٢ أخبار الأيام ٢٦: ٣, ٢ أخبار الأيام ٢٦: ٦–٨, ٢ أخبار الأيام ٢٦: ٩–١٠, ٢ أخبار الأيام ٢٦: ١١–١٤, ٢ أخبار الأيام ٢٦: ١٦–١٨, ٢ أخبار الأيام ٢٦: ٢١, ٢ أخبار الأيام ٢٧: ١, ٢ أخبار الأيام ٢٧: ٣–٤, ٢ أخبار الأيام ٢٧: ٥, ٢ أخبار الأيام ٢٨: ١, ٢ أخبار الأيام ٢٨: ٣–٤, ٢ أخبار الأيام ٢٨: ٩–١٠, ٢ أخبار الأيام ٢٨: ١١, ٢ أخبار الأيام ٢٨: ١٦, ٢ أخبار الأيام ٢٨: ١٧–١٨, ٢ أخبار الأيام ٢٨: ٢٢–٢٣, ٢ أخبار الأيام ٢٨: ٢٤–٢٥, ٢ أخبار الأيام ٢٨: ٢٦, ٢ أخبار الأيام ٢٩: ١, ٢ أخبار الأيام ٢٩: ٣–٤, ٢ أخبار الأيام ٢٩: ٥–١١, ٢ أخبار الأيام ٢٩: ١٢, ٢ أخبار الأيام ٢٩: ١٢–٣٦, ٢ أخبار الأيام ٢٩: ٢١, ٢ أخبار الأيام ٢٩: ٣١–٣٦, ٢ أخبار الأيام ٢٩: ٣٤, ٢ أخبار الأيام ٣٠: ١–٢٧, ٢ أخبار الأيام ٣٠: ٢–٣, ٢ أخبار الأيام ٣٠: ٥, ٢ أخبار الأيام ٣٠: ٩–١١, ٢ أخبار الأيام ٣٠: ١١, ٢ أخبار الأيام ٣٠: ١٤, ٢ أخبار الأيام ٣٠: ١٥, ٢ أخبار الأيام ٣٠: ١٧–١٩, ٢ أخبار الأيام ٣٠: ٢٠, ٢ أخبار الأيام ٣٠: ٢٥, ٢ أخبار الأيام ٣٠: ٢٦, ٢ أخبار الأيام ٣١: ١, ٢ أخبار الأيام ٣١: ٣–١٠, ٢ أخبار الأيام ٣١: ٦, ٢ أخبار الأيام ٣١: ١٠, ٢ أخبار الأيام ٣١: ١٤–١٩, ٢ أخبار الأيام ٣٢: ١–٢٣, ٢ أخبار الأيام ٣٢: ٣–٥, ٢ أخبار الأيام ٣٢: ١٠–١٩, ٢ أخبار الأيام ٣٢: ٢١, ٢ أخبار الأيام ٣٢: ٢٢–٢٣, ٢ أخبار الأيام ٣٢: ٢٦, ٢ أخبار الأيام ٣٢: ٢٧–٣٠, ٢ أخبار الأيام ٣٢: ٣١, ٢ أخبار الأيام ٣٣: ١–٢٠, 2 أخبار الأيام 33: 7, ٢ أخبار الأيام ٣٣: ١١, ٢ أخبار الأيام ٣٣: ١٢, ٢ أخبار الأيام ٣٣: ١٢–١٧, ٢ أخبار الأيام ٣٣: ١٣, ٢ أخبار الأيام ٣٣: ١٤–١٧, ٢ أخبار الأيام ٣٣: ١٨, ٢ أخبار الأيام ٣٣: ١٩, ٢ أخبار الأيام ٣٣: ٢١, ٢ أخبار الأيام ٣٣: ٢٤, ٢ أخبار الأيام ٣٤: ١, ٢ أخبار الأيام ٣٤: ٣, ٢ أخبار الأيام ٣٤: ٦, ٢ أخبار الأيام ٣٤: ١٢–١٣, ٢ أخبار الأيام ٣٤: ١٤–١٨, ٢ أخبار الأيام ٣٤: ٢٤, ٢ أخبار الأيام ٣٤: ٢٧–٢٨, ٢ أخبار الأيام ٣٤: ٢٩–٣٢, ٢ أخبار الأيام ٣٥: ٣, ٢ أخبار الأيام ٣٥: ٤–٦, ٢ أخبار الأيام ٣٥: ٧–٩, ٢ أخبار الأيام ٣٥: ١٣, ٢ أخبار الأيام ٣٥: ١٨, ٢ أخبار الأيام ٣٥: ٢٠–٢٤, ٢ أخبار الأيام ٣٥: ٢٥, ٢ أخبار الأيام ٣٦: ١–٤, ٢ أخبار الأيام ٣٦: ٢, أخبار الأيام الثاني 36: 5, ٢ أخبار الأيام ٣٦: ٩–١٠, ٢ أخبار الأيام ٣٦: ١١, ٢ أخبار الأيام ٣٦: ١١–١٤, ٢ أخبار الأيام ٣٦: ١٣, ٢ أخبار الأيام ٣٦: ١٩, ٢ أخبار الأيام ٣٦: ٢١, ٢ أخبار الأيام ٣٦: ٢٢–٢٣</w:t>
       </w:r>
       <w:r>
         <w:rPr>

--- a/arb/docx/14.content.docx
+++ b/arb/docx/14.content.docx
@@ -163,21 +163,6 @@
           <w:lang w:val="ar_AE" w:bidi="ar_AE"/>
         </w:rPr>
         <w:t>2CH</w:t>
-      </w:r>
-      <w:r>
-        <w:rPr>
-          <w:lang w:val="ar_AE" w:bidi="ar_AE"/>
-        </w:rPr>
-      </w:r>
-    </w:p>
-    <w:p>
-      <w:pPr>
-        <w:bidi/>
-      </w:pPr>
-      <w:r>
-        <w:rPr>
-          <w:lang w:val="ar_AE" w:bidi="ar_AE"/>
-        </w:rPr>
       </w:r>
       <w:r>
         <w:rPr>

--- a/arb/docx/14.content.docx
+++ b/arb/docx/14.content.docx
@@ -22,7 +22,7 @@
         <w:rPr>
           <w:lang w:val="ar_AE" w:bidi="ar_AE"/>
         </w:rPr>
-        <w:t>Resource: ملاحظات الدراسة (تينديل)</w:t>
+        <w:t>Resource: Tyndale Open Study Notes</w:t>
       </w:r>
       <w:r>
         <w:rPr>
@@ -122,7 +122,7 @@
         <w:rPr>
           <w:lang w:val="ar_AE" w:bidi="ar_AE"/>
         </w:rPr>
-        <w:t>ملاحظات الدراسة (تينديل)</w:t>
+        <w:t>Tyndale Open Study Notes</w:t>
       </w:r>
     </w:p>
     <w:p>

--- a/arb/docx/14.content.docx
+++ b/arb/docx/14.content.docx
@@ -22,7 +22,7 @@
         <w:rPr>
           <w:lang w:val="ar_AE" w:bidi="ar_AE"/>
         </w:rPr>
-        <w:t>Resource: Tyndale Open Study Notes</w:t>
+        <w:t>Resource: Aquifer Open Study Notes</w:t>
       </w:r>
       <w:r>
         <w:rPr>
@@ -122,7 +122,7 @@
         <w:rPr>
           <w:lang w:val="ar_AE" w:bidi="ar_AE"/>
         </w:rPr>
-        <w:t>Tyndale Open Study Notes</w:t>
+        <w:t>Aquifer Open Study Notes</w:t>
       </w:r>
     </w:p>
     <w:p>

--- a/arb/docx/14.content.docx
+++ b/arb/docx/14.content.docx
@@ -309,20 +309,14 @@
         </w:rPr>
         <w:t>طلب داود من الرب أن يكون مع سليمان (</w:t>
       </w:r>
-      <w:hyperlink r:id="rId13">
-        <w:r>
-          <w:rPr>
-            <w:rtl/>
-            <w:cs/>
-            <w:lang w:val="ar_AE" w:bidi="ar_AE"/>
-          </w:rPr>
-          <w:rPr>
-            <w:color w:val="0000EE"/>
-            <w:u w:val="single"/>
-          </w:rPr>
-          <w:t>1 أخبار 22:11</w:t>
-        </w:r>
-      </w:hyperlink>
+      <w:r>
+        <w:rPr>
+          <w:rtl/>
+          <w:cs/>
+          <w:lang w:val="ar_AE" w:bidi="ar_AE"/>
+        </w:rPr>
+        <w:t>1 أخبار 22:11</w:t>
+      </w:r>
       <w:r>
         <w:rPr>
           <w:rtl/>
@@ -331,20 +325,14 @@
         </w:rPr>
         <w:t>) وأن يكون سليمان قويًا وشجاعًا (</w:t>
       </w:r>
-      <w:hyperlink r:id="rId14">
-        <w:r>
-          <w:rPr>
-            <w:rtl/>
-            <w:cs/>
-            <w:lang w:val="ar_AE" w:bidi="ar_AE"/>
-          </w:rPr>
-          <w:rPr>
-            <w:color w:val="0000EE"/>
-            <w:u w:val="single"/>
-          </w:rPr>
-          <w:t>1 أخبار 28:20</w:t>
-        </w:r>
-      </w:hyperlink>
+      <w:r>
+        <w:rPr>
+          <w:rtl/>
+          <w:cs/>
+          <w:lang w:val="ar_AE" w:bidi="ar_AE"/>
+        </w:rPr>
+        <w:t>1 أخبار 28:20</w:t>
+      </w:r>
       <w:r>
         <w:rPr>
           <w:rtl/>
@@ -353,20 +341,14 @@
         </w:rPr>
         <w:t>). كما أعلن داود أيضًا أن الله سيجعل سليمان عظيمًا، مانحًا القوة لكل إسرائيل (</w:t>
       </w:r>
-      <w:hyperlink r:id="rId15">
-        <w:r>
-          <w:rPr>
-            <w:rtl/>
-            <w:cs/>
-            <w:lang w:val="ar_AE" w:bidi="ar_AE"/>
-          </w:rPr>
-          <w:rPr>
-            <w:color w:val="0000EE"/>
-            <w:u w:val="single"/>
-          </w:rPr>
-          <w:t>1 أخبار 29:12</w:t>
-        </w:r>
-      </w:hyperlink>
+      <w:r>
+        <w:rPr>
+          <w:rtl/>
+          <w:cs/>
+          <w:lang w:val="ar_AE" w:bidi="ar_AE"/>
+        </w:rPr>
+        <w:t>1 أخبار 29:12</w:t>
+      </w:r>
       <w:r>
         <w:rPr>
           <w:rtl/>
@@ -476,20 +458,14 @@
         </w:rPr>
         <w:t xml:space="preserve">رحلة سليمان إلى جبعون، المذكورة في </w:t>
       </w:r>
-      <w:hyperlink r:id="rId16">
-        <w:r>
-          <w:rPr>
-            <w:rtl/>
-            <w:cs/>
-            <w:lang w:val="ar_AE" w:bidi="ar_AE"/>
-          </w:rPr>
-          <w:rPr>
-            <w:color w:val="0000EE"/>
-            <w:u w:val="single"/>
-          </w:rPr>
-          <w:t>1 ملوك 3:4</w:t>
-        </w:r>
-      </w:hyperlink>
+      <w:r>
+        <w:rPr>
+          <w:rtl/>
+          <w:cs/>
+          <w:lang w:val="ar_AE" w:bidi="ar_AE"/>
+        </w:rPr>
+        <w:t>1 ملوك 3:4</w:t>
+      </w:r>
       <w:r>
         <w:rPr>
           <w:rtl/>
@@ -815,20 +791,14 @@
         </w:rPr>
         <w:t xml:space="preserve">توضيح ثروة سليمان وقوته (التي يتم عرضها بشكل موسع في </w:t>
       </w:r>
-      <w:hyperlink r:id="rId17">
-        <w:r>
-          <w:rPr>
-            <w:rtl/>
-            <w:cs/>
-            <w:lang w:val="ar_AE" w:bidi="ar_AE"/>
-          </w:rPr>
-          <w:rPr>
-            <w:color w:val="0000EE"/>
-            <w:u w:val="single"/>
-          </w:rPr>
-          <w:t>9:25–28</w:t>
-        </w:r>
-      </w:hyperlink>
+      <w:r>
+        <w:rPr>
+          <w:rtl/>
+          <w:cs/>
+          <w:lang w:val="ar_AE" w:bidi="ar_AE"/>
+        </w:rPr>
+        <w:t>9:25–28</w:t>
+      </w:r>
       <w:r>
         <w:rPr>
           <w:rtl/>
@@ -837,20 +807,14 @@
         </w:rPr>
         <w:t xml:space="preserve">) يأتي من ملخص مملكته في </w:t>
       </w:r>
-      <w:hyperlink r:id="rId18">
-        <w:r>
-          <w:rPr>
-            <w:rtl/>
-            <w:cs/>
-            <w:lang w:val="ar_AE" w:bidi="ar_AE"/>
-          </w:rPr>
-          <w:rPr>
-            <w:color w:val="0000EE"/>
-            <w:u w:val="single"/>
-          </w:rPr>
-          <w:t>1 ملوك 10:26–29</w:t>
-        </w:r>
-      </w:hyperlink>
+      <w:r>
+        <w:rPr>
+          <w:rtl/>
+          <w:cs/>
+          <w:lang w:val="ar_AE" w:bidi="ar_AE"/>
+        </w:rPr>
+        <w:t>1 ملوك 10:26–29</w:t>
+      </w:r>
       <w:r>
         <w:rPr>
           <w:rtl/>
@@ -859,20 +823,14 @@
         </w:rPr>
         <w:t>. في سفر الملوك، كان ملخص ثروة سليمان بمثابة انتقال إلى الجوانب السلبية من حكمه (</w:t>
       </w:r>
-      <w:hyperlink r:id="rId19">
-        <w:r>
-          <w:rPr>
-            <w:rtl/>
-            <w:cs/>
-            <w:lang w:val="ar_AE" w:bidi="ar_AE"/>
-          </w:rPr>
-          <w:rPr>
-            <w:color w:val="0000EE"/>
-            <w:u w:val="single"/>
-          </w:rPr>
-          <w:t>1 ملوك 11</w:t>
-        </w:r>
-      </w:hyperlink>
+      <w:r>
+        <w:rPr>
+          <w:rtl/>
+          <w:cs/>
+          <w:lang w:val="ar_AE" w:bidi="ar_AE"/>
+        </w:rPr>
+        <w:t>1 ملوك 11</w:t>
+      </w:r>
       <w:r>
         <w:rPr>
           <w:rtl/>
@@ -881,20 +839,14 @@
         </w:rPr>
         <w:t>). هنا، يُظهر جمع سليمان للثروة تحقيقًا لوعد الله (</w:t>
       </w:r>
-      <w:hyperlink r:id="rId20">
-        <w:r>
-          <w:rPr>
-            <w:rtl/>
-            <w:cs/>
-            <w:lang w:val="ar_AE" w:bidi="ar_AE"/>
-          </w:rPr>
-          <w:rPr>
-            <w:color w:val="0000EE"/>
-            <w:u w:val="single"/>
-          </w:rPr>
-          <w:t>2 أخبار الأيام 1:12</w:t>
-        </w:r>
-      </w:hyperlink>
+      <w:r>
+        <w:rPr>
+          <w:rtl/>
+          <w:cs/>
+          <w:lang w:val="ar_AE" w:bidi="ar_AE"/>
+        </w:rPr>
+        <w:t>2 أخبار الأيام 1:12</w:t>
+      </w:r>
       <w:r>
         <w:rPr>
           <w:rtl/>
@@ -970,20 +922,14 @@
         </w:rPr>
         <w:t xml:space="preserve">إذا كانت مصر هي الترجمة الصحيحة، فإن هذه الآية تشير إلى عصيان سليمان (انظر </w:t>
       </w:r>
-      <w:hyperlink r:id="rId21">
-        <w:r>
-          <w:rPr>
-            <w:rtl/>
-            <w:cs/>
-            <w:lang w:val="ar_AE" w:bidi="ar_AE"/>
-          </w:rPr>
-          <w:rPr>
-            <w:color w:val="0000EE"/>
-            <w:u w:val="single"/>
-          </w:rPr>
-          <w:t>تثنية 17:16</w:t>
-        </w:r>
-      </w:hyperlink>
+      <w:r>
+        <w:rPr>
+          <w:rtl/>
+          <w:cs/>
+          <w:lang w:val="ar_AE" w:bidi="ar_AE"/>
+        </w:rPr>
+        <w:t>تثنية 17:16</w:t>
+      </w:r>
       <w:r>
         <w:rPr>
           <w:rtl/>
@@ -1076,20 +1022,14 @@
         </w:rPr>
         <w:t>تم تقديم الهيكل فورًا على أنه الأولوية الأولى بين مشاريع البناء لسليمان، على الرغم من أن العمل بدأ فعليًا في السنة الرابعة من حكمه (</w:t>
       </w:r>
-      <w:hyperlink r:id="rId22">
-        <w:r>
-          <w:rPr>
-            <w:rtl/>
-            <w:cs/>
-            <w:lang w:val="ar_AE" w:bidi="ar_AE"/>
-          </w:rPr>
-          <w:rPr>
-            <w:color w:val="0000EE"/>
-            <w:u w:val="single"/>
-          </w:rPr>
-          <w:t>3:2</w:t>
-        </w:r>
-      </w:hyperlink>
+      <w:r>
+        <w:rPr>
+          <w:rtl/>
+          <w:cs/>
+          <w:lang w:val="ar_AE" w:bidi="ar_AE"/>
+        </w:rPr>
+        <w:t>3:2</w:t>
+      </w:r>
       <w:r>
         <w:rPr>
           <w:rtl/>
@@ -1098,20 +1038,14 @@
         </w:rPr>
         <w:t>). استغل سليمان السنوات الفاصلة للتفاوض مع الملك حيرام (</w:t>
       </w:r>
-      <w:hyperlink r:id="rId23">
-        <w:r>
-          <w:rPr>
-            <w:rtl/>
-            <w:cs/>
-            <w:lang w:val="ar_AE" w:bidi="ar_AE"/>
-          </w:rPr>
-          <w:rPr>
-            <w:color w:val="0000EE"/>
-            <w:u w:val="single"/>
-          </w:rPr>
-          <w:t>2:3</w:t>
-        </w:r>
-      </w:hyperlink>
+      <w:r>
+        <w:rPr>
+          <w:rtl/>
+          <w:cs/>
+          <w:lang w:val="ar_AE" w:bidi="ar_AE"/>
+        </w:rPr>
+        <w:t>2:3</w:t>
+      </w:r>
       <w:r>
         <w:rPr>
           <w:rtl/>
@@ -1271,20 +1205,14 @@
         </w:rPr>
         <w:t xml:space="preserve"> ("أرز لبنان")، وهي شجرة مشهورة بجمالها وارتفاعها المبهر (تصل أحيانًا إلى 100 قدم) وخشبها العطري. استخدم ملوك مصر، وفينيقيا، وآشور، وبابل، وفارس، واليونان خشب الأرز من لبنان لبناء المعابد والقصور. • استُخدم خشب الصندل الأحمر لصنع دعامات للهيكل (ربما أعمدة أو درابزين) وكذلك الآلات الموسيقية (انظر </w:t>
       </w:r>
-      <w:hyperlink r:id="rId24">
-        <w:r>
-          <w:rPr>
-            <w:rtl/>
-            <w:cs/>
-            <w:lang w:val="ar_AE" w:bidi="ar_AE"/>
-          </w:rPr>
-          <w:rPr>
-            <w:color w:val="0000EE"/>
-            <w:u w:val="single"/>
-          </w:rPr>
-          <w:t>1 ملوك 10:11</w:t>
-        </w:r>
-      </w:hyperlink>
+      <w:r>
+        <w:rPr>
+          <w:rtl/>
+          <w:cs/>
+          <w:lang w:val="ar_AE" w:bidi="ar_AE"/>
+        </w:rPr>
+        <w:t>1 ملوك 10:11</w:t>
+      </w:r>
       <w:r>
         <w:rPr>
           <w:rtl/>
@@ -1360,20 +1288,14 @@
         </w:rPr>
         <w:t>كانت مهارة ومعرفة حورام أبي ذلك الحِرفي الماهر (يعنى حرفيًا الحكيم) مطلوبة لبناء الهيكل. كان حورام أبي يمتلك الخبرة في التعامل مع المعادن (الذهب، الفضة، البرونز، والحديد)، والحجر والخشب، والمنسوجات (الأقمشة الأرجوانية، الزرقاء، القرمزية، والكتان الفاخر). وبالمثل، اختار الله بصلئيل بصفته الحرفي الماهر لصنع خيمة الاجتماع ومنحه الحكمة لتنفيذ العمل (</w:t>
       </w:r>
-      <w:hyperlink r:id="rId25">
-        <w:r>
-          <w:rPr>
-            <w:rtl/>
-            <w:cs/>
-            <w:lang w:val="ar_AE" w:bidi="ar_AE"/>
-          </w:rPr>
-          <w:rPr>
-            <w:color w:val="0000EE"/>
-            <w:u w:val="single"/>
-          </w:rPr>
-          <w:t>خروج 31:1–5</w:t>
-        </w:r>
-      </w:hyperlink>
+      <w:r>
+        <w:rPr>
+          <w:rtl/>
+          <w:cs/>
+          <w:lang w:val="ar_AE" w:bidi="ar_AE"/>
+        </w:rPr>
+        <w:t>خروج 31:1–5</w:t>
+      </w:r>
       <w:r>
         <w:rPr>
           <w:rtl/>
@@ -1449,20 +1371,14 @@
         </w:rPr>
         <w:t>يبيّن سفر الملوك أن جميع من تبقى من الأمم السبع تم تجنيدهم للعمل. علاوة على ذلك، لم يتم تجنيد أي من الإسرائيليين، بل تم تكليفهم بمسؤولية الإشراف على العمال (</w:t>
       </w:r>
-      <w:hyperlink r:id="rId26">
-        <w:r>
-          <w:rPr>
-            <w:rtl/>
-            <w:cs/>
-            <w:lang w:val="ar_AE" w:bidi="ar_AE"/>
-          </w:rPr>
-          <w:rPr>
-            <w:color w:val="0000EE"/>
-            <w:u w:val="single"/>
-          </w:rPr>
-          <w:t>1 ملوك 9:20–23</w:t>
-        </w:r>
-      </w:hyperlink>
+      <w:r>
+        <w:rPr>
+          <w:rtl/>
+          <w:cs/>
+          <w:lang w:val="ar_AE" w:bidi="ar_AE"/>
+        </w:rPr>
+        <w:t>1 ملوك 9:20–23</w:t>
+      </w:r>
       <w:r>
         <w:rPr>
           <w:rtl/>
@@ -1572,20 +1488,14 @@
         </w:rPr>
         <w:t xml:space="preserve"> وقد تم اختياره تحت حكم داود، وكان المكان المقدس حيث توقف الوباء عند بيدر أرنان اليبوسيّ. كما ربط إبراهيم إسحاق في أرض المريا (</w:t>
       </w:r>
-      <w:hyperlink r:id="rId27">
-        <w:r>
-          <w:rPr>
-            <w:rtl/>
-            <w:cs/>
-            <w:lang w:val="ar_AE" w:bidi="ar_AE"/>
-          </w:rPr>
-          <w:rPr>
-            <w:color w:val="0000EE"/>
-            <w:u w:val="single"/>
-          </w:rPr>
-          <w:t>تكوين 22:2</w:t>
-        </w:r>
-      </w:hyperlink>
+      <w:r>
+        <w:rPr>
+          <w:rtl/>
+          <w:cs/>
+          <w:lang w:val="ar_AE" w:bidi="ar_AE"/>
+        </w:rPr>
+        <w:t>تكوين 22:2</w:t>
+      </w:r>
       <w:r>
         <w:rPr>
           <w:rtl/>
@@ -1594,20 +1504,14 @@
         </w:rPr>
         <w:t>)، وربطت التقاليد جبل الهيكل بالمكان الذي وفر الرب فيه الكبش لإبراهيم (</w:t>
       </w:r>
-      <w:hyperlink r:id="rId28">
-        <w:r>
-          <w:rPr>
-            <w:rtl/>
-            <w:cs/>
-            <w:lang w:val="ar_AE" w:bidi="ar_AE"/>
-          </w:rPr>
-          <w:rPr>
-            <w:color w:val="0000EE"/>
-            <w:u w:val="single"/>
-          </w:rPr>
-          <w:t>تكوين 22:14</w:t>
-        </w:r>
-      </w:hyperlink>
+      <w:r>
+        <w:rPr>
+          <w:rtl/>
+          <w:cs/>
+          <w:lang w:val="ar_AE" w:bidi="ar_AE"/>
+        </w:rPr>
+        <w:t>تكوين 22:14</w:t>
+      </w:r>
       <w:r>
         <w:rPr>
           <w:rtl/>
@@ -1683,20 +1587,14 @@
         </w:rPr>
         <w:t xml:space="preserve">على الرغم من أن الهيكل هو الموضوع المحوري في فترة حكم سليمان في سفر أخبار الأيام، إلا أن التفاصيل الفعلية للمعمار والأثاث تحظى باهتمام أقل جدًا مما هو موجود في سفر الملوك (مثل، </w:t>
       </w:r>
-      <w:hyperlink r:id="rId29">
-        <w:r>
-          <w:rPr>
-            <w:rtl/>
-            <w:cs/>
-            <w:lang w:val="ar_AE" w:bidi="ar_AE"/>
-          </w:rPr>
-          <w:rPr>
-            <w:color w:val="0000EE"/>
-            <w:u w:val="single"/>
-          </w:rPr>
-          <w:t>1 ملوك 6:2–10</w:t>
-        </w:r>
-      </w:hyperlink>
+      <w:r>
+        <w:rPr>
+          <w:rtl/>
+          <w:cs/>
+          <w:lang w:val="ar_AE" w:bidi="ar_AE"/>
+        </w:rPr>
+        <w:t>1 ملوك 6:2–10</w:t>
+      </w:r>
       <w:r>
         <w:rPr>
           <w:rtl/>
@@ -1772,20 +1670,14 @@
         </w:rPr>
         <w:t>يؤرخ سفر الملوك بداية بناء الهيكل من منطلق الخروج من مصر (</w:t>
       </w:r>
-      <w:hyperlink r:id="rId30">
-        <w:r>
-          <w:rPr>
-            <w:rtl/>
-            <w:cs/>
-            <w:lang w:val="ar_AE" w:bidi="ar_AE"/>
-          </w:rPr>
-          <w:rPr>
-            <w:color w:val="0000EE"/>
-            <w:u w:val="single"/>
-          </w:rPr>
-          <w:t>1 ملوك 6:1</w:t>
-        </w:r>
-      </w:hyperlink>
+      <w:r>
+        <w:rPr>
+          <w:rtl/>
+          <w:cs/>
+          <w:lang w:val="ar_AE" w:bidi="ar_AE"/>
+        </w:rPr>
+        <w:t>1 ملوك 6:1</w:t>
+      </w:r>
       <w:r>
         <w:rPr>
           <w:rtl/>
@@ -1861,20 +1753,14 @@
         </w:rPr>
         <w:t xml:space="preserve">اكتمل الجزء الداخلي من الهيكل باستخدام مواد باهظة الثمن (انظر </w:t>
       </w:r>
-      <w:hyperlink r:id="rId31">
-        <w:r>
-          <w:rPr>
-            <w:rtl/>
-            <w:cs/>
-            <w:lang w:val="ar_AE" w:bidi="ar_AE"/>
-          </w:rPr>
-          <w:rPr>
-            <w:color w:val="0000EE"/>
-            <w:u w:val="single"/>
-          </w:rPr>
-          <w:t>1 ملوك 6:15–18</w:t>
-        </w:r>
-      </w:hyperlink>
+      <w:r>
+        <w:rPr>
+          <w:rtl/>
+          <w:cs/>
+          <w:lang w:val="ar_AE" w:bidi="ar_AE"/>
+        </w:rPr>
+        <w:t>1 ملوك 6:15–18</w:t>
+      </w:r>
       <w:r>
         <w:rPr>
           <w:rtl/>
@@ -1883,20 +1769,14 @@
         </w:rPr>
         <w:t xml:space="preserve">، </w:t>
       </w:r>
-      <w:hyperlink r:id="rId32">
-        <w:r>
-          <w:rPr>
-            <w:rtl/>
-            <w:cs/>
-            <w:lang w:val="ar_AE" w:bidi="ar_AE"/>
-          </w:rPr>
-          <w:rPr>
-            <w:color w:val="0000EE"/>
-            <w:u w:val="single"/>
-          </w:rPr>
-          <w:t>29</w:t>
-        </w:r>
-      </w:hyperlink>
+      <w:r>
+        <w:rPr>
+          <w:rtl/>
+          <w:cs/>
+          <w:lang w:val="ar_AE" w:bidi="ar_AE"/>
+        </w:rPr>
+        <w:t>29</w:t>
+      </w:r>
       <w:r>
         <w:rPr>
           <w:rtl/>
@@ -2224,20 +2104,14 @@
         </w:rPr>
         <w:t xml:space="preserve">كان العمودين الموضوعين في رواق الهيكل مصنوعين من البرونز ومزينة بزخارف (قارن </w:t>
       </w:r>
-      <w:hyperlink r:id="rId33">
-        <w:r>
-          <w:rPr>
-            <w:rtl/>
-            <w:cs/>
-            <w:lang w:val="ar_AE" w:bidi="ar_AE"/>
-          </w:rPr>
-          <w:rPr>
-            <w:color w:val="0000EE"/>
-            <w:u w:val="single"/>
-          </w:rPr>
-          <w:t>1 ملوك 7:15–22</w:t>
-        </w:r>
-      </w:hyperlink>
+      <w:r>
+        <w:rPr>
+          <w:rtl/>
+          <w:cs/>
+          <w:lang w:val="ar_AE" w:bidi="ar_AE"/>
+        </w:rPr>
+        <w:t>1 ملوك 7:15–22</w:t>
+      </w:r>
       <w:r>
         <w:rPr>
           <w:rtl/>
@@ -2313,20 +2187,14 @@
         </w:rPr>
         <w:t xml:space="preserve">قد يشير ياكين (الذي تعني "هو يُثبت") إلى وعد الله بشأن المملكة (انظر </w:t>
       </w:r>
-      <w:hyperlink r:id="rId34">
-        <w:r>
-          <w:rPr>
-            <w:rtl/>
-            <w:cs/>
-            <w:lang w:val="ar_AE" w:bidi="ar_AE"/>
-          </w:rPr>
-          <w:rPr>
-            <w:color w:val="0000EE"/>
-            <w:u w:val="single"/>
-          </w:rPr>
-          <w:t>1 أخبار 17:7–14</w:t>
-        </w:r>
-      </w:hyperlink>
+      <w:r>
+        <w:rPr>
+          <w:rtl/>
+          <w:cs/>
+          <w:lang w:val="ar_AE" w:bidi="ar_AE"/>
+        </w:rPr>
+        <w:t>1 أخبار 17:7–14</w:t>
+      </w:r>
       <w:r>
         <w:rPr>
           <w:rtl/>
@@ -2335,20 +2203,14 @@
         </w:rPr>
         <w:t>). قد يكون بوعز (الذي يعني "فيه قوة") تعبيرًا عن الثقة في الله. تشير النقوش المذهبة للكرّوبيم والنخيل والزهور التي تزين الأبواب والجدران في الهيكل إلى أن الأعمدة كانت مرتبطة بشجرة الحياة (</w:t>
       </w:r>
-      <w:hyperlink r:id="rId35">
-        <w:r>
-          <w:rPr>
-            <w:rtl/>
-            <w:cs/>
-            <w:lang w:val="ar_AE" w:bidi="ar_AE"/>
-          </w:rPr>
-          <w:rPr>
-            <w:color w:val="0000EE"/>
-            <w:u w:val="single"/>
-          </w:rPr>
-          <w:t>تكوين 2:9</w:t>
-        </w:r>
-      </w:hyperlink>
+      <w:r>
+        <w:rPr>
+          <w:rtl/>
+          <w:cs/>
+          <w:lang w:val="ar_AE" w:bidi="ar_AE"/>
+        </w:rPr>
+        <w:t>تكوين 2:9</w:t>
+      </w:r>
       <w:r>
         <w:rPr>
           <w:rtl/>
@@ -2424,20 +2286,14 @@
         </w:rPr>
         <w:t xml:space="preserve">كان الهيكل (بيت الله) يُصور عدن (جنة الله) (انظر </w:t>
       </w:r>
-      <w:hyperlink r:id="rId36">
-        <w:r>
-          <w:rPr>
-            <w:rtl/>
-            <w:cs/>
-            <w:lang w:val="ar_AE" w:bidi="ar_AE"/>
-          </w:rPr>
-          <w:rPr>
-            <w:color w:val="0000EE"/>
-            <w:u w:val="single"/>
-          </w:rPr>
-          <w:t>إشعياء 51:3</w:t>
-        </w:r>
-      </w:hyperlink>
+      <w:r>
+        <w:rPr>
+          <w:rtl/>
+          <w:cs/>
+          <w:lang w:val="ar_AE" w:bidi="ar_AE"/>
+        </w:rPr>
+        <w:t>إشعياء 51:3</w:t>
+      </w:r>
       <w:r>
         <w:rPr>
           <w:rtl/>
@@ -2446,20 +2302,14 @@
         </w:rPr>
         <w:t>). البحر الضخم الذي استقر على ظهور اثني عشر ثورًا برونزيًا كان يرمز إما إلى مياه ما قبل الخلق الكونية أو إلى مياه الحياة التي تنبع من جنة عدن. القوى الإلهية تسيطر على مياه الفوضى (</w:t>
       </w:r>
-      <w:hyperlink r:id="rId37">
-        <w:r>
-          <w:rPr>
-            <w:rtl/>
-            <w:cs/>
-            <w:lang w:val="ar_AE" w:bidi="ar_AE"/>
-          </w:rPr>
-          <w:rPr>
-            <w:color w:val="0000EE"/>
-            <w:u w:val="single"/>
-          </w:rPr>
-          <w:t>تكوين 1:2</w:t>
-        </w:r>
-      </w:hyperlink>
+      <w:r>
+        <w:rPr>
+          <w:rtl/>
+          <w:cs/>
+          <w:lang w:val="ar_AE" w:bidi="ar_AE"/>
+        </w:rPr>
+        <w:t>تكوين 1:2</w:t>
+      </w:r>
       <w:r>
         <w:rPr>
           <w:rtl/>
@@ -2468,20 +2318,14 @@
         </w:rPr>
         <w:t xml:space="preserve">) لتوفير التغذية المانحة للحياة للنباتات والحيوانات والبشر (انظر </w:t>
       </w:r>
-      <w:hyperlink r:id="rId38">
-        <w:r>
-          <w:rPr>
-            <w:rtl/>
-            <w:cs/>
-            <w:lang w:val="ar_AE" w:bidi="ar_AE"/>
-          </w:rPr>
-          <w:rPr>
-            <w:color w:val="0000EE"/>
-            <w:u w:val="single"/>
-          </w:rPr>
-          <w:t>رؤيا 21:1</w:t>
-        </w:r>
-      </w:hyperlink>
+      <w:r>
+        <w:rPr>
+          <w:rtl/>
+          <w:cs/>
+          <w:lang w:val="ar_AE" w:bidi="ar_AE"/>
+        </w:rPr>
+        <w:t>رؤيا 21:1</w:t>
+      </w:r>
       <w:r>
         <w:rPr>
           <w:rtl/>
@@ -2557,20 +2401,14 @@
         </w:rPr>
         <w:t xml:space="preserve">كان البحر يؤدي نفس الغرض مثل حوض الغسيل البرونزي في خيمة الاجتماع (انظر </w:t>
       </w:r>
-      <w:hyperlink r:id="rId39">
-        <w:r>
-          <w:rPr>
-            <w:rtl/>
-            <w:cs/>
-            <w:lang w:val="ar_AE" w:bidi="ar_AE"/>
-          </w:rPr>
-          <w:rPr>
-            <w:color w:val="0000EE"/>
-            <w:u w:val="single"/>
-          </w:rPr>
-          <w:t>خروج 30:18–19</w:t>
-        </w:r>
-      </w:hyperlink>
+      <w:r>
+        <w:rPr>
+          <w:rtl/>
+          <w:cs/>
+          <w:lang w:val="ar_AE" w:bidi="ar_AE"/>
+        </w:rPr>
+        <w:t>خروج 30:18–19</w:t>
+      </w:r>
       <w:r>
         <w:rPr>
           <w:rtl/>
@@ -2646,20 +2484,14 @@
         </w:rPr>
         <w:t xml:space="preserve">ربما كانت الأضواء السبعة لكل من المنارات الذهبية العشر تمثل الثريا، وهي مجموعة من النجوم يرمز إليها بسبع نقاط في بلاد ما بين النهرين القديمة (انظر </w:t>
       </w:r>
-      <w:hyperlink r:id="rId40">
-        <w:r>
-          <w:rPr>
-            <w:rtl/>
-            <w:cs/>
-            <w:lang w:val="ar_AE" w:bidi="ar_AE"/>
-          </w:rPr>
-          <w:rPr>
-            <w:color w:val="0000EE"/>
-            <w:u w:val="single"/>
-          </w:rPr>
-          <w:t>أيّوب 9:9</w:t>
-        </w:r>
-      </w:hyperlink>
+      <w:r>
+        <w:rPr>
+          <w:rtl/>
+          <w:cs/>
+          <w:lang w:val="ar_AE" w:bidi="ar_AE"/>
+        </w:rPr>
+        <w:t>أيّوب 9:9</w:t>
+      </w:r>
       <w:r>
         <w:rPr>
           <w:rtl/>
@@ -2668,20 +2500,14 @@
         </w:rPr>
         <w:t xml:space="preserve">؛ </w:t>
       </w:r>
-      <w:hyperlink r:id="rId41">
-        <w:r>
-          <w:rPr>
-            <w:rtl/>
-            <w:cs/>
-            <w:lang w:val="ar_AE" w:bidi="ar_AE"/>
-          </w:rPr>
-          <w:rPr>
-            <w:color w:val="0000EE"/>
-            <w:u w:val="single"/>
-          </w:rPr>
-          <w:t>38:31</w:t>
-        </w:r>
-      </w:hyperlink>
+      <w:r>
+        <w:rPr>
+          <w:rtl/>
+          <w:cs/>
+          <w:lang w:val="ar_AE" w:bidi="ar_AE"/>
+        </w:rPr>
+        <w:t>38:31</w:t>
+      </w:r>
       <w:r>
         <w:rPr>
           <w:rtl/>
@@ -2690,20 +2516,14 @@
         </w:rPr>
         <w:t xml:space="preserve">؛ </w:t>
       </w:r>
-      <w:hyperlink r:id="rId42">
-        <w:r>
-          <w:rPr>
-            <w:rtl/>
-            <w:cs/>
-            <w:lang w:val="ar_AE" w:bidi="ar_AE"/>
-          </w:rPr>
-          <w:rPr>
-            <w:color w:val="0000EE"/>
-            <w:u w:val="single"/>
-          </w:rPr>
-          <w:t>عاموس 5:8</w:t>
-        </w:r>
-      </w:hyperlink>
+      <w:r>
+        <w:rPr>
+          <w:rtl/>
+          <w:cs/>
+          <w:lang w:val="ar_AE" w:bidi="ar_AE"/>
+        </w:rPr>
+        <w:t>عاموس 5:8</w:t>
+      </w:r>
       <w:r>
         <w:rPr>
           <w:rtl/>
@@ -2779,20 +2599,14 @@
         </w:rPr>
         <w:t xml:space="preserve">انظر </w:t>
       </w:r>
-      <w:hyperlink r:id="rId43">
-        <w:r>
-          <w:rPr>
-            <w:rtl/>
-            <w:cs/>
-            <w:lang w:val="ar_AE" w:bidi="ar_AE"/>
-          </w:rPr>
-          <w:rPr>
-            <w:color w:val="0000EE"/>
-            <w:u w:val="single"/>
-          </w:rPr>
-          <w:t>1 ملوك 7:40ب-47</w:t>
-        </w:r>
-      </w:hyperlink>
+      <w:r>
+        <w:rPr>
+          <w:rtl/>
+          <w:cs/>
+          <w:lang w:val="ar_AE" w:bidi="ar_AE"/>
+        </w:rPr>
+        <w:t>1 ملوك 7:40ب-47</w:t>
+      </w:r>
       <w:r>
         <w:rPr>
           <w:rtl/>
@@ -2868,20 +2682,14 @@
         </w:rPr>
         <w:t>كان خبز الوجوه يرمز إلى تسديد الله إحتياجات شعبه. كان يُوضع أمام الله على المائدة (</w:t>
       </w:r>
-      <w:hyperlink r:id="rId44">
-        <w:r>
-          <w:rPr>
-            <w:rtl/>
-            <w:cs/>
-            <w:lang w:val="ar_AE" w:bidi="ar_AE"/>
-          </w:rPr>
-          <w:rPr>
-            <w:color w:val="0000EE"/>
-            <w:u w:val="single"/>
-          </w:rPr>
-          <w:t>4:8</w:t>
-        </w:r>
-      </w:hyperlink>
+      <w:r>
+        <w:rPr>
+          <w:rtl/>
+          <w:cs/>
+          <w:lang w:val="ar_AE" w:bidi="ar_AE"/>
+        </w:rPr>
+        <w:t>4:8</w:t>
+      </w:r>
       <w:r>
         <w:rPr>
           <w:rtl/>
@@ -2890,20 +2698,14 @@
         </w:rPr>
         <w:t>) تقدمةً، مما يدل أنه لله وأن تسديد احتياجات شعب إسرائيل تأتي من "مائدة" الله. كان الكهنة يتناولون بعض الخبز (</w:t>
       </w:r>
-      <w:hyperlink r:id="rId45">
-        <w:r>
-          <w:rPr>
-            <w:rtl/>
-            <w:cs/>
-            <w:lang w:val="ar_AE" w:bidi="ar_AE"/>
-          </w:rPr>
-          <w:rPr>
-            <w:color w:val="0000EE"/>
-            <w:u w:val="single"/>
-          </w:rPr>
-          <w:t>لاويين 24:5–9</w:t>
-        </w:r>
-      </w:hyperlink>
+      <w:r>
+        <w:rPr>
+          <w:rtl/>
+          <w:cs/>
+          <w:lang w:val="ar_AE" w:bidi="ar_AE"/>
+        </w:rPr>
+        <w:t>لاويين 24:5–9</w:t>
+      </w:r>
       <w:r>
         <w:rPr>
           <w:rtl/>
@@ -2912,20 +2714,14 @@
         </w:rPr>
         <w:t xml:space="preserve">)، ويُحرق الباقي؛ وكانت هذه الوجبة ترمز إلى وجبة الشركة للعهد بين الله وشعبه (انظر </w:t>
       </w:r>
-      <w:hyperlink r:id="rId46">
-        <w:r>
-          <w:rPr>
-            <w:rtl/>
-            <w:cs/>
-            <w:lang w:val="ar_AE" w:bidi="ar_AE"/>
-          </w:rPr>
-          <w:rPr>
-            <w:color w:val="0000EE"/>
-            <w:u w:val="single"/>
-          </w:rPr>
-          <w:t>خروج 24:9–11</w:t>
-        </w:r>
-      </w:hyperlink>
+      <w:r>
+        <w:rPr>
+          <w:rtl/>
+          <w:cs/>
+          <w:lang w:val="ar_AE" w:bidi="ar_AE"/>
+        </w:rPr>
+        <w:t>خروج 24:9–11</w:t>
+      </w:r>
       <w:r>
         <w:rPr>
           <w:rtl/>
@@ -3001,20 +2797,14 @@
         </w:rPr>
         <w:t xml:space="preserve">تختتم هذه الآية القسم المتعلق بمفروشات الهيكل، وتتبع </w:t>
       </w:r>
-      <w:hyperlink r:id="rId47">
-        <w:r>
-          <w:rPr>
-            <w:rtl/>
-            <w:cs/>
-            <w:lang w:val="ar_AE" w:bidi="ar_AE"/>
-          </w:rPr>
-          <w:rPr>
-            <w:color w:val="0000EE"/>
-            <w:u w:val="single"/>
-          </w:rPr>
-          <w:t>1 ملوك 7:51</w:t>
-        </w:r>
-      </w:hyperlink>
+      <w:r>
+        <w:rPr>
+          <w:rtl/>
+          <w:cs/>
+          <w:lang w:val="ar_AE" w:bidi="ar_AE"/>
+        </w:rPr>
+        <w:t>1 ملوك 7:51</w:t>
+      </w:r>
       <w:r>
         <w:rPr>
           <w:rtl/>
@@ -3023,20 +2813,14 @@
         </w:rPr>
         <w:t xml:space="preserve"> بشكل حرفي تقريبًا. • العطايا التي كرسها أبيه داود: تمامًا كما ذهبت الغنائم المأخوذة من مصر إلى بناء خيمة الاجتماع، بُني الهيكل بالغنائم المأخوذة من أعداء إسرائيل. صور الأنبياء الغنائم المأخوذة من الأمم الأخرى في كثير من الأحيان على أنها تحت تصرف إسرائيل (انظر </w:t>
       </w:r>
-      <w:hyperlink r:id="rId48">
-        <w:r>
-          <w:rPr>
-            <w:rtl/>
-            <w:cs/>
-            <w:lang w:val="ar_AE" w:bidi="ar_AE"/>
-          </w:rPr>
-          <w:rPr>
-            <w:color w:val="0000EE"/>
-            <w:u w:val="single"/>
-          </w:rPr>
-          <w:t>إشعياء 60:10–14</w:t>
-        </w:r>
-      </w:hyperlink>
+      <w:r>
+        <w:rPr>
+          <w:rtl/>
+          <w:cs/>
+          <w:lang w:val="ar_AE" w:bidi="ar_AE"/>
+        </w:rPr>
+        <w:t>إشعياء 60:10–14</w:t>
+      </w:r>
       <w:r>
         <w:rPr>
           <w:rtl/>
@@ -3045,20 +2829,14 @@
         </w:rPr>
         <w:t xml:space="preserve">؛ </w:t>
       </w:r>
-      <w:hyperlink r:id="rId49">
-        <w:r>
-          <w:rPr>
-            <w:rtl/>
-            <w:cs/>
-            <w:lang w:val="ar_AE" w:bidi="ar_AE"/>
-          </w:rPr>
-          <w:rPr>
-            <w:color w:val="0000EE"/>
-            <w:u w:val="single"/>
-          </w:rPr>
-          <w:t>زكريا 14:14</w:t>
-        </w:r>
-      </w:hyperlink>
+      <w:r>
+        <w:rPr>
+          <w:rtl/>
+          <w:cs/>
+          <w:lang w:val="ar_AE" w:bidi="ar_AE"/>
+        </w:rPr>
+        <w:t>زكريا 14:14</w:t>
+      </w:r>
       <w:r>
         <w:rPr>
           <w:rtl/>
@@ -3134,20 +2912,14 @@
         </w:rPr>
         <w:t>تم تكريس الهيكل خلال عيد المظال الذي يُقام في أوائل الخريف. هذا العيد، الذي يستمر سبعة أيام، يتطلب الحج إلى المكان المركزي للعبادة (</w:t>
       </w:r>
-      <w:hyperlink r:id="rId50">
-        <w:r>
-          <w:rPr>
-            <w:rtl/>
-            <w:cs/>
-            <w:lang w:val="ar_AE" w:bidi="ar_AE"/>
-          </w:rPr>
-          <w:rPr>
-            <w:color w:val="0000EE"/>
-            <w:u w:val="single"/>
-          </w:rPr>
-          <w:t>تثنية 16:13–15</w:t>
-        </w:r>
-      </w:hyperlink>
+      <w:r>
+        <w:rPr>
+          <w:rtl/>
+          <w:cs/>
+          <w:lang w:val="ar_AE" w:bidi="ar_AE"/>
+        </w:rPr>
+        <w:t>تثنية 16:13–15</w:t>
+      </w:r>
       <w:r>
         <w:rPr>
           <w:rtl/>
@@ -3223,20 +2995,14 @@
         </w:rPr>
         <w:t xml:space="preserve">"خيمة الاجتماع" هو الاسم المستخدم في سفر الخروج للإشارة إلى وظيفة خيمة الاجتماع (مثال، </w:t>
       </w:r>
-      <w:hyperlink r:id="rId51">
-        <w:r>
-          <w:rPr>
-            <w:rtl/>
-            <w:cs/>
-            <w:lang w:val="ar_AE" w:bidi="ar_AE"/>
-          </w:rPr>
-          <w:rPr>
-            <w:color w:val="0000EE"/>
-            <w:u w:val="single"/>
-          </w:rPr>
-          <w:t>خروج 33:7</w:t>
-        </w:r>
-      </w:hyperlink>
+      <w:r>
+        <w:rPr>
+          <w:rtl/>
+          <w:cs/>
+          <w:lang w:val="ar_AE" w:bidi="ar_AE"/>
+        </w:rPr>
+        <w:t>خروج 33:7</w:t>
+      </w:r>
       <w:r>
         <w:rPr>
           <w:rtl/>
@@ -3245,20 +3011,14 @@
         </w:rPr>
         <w:t>). كانت خيمة الاجتماع مكان سكنى الحضور الإلهي (</w:t>
       </w:r>
-      <w:hyperlink r:id="rId52">
-        <w:r>
-          <w:rPr>
-            <w:rtl/>
-            <w:cs/>
-            <w:lang w:val="ar_AE" w:bidi="ar_AE"/>
-          </w:rPr>
-          <w:rPr>
-            <w:color w:val="0000EE"/>
-            <w:u w:val="single"/>
-          </w:rPr>
-          <w:t>خروج 25:8–9</w:t>
-        </w:r>
-      </w:hyperlink>
+      <w:r>
+        <w:rPr>
+          <w:rtl/>
+          <w:cs/>
+          <w:lang w:val="ar_AE" w:bidi="ar_AE"/>
+        </w:rPr>
+        <w:t>خروج 25:8–9</w:t>
+      </w:r>
       <w:r>
         <w:rPr>
           <w:rtl/>
@@ -3501,20 +3261,14 @@
         </w:rPr>
         <w:t xml:space="preserve">كان تابوت العهد يحتوي فقط على لوحي الشريعة (انظر </w:t>
       </w:r>
-      <w:hyperlink r:id="rId53">
-        <w:r>
-          <w:rPr>
-            <w:rtl/>
-            <w:cs/>
-            <w:lang w:val="ar_AE" w:bidi="ar_AE"/>
-          </w:rPr>
-          <w:rPr>
-            <w:color w:val="0000EE"/>
-            <w:u w:val="single"/>
-          </w:rPr>
-          <w:t>خروج ٢٥: ٢١</w:t>
-        </w:r>
-      </w:hyperlink>
+      <w:r>
+        <w:rPr>
+          <w:rtl/>
+          <w:cs/>
+          <w:lang w:val="ar_AE" w:bidi="ar_AE"/>
+        </w:rPr>
+        <w:t>خروج ٢٥: ٢١</w:t>
+      </w:r>
       <w:r>
         <w:rPr>
           <w:rtl/>
@@ -3523,20 +3277,14 @@
         </w:rPr>
         <w:t xml:space="preserve">؛ </w:t>
       </w:r>
-      <w:hyperlink r:id="rId54">
-        <w:r>
-          <w:rPr>
-            <w:rtl/>
-            <w:cs/>
-            <w:lang w:val="ar_AE" w:bidi="ar_AE"/>
-          </w:rPr>
-          <w:rPr>
-            <w:color w:val="0000EE"/>
-            <w:u w:val="single"/>
-          </w:rPr>
-          <w:t>تثنية ١٠: ٥</w:t>
-        </w:r>
-      </w:hyperlink>
+      <w:r>
+        <w:rPr>
+          <w:rtl/>
+          <w:cs/>
+          <w:lang w:val="ar_AE" w:bidi="ar_AE"/>
+        </w:rPr>
+        <w:t>تثنية ١٠: ٥</w:t>
+      </w:r>
       <w:r>
         <w:rPr>
           <w:rtl/>
@@ -3545,20 +3293,14 @@
         </w:rPr>
         <w:t>). ويبدو أن قدر المن الذي وضعه هارون في تابوت العهد (</w:t>
       </w:r>
-      <w:hyperlink r:id="rId55">
-        <w:r>
-          <w:rPr>
-            <w:rtl/>
-            <w:cs/>
-            <w:lang w:val="ar_AE" w:bidi="ar_AE"/>
-          </w:rPr>
-          <w:rPr>
-            <w:color w:val="0000EE"/>
-            <w:u w:val="single"/>
-          </w:rPr>
-          <w:t>خروج ١٦: ٣٣–٣٤</w:t>
-        </w:r>
-      </w:hyperlink>
+      <w:r>
+        <w:rPr>
+          <w:rtl/>
+          <w:cs/>
+          <w:lang w:val="ar_AE" w:bidi="ar_AE"/>
+        </w:rPr>
+        <w:t>خروج ١٦: ٣٣–٣٤</w:t>
+      </w:r>
       <w:r>
         <w:rPr>
           <w:rtl/>
@@ -3634,20 +3376,14 @@
         </w:rPr>
         <w:t>يصف كاتب السفر تكريس الهيكل بوصف مفصل لاحتفال عظيم. ويذكر الأوامر الثلاث المحددة للمغنين وكل أقاربهم. يبدو أن الـ 120 عازف بوق شملوا خمسة كهنة من كل من الأقسام الـ 24 (</w:t>
       </w:r>
-      <w:hyperlink r:id="rId56">
-        <w:r>
-          <w:rPr>
-            <w:rtl/>
-            <w:cs/>
-            <w:lang w:val="ar_AE" w:bidi="ar_AE"/>
-          </w:rPr>
-          <w:rPr>
-            <w:color w:val="0000EE"/>
-            <w:u w:val="single"/>
-          </w:rPr>
-          <w:t>1 أخبار 24:3–19</w:t>
-        </w:r>
-      </w:hyperlink>
+      <w:r>
+        <w:rPr>
+          <w:rtl/>
+          <w:cs/>
+          <w:lang w:val="ar_AE" w:bidi="ar_AE"/>
+        </w:rPr>
+        <w:t>1 أخبار 24:3–19</w:t>
+      </w:r>
       <w:r>
         <w:rPr>
           <w:rtl/>
@@ -3824,20 +3560,14 @@
         </w:rPr>
         <w:t xml:space="preserve">بلغ تاريخ إسرائيل بصفتهم شعب الله والذي بدأ بالخروج ذروته عندما اختار الله داود ليكون ملكًا، واختار أورشليم لتكون عاصمته. كانت المدينة والسلالة الملكية كلاهما جوانب من وعد الله لداود (انظر </w:t>
       </w:r>
-      <w:hyperlink r:id="rId57">
-        <w:r>
-          <w:rPr>
-            <w:rtl/>
-            <w:cs/>
-            <w:lang w:val="ar_AE" w:bidi="ar_AE"/>
-          </w:rPr>
-          <w:rPr>
-            <w:color w:val="0000EE"/>
-            <w:u w:val="single"/>
-          </w:rPr>
-          <w:t>1 أخ 28:4</w:t>
-        </w:r>
-      </w:hyperlink>
+      <w:r>
+        <w:rPr>
+          <w:rtl/>
+          <w:cs/>
+          <w:lang w:val="ar_AE" w:bidi="ar_AE"/>
+        </w:rPr>
+        <w:t>1 أخ 28:4</w:t>
+      </w:r>
       <w:r>
         <w:rPr>
           <w:rtl/>
@@ -3846,20 +3576,14 @@
         </w:rPr>
         <w:t xml:space="preserve">؛ قارن مع </w:t>
       </w:r>
-      <w:hyperlink r:id="rId58">
-        <w:r>
-          <w:rPr>
-            <w:rtl/>
-            <w:cs/>
-            <w:lang w:val="ar_AE" w:bidi="ar_AE"/>
-          </w:rPr>
-          <w:rPr>
-            <w:color w:val="0000EE"/>
-            <w:u w:val="single"/>
-          </w:rPr>
-          <w:t>2 صم 7:8–17</w:t>
-        </w:r>
-      </w:hyperlink>
+      <w:r>
+        <w:rPr>
+          <w:rtl/>
+          <w:cs/>
+          <w:lang w:val="ar_AE" w:bidi="ar_AE"/>
+        </w:rPr>
+        <w:t>2 صم 7:8–17</w:t>
+      </w:r>
       <w:r>
         <w:rPr>
           <w:rtl/>
@@ -3868,20 +3592,14 @@
         </w:rPr>
         <w:t xml:space="preserve">؛ </w:t>
       </w:r>
-      <w:hyperlink r:id="rId59">
-        <w:r>
-          <w:rPr>
-            <w:rtl/>
-            <w:cs/>
-            <w:lang w:val="ar_AE" w:bidi="ar_AE"/>
-          </w:rPr>
-          <w:rPr>
-            <w:color w:val="0000EE"/>
-            <w:u w:val="single"/>
-          </w:rPr>
-          <w:t>مز 2:6–7</w:t>
-        </w:r>
-      </w:hyperlink>
+      <w:r>
+        <w:rPr>
+          <w:rtl/>
+          <w:cs/>
+          <w:lang w:val="ar_AE" w:bidi="ar_AE"/>
+        </w:rPr>
+        <w:t>مز 2:6–7</w:t>
+      </w:r>
       <w:r>
         <w:rPr>
           <w:rtl/>
@@ -4049,20 +3767,14 @@
         </w:rPr>
         <w:t xml:space="preserve">: يمكن اعتبار كل الخليقة بمثابة الهيكل الحقيقي لله —قصر الملك ذا الطبيعة الإلهية (انظر </w:t>
       </w:r>
-      <w:hyperlink r:id="rId60">
-        <w:r>
-          <w:rPr>
-            <w:rtl/>
-            <w:cs/>
-            <w:lang w:val="ar_AE" w:bidi="ar_AE"/>
-          </w:rPr>
-          <w:rPr>
-            <w:color w:val="0000EE"/>
-            <w:u w:val="single"/>
-          </w:rPr>
-          <w:t>إشعياء 66:1–2</w:t>
-        </w:r>
-      </w:hyperlink>
+      <w:r>
+        <w:rPr>
+          <w:rtl/>
+          <w:cs/>
+          <w:lang w:val="ar_AE" w:bidi="ar_AE"/>
+        </w:rPr>
+        <w:t>إشعياء 66:1–2</w:t>
+      </w:r>
       <w:r>
         <w:rPr>
           <w:rtl/>
@@ -4138,20 +3850,14 @@
         </w:rPr>
         <w:t>في عهده مع إسرائيل، وضع الرب البركات والحياة كنتائج للطاعة، واللعنات والموت كنتائج للعصيان (</w:t>
       </w:r>
-      <w:hyperlink r:id="rId61">
-        <w:r>
-          <w:rPr>
-            <w:rtl/>
-            <w:cs/>
-            <w:lang w:val="ar_AE" w:bidi="ar_AE"/>
-          </w:rPr>
-          <w:rPr>
-            <w:color w:val="0000EE"/>
-            <w:u w:val="single"/>
-          </w:rPr>
-          <w:t>تثنية 27:11–28:68</w:t>
-        </w:r>
-      </w:hyperlink>
+      <w:r>
+        <w:rPr>
+          <w:rtl/>
+          <w:cs/>
+          <w:lang w:val="ar_AE" w:bidi="ar_AE"/>
+        </w:rPr>
+        <w:t>تثنية 27:11–28:68</w:t>
+      </w:r>
       <w:r>
         <w:rPr>
           <w:rtl/>
@@ -4160,20 +3866,14 @@
         </w:rPr>
         <w:t xml:space="preserve">؛ </w:t>
       </w:r>
-      <w:hyperlink r:id="rId62">
-        <w:r>
-          <w:rPr>
-            <w:rtl/>
-            <w:cs/>
-            <w:lang w:val="ar_AE" w:bidi="ar_AE"/>
-          </w:rPr>
-          <w:rPr>
-            <w:color w:val="0000EE"/>
-            <w:u w:val="single"/>
-          </w:rPr>
-          <w:t>30:15–18</w:t>
-        </w:r>
-      </w:hyperlink>
+      <w:r>
+        <w:rPr>
+          <w:rtl/>
+          <w:cs/>
+          <w:lang w:val="ar_AE" w:bidi="ar_AE"/>
+        </w:rPr>
+        <w:t>30:15–18</w:t>
+      </w:r>
       <w:r>
         <w:rPr>
           <w:rtl/>
@@ -4249,20 +3949,14 @@
         </w:rPr>
         <w:t>التضرع الأول: طلب سليمان أن تسود العدالة في الحالات التي يصعب فيها تحديد الذنب أو البراءة بوضوح. كما هو حال السرقة (</w:t>
       </w:r>
-      <w:hyperlink r:id="rId63">
-        <w:r>
-          <w:rPr>
-            <w:rtl/>
-            <w:cs/>
-            <w:lang w:val="ar_AE" w:bidi="ar_AE"/>
-          </w:rPr>
-          <w:rPr>
-            <w:color w:val="0000EE"/>
-            <w:u w:val="single"/>
-          </w:rPr>
-          <w:t>خروج 22:7–9</w:t>
-        </w:r>
-      </w:hyperlink>
+      <w:r>
+        <w:rPr>
+          <w:rtl/>
+          <w:cs/>
+          <w:lang w:val="ar_AE" w:bidi="ar_AE"/>
+        </w:rPr>
+        <w:t>خروج 22:7–9</w:t>
+      </w:r>
       <w:r>
         <w:rPr>
           <w:rtl/>
@@ -4539,20 +4233,14 @@
         </w:rPr>
         <w:t>التضرع الخامس: عبّر سليمان عن قلقه بشأن أولئك الذين من الأمم الأخرى الذين انضموا طوعًا إلى جماعة العهد عندما شهدوا بركات الله على الذين أطاعوه (</w:t>
       </w:r>
-      <w:hyperlink r:id="rId64">
-        <w:r>
-          <w:rPr>
-            <w:rtl/>
-            <w:cs/>
-            <w:lang w:val="ar_AE" w:bidi="ar_AE"/>
-          </w:rPr>
-          <w:rPr>
-            <w:color w:val="0000EE"/>
-            <w:u w:val="single"/>
-          </w:rPr>
-          <w:t>تثنية 4:6–8</w:t>
-        </w:r>
-      </w:hyperlink>
+      <w:r>
+        <w:rPr>
+          <w:rtl/>
+          <w:cs/>
+          <w:lang w:val="ar_AE" w:bidi="ar_AE"/>
+        </w:rPr>
+        <w:t>تثنية 4:6–8</w:t>
+      </w:r>
       <w:r>
         <w:rPr>
           <w:rtl/>
@@ -4712,20 +4400,14 @@
         </w:rPr>
         <w:t>التضرع السابع: يظهر بوضوح قلق سليمان النبوي بشأن احتمال سبي إسرائيل، في التضرع الأخير من صلاته. شهد تاريخ إسرائيل العديد من حالات السبي، ولكن التدمير الكامل لأورشليم وهيكلها كان من أكبر التحديات للإيمان. تضرعات سليمان اعتبرت الهيكل مصدرًا للإيمان؛ ففي أرض غريبة، قد يتذكر الشعب المكان المختار ويصلون. ذكر الأرض، والمدينة، والهيكل (</w:t>
       </w:r>
-      <w:hyperlink r:id="rId65">
-        <w:r>
-          <w:rPr>
-            <w:rtl/>
-            <w:cs/>
-            <w:lang w:val="ar_AE" w:bidi="ar_AE"/>
-          </w:rPr>
-          <w:rPr>
-            <w:color w:val="0000EE"/>
-            <w:u w:val="single"/>
-          </w:rPr>
-          <w:t>6:38</w:t>
-        </w:r>
-      </w:hyperlink>
+      <w:r>
+        <w:rPr>
+          <w:rtl/>
+          <w:cs/>
+          <w:lang w:val="ar_AE" w:bidi="ar_AE"/>
+        </w:rPr>
+        <w:t>6:38</w:t>
+      </w:r>
       <w:r>
         <w:rPr>
           <w:rtl/>
@@ -4801,20 +4483,14 @@
         </w:rPr>
         <w:t>تختتم صلاة سليمان باقتباس من مزمور (</w:t>
       </w:r>
-      <w:hyperlink r:id="rId66">
-        <w:r>
-          <w:rPr>
-            <w:rtl/>
-            <w:cs/>
-            <w:lang w:val="ar_AE" w:bidi="ar_AE"/>
-          </w:rPr>
-          <w:rPr>
-            <w:color w:val="0000EE"/>
-            <w:u w:val="single"/>
-          </w:rPr>
-          <w:t>مز 132:8–10</w:t>
-        </w:r>
-      </w:hyperlink>
+      <w:r>
+        <w:rPr>
+          <w:rtl/>
+          <w:cs/>
+          <w:lang w:val="ar_AE" w:bidi="ar_AE"/>
+        </w:rPr>
+        <w:t>مز 132:8–10</w:t>
+      </w:r>
       <w:r>
         <w:rPr>
           <w:rtl/>
@@ -4823,20 +4499,14 @@
         </w:rPr>
         <w:t>). كانت هذه الصلاة هي الجزء الأخير من عملية نقل التابوت إلى مكانه في الهيكل. وقد رافقت الصلوات والمزامير أيضًا نقل داود للتابوت إلى أورشليم (</w:t>
       </w:r>
-      <w:hyperlink r:id="rId67">
-        <w:r>
-          <w:rPr>
-            <w:rtl/>
-            <w:cs/>
-            <w:lang w:val="ar_AE" w:bidi="ar_AE"/>
-          </w:rPr>
-          <w:rPr>
-            <w:color w:val="0000EE"/>
-            <w:u w:val="single"/>
-          </w:rPr>
-          <w:t>1 أخ 16:7–36</w:t>
-        </w:r>
-      </w:hyperlink>
+      <w:r>
+        <w:rPr>
+          <w:rtl/>
+          <w:cs/>
+          <w:lang w:val="ar_AE" w:bidi="ar_AE"/>
+        </w:rPr>
+        <w:t>1 أخ 16:7–36</w:t>
+      </w:r>
       <w:r>
         <w:rPr>
           <w:rtl/>
@@ -4845,20 +4515,14 @@
         </w:rPr>
         <w:t xml:space="preserve">). يستحضر استخدام سليمان للمزمور اللحظة التي تم فيها إحضار التابوت لأول مرة إلى مكانه الصحيح. • يُطلب من الله أن يقوم ليس للحرب (انظر </w:t>
       </w:r>
-      <w:hyperlink r:id="rId68">
-        <w:r>
-          <w:rPr>
-            <w:rtl/>
-            <w:cs/>
-            <w:lang w:val="ar_AE" w:bidi="ar_AE"/>
-          </w:rPr>
-          <w:rPr>
-            <w:color w:val="0000EE"/>
-            <w:u w:val="single"/>
-          </w:rPr>
-          <w:t>عدد 10:35</w:t>
-        </w:r>
-      </w:hyperlink>
+      <w:r>
+        <w:rPr>
+          <w:rtl/>
+          <w:cs/>
+          <w:lang w:val="ar_AE" w:bidi="ar_AE"/>
+        </w:rPr>
+        <w:t>عدد 10:35</w:t>
+      </w:r>
       <w:r>
         <w:rPr>
           <w:rtl/>
@@ -4934,20 +4598,14 @@
         </w:rPr>
         <w:t>في تناغم مع افتتاح الصلاة (</w:t>
       </w:r>
-      <w:hyperlink r:id="rId69">
-        <w:r>
-          <w:rPr>
-            <w:rtl/>
-            <w:cs/>
-            <w:lang w:val="ar_AE" w:bidi="ar_AE"/>
-          </w:rPr>
-          <w:rPr>
-            <w:color w:val="0000EE"/>
-            <w:u w:val="single"/>
-          </w:rPr>
-          <w:t>6:15–17</w:t>
-        </w:r>
-      </w:hyperlink>
+      <w:r>
+        <w:rPr>
+          <w:rtl/>
+          <w:cs/>
+          <w:lang w:val="ar_AE" w:bidi="ar_AE"/>
+        </w:rPr>
+        <w:t>6:15–17</w:t>
+      </w:r>
       <w:r>
         <w:rPr>
           <w:rtl/>
@@ -4956,20 +4614,14 @@
         </w:rPr>
         <w:t>)، يطلب سليمان من الله أن يتذكر محبته لداود التي لن تسقط أبدًأ؛ وهذا يشير إلى وعد العهد الذي قطعه الله لداود (</w:t>
       </w:r>
-      <w:hyperlink r:id="rId70">
-        <w:r>
-          <w:rPr>
-            <w:rtl/>
-            <w:cs/>
-            <w:lang w:val="ar_AE" w:bidi="ar_AE"/>
-          </w:rPr>
-          <w:rPr>
-            <w:color w:val="0000EE"/>
-            <w:u w:val="single"/>
-          </w:rPr>
-          <w:t>1 أخ 17:4–14</w:t>
-        </w:r>
-      </w:hyperlink>
+      <w:r>
+        <w:rPr>
+          <w:rtl/>
+          <w:cs/>
+          <w:lang w:val="ar_AE" w:bidi="ar_AE"/>
+        </w:rPr>
+        <w:t>1 أخ 17:4–14</w:t>
+      </w:r>
       <w:r>
         <w:rPr>
           <w:rtl/>
@@ -4978,20 +4630,14 @@
         </w:rPr>
         <w:t xml:space="preserve">؛ انظر </w:t>
       </w:r>
-      <w:hyperlink r:id="rId71">
-        <w:r>
-          <w:rPr>
-            <w:rtl/>
-            <w:cs/>
-            <w:lang w:val="ar_AE" w:bidi="ar_AE"/>
-          </w:rPr>
-          <w:rPr>
-            <w:color w:val="0000EE"/>
-            <w:u w:val="single"/>
-          </w:rPr>
-          <w:t>إش 55:3</w:t>
-        </w:r>
-      </w:hyperlink>
+      <w:r>
+        <w:rPr>
+          <w:rtl/>
+          <w:cs/>
+          <w:lang w:val="ar_AE" w:bidi="ar_AE"/>
+        </w:rPr>
+        <w:t>إش 55:3</w:t>
+      </w:r>
       <w:r>
         <w:rPr>
           <w:rtl/>
@@ -5067,20 +4713,14 @@
         </w:rPr>
         <w:t xml:space="preserve">عندما تم إحضار تابوت العهد إلى مكانه (انظر </w:t>
       </w:r>
-      <w:hyperlink r:id="rId72">
-        <w:r>
-          <w:rPr>
-            <w:rtl/>
-            <w:cs/>
-            <w:lang w:val="ar_AE" w:bidi="ar_AE"/>
-          </w:rPr>
-          <w:rPr>
-            <w:color w:val="0000EE"/>
-            <w:u w:val="single"/>
-          </w:rPr>
-          <w:t>5:13–14</w:t>
-        </w:r>
-      </w:hyperlink>
+      <w:r>
+        <w:rPr>
+          <w:rtl/>
+          <w:cs/>
+          <w:lang w:val="ar_AE" w:bidi="ar_AE"/>
+        </w:rPr>
+        <w:t>5:13–14</w:t>
+      </w:r>
       <w:r>
         <w:rPr>
           <w:rtl/>
@@ -5188,20 +4828,14 @@
         </w:rPr>
         <w:t xml:space="preserve">كان تقديم الذبائح ضروريًا لتكريس مسكن العليّ على الأرض؛ كما وفرت الذبائح أيضأ الطعام للناس خلال الخمسة عشر يومًا من الاحتفال. تتطابق أعداد الحيوانات المقدمة كذبائح مع تلك المذكورة في </w:t>
       </w:r>
-      <w:hyperlink r:id="rId73">
-        <w:r>
-          <w:rPr>
-            <w:rtl/>
-            <w:cs/>
-            <w:lang w:val="ar_AE" w:bidi="ar_AE"/>
-          </w:rPr>
-          <w:rPr>
-            <w:color w:val="0000EE"/>
-            <w:u w:val="single"/>
-          </w:rPr>
-          <w:t>1 ملوك 8:63</w:t>
-        </w:r>
-      </w:hyperlink>
+      <w:r>
+        <w:rPr>
+          <w:rtl/>
+          <w:cs/>
+          <w:lang w:val="ar_AE" w:bidi="ar_AE"/>
+        </w:rPr>
+        <w:t>1 ملوك 8:63</w:t>
+      </w:r>
       <w:r>
         <w:rPr>
           <w:rtl/>
@@ -5277,20 +4911,14 @@
         </w:rPr>
         <w:t>حماة في الشمال ووادي مصر في الجنوب حددتا حدود إسرائيل الموعودة للآباء (</w:t>
       </w:r>
-      <w:hyperlink r:id="rId74">
-        <w:r>
-          <w:rPr>
-            <w:rtl/>
-            <w:cs/>
-            <w:lang w:val="ar_AE" w:bidi="ar_AE"/>
-          </w:rPr>
-          <w:rPr>
-            <w:color w:val="0000EE"/>
-            <w:u w:val="single"/>
-          </w:rPr>
-          <w:t>تكوين 15:18</w:t>
-        </w:r>
-      </w:hyperlink>
+      <w:r>
+        <w:rPr>
+          <w:rtl/>
+          <w:cs/>
+          <w:lang w:val="ar_AE" w:bidi="ar_AE"/>
+        </w:rPr>
+        <w:t>تكوين 15:18</w:t>
+      </w:r>
       <w:r>
         <w:rPr>
           <w:rtl/>
@@ -5299,20 +4927,14 @@
         </w:rPr>
         <w:t xml:space="preserve">؛ </w:t>
       </w:r>
-      <w:hyperlink r:id="rId75">
-        <w:r>
-          <w:rPr>
-            <w:rtl/>
-            <w:cs/>
-            <w:lang w:val="ar_AE" w:bidi="ar_AE"/>
-          </w:rPr>
-          <w:rPr>
-            <w:color w:val="0000EE"/>
-            <w:u w:val="single"/>
-          </w:rPr>
-          <w:t>عدد 34:5</w:t>
-        </w:r>
-      </w:hyperlink>
+      <w:r>
+        <w:rPr>
+          <w:rtl/>
+          <w:cs/>
+          <w:lang w:val="ar_AE" w:bidi="ar_AE"/>
+        </w:rPr>
+        <w:t>عدد 34:5</w:t>
+      </w:r>
       <w:r>
         <w:rPr>
           <w:rtl/>
@@ -5321,20 +4943,14 @@
         </w:rPr>
         <w:t xml:space="preserve">، </w:t>
       </w:r>
-      <w:hyperlink r:id="rId76">
-        <w:r>
-          <w:rPr>
-            <w:rtl/>
-            <w:cs/>
-            <w:lang w:val="ar_AE" w:bidi="ar_AE"/>
-          </w:rPr>
-          <w:rPr>
-            <w:color w:val="0000EE"/>
-            <w:u w:val="single"/>
-          </w:rPr>
-          <w:t>8</w:t>
-        </w:r>
-      </w:hyperlink>
+      <w:r>
+        <w:rPr>
+          <w:rtl/>
+          <w:cs/>
+          <w:lang w:val="ar_AE" w:bidi="ar_AE"/>
+        </w:rPr>
+        <w:t>8</w:t>
+      </w:r>
       <w:r>
         <w:rPr>
           <w:rtl/>
@@ -5343,20 +4959,14 @@
         </w:rPr>
         <w:t xml:space="preserve">؛ </w:t>
       </w:r>
-      <w:hyperlink r:id="rId77">
-        <w:r>
-          <w:rPr>
-            <w:rtl/>
-            <w:cs/>
-            <w:lang w:val="ar_AE" w:bidi="ar_AE"/>
-          </w:rPr>
-          <w:rPr>
-            <w:color w:val="0000EE"/>
-            <w:u w:val="single"/>
-          </w:rPr>
-          <w:t>يشوع 15:4</w:t>
-        </w:r>
-      </w:hyperlink>
+      <w:r>
+        <w:rPr>
+          <w:rtl/>
+          <w:cs/>
+          <w:lang w:val="ar_AE" w:bidi="ar_AE"/>
+        </w:rPr>
+        <w:t>يشوع 15:4</w:t>
+      </w:r>
       <w:r>
         <w:rPr>
           <w:rtl/>
@@ -5432,20 +5042,14 @@
         </w:rPr>
         <w:t xml:space="preserve">تشير هذه الآيات إلى صلاة سليمان مباشرة (انظر </w:t>
       </w:r>
-      <w:hyperlink r:id="rId78">
-        <w:r>
-          <w:rPr>
-            <w:rtl/>
-            <w:cs/>
-            <w:lang w:val="ar_AE" w:bidi="ar_AE"/>
-          </w:rPr>
-          <w:rPr>
-            <w:color w:val="0000EE"/>
-            <w:u w:val="single"/>
-          </w:rPr>
-          <w:t>6:26</w:t>
-        </w:r>
-      </w:hyperlink>
+      <w:r>
+        <w:rPr>
+          <w:rtl/>
+          <w:cs/>
+          <w:lang w:val="ar_AE" w:bidi="ar_AE"/>
+        </w:rPr>
+        <w:t>6:26</w:t>
+      </w:r>
       <w:r>
         <w:rPr>
           <w:rtl/>
@@ -5454,20 +5058,14 @@
         </w:rPr>
         <w:t xml:space="preserve">، </w:t>
       </w:r>
-      <w:hyperlink r:id="rId79">
-        <w:r>
-          <w:rPr>
-            <w:rtl/>
-            <w:cs/>
-            <w:lang w:val="ar_AE" w:bidi="ar_AE"/>
-          </w:rPr>
-          <w:rPr>
-            <w:color w:val="0000EE"/>
-            <w:u w:val="single"/>
-          </w:rPr>
-          <w:t>28</w:t>
-        </w:r>
-      </w:hyperlink>
+      <w:r>
+        <w:rPr>
+          <w:rtl/>
+          <w:cs/>
+          <w:lang w:val="ar_AE" w:bidi="ar_AE"/>
+        </w:rPr>
+        <w:t>28</w:t>
+      </w:r>
       <w:r>
         <w:rPr>
           <w:rtl/>
@@ -5476,20 +5074,14 @@
         </w:rPr>
         <w:t xml:space="preserve">، </w:t>
       </w:r>
-      <w:hyperlink r:id="rId80">
-        <w:r>
-          <w:rPr>
-            <w:rtl/>
-            <w:cs/>
-            <w:lang w:val="ar_AE" w:bidi="ar_AE"/>
-          </w:rPr>
-          <w:rPr>
-            <w:color w:val="0000EE"/>
-            <w:u w:val="single"/>
-          </w:rPr>
-          <w:t>40</w:t>
-        </w:r>
-      </w:hyperlink>
+      <w:r>
+        <w:rPr>
+          <w:rtl/>
+          <w:cs/>
+          <w:lang w:val="ar_AE" w:bidi="ar_AE"/>
+        </w:rPr>
+        <w:t>40</w:t>
+      </w:r>
       <w:r>
         <w:rPr>
           <w:rtl/>
@@ -5565,20 +5157,14 @@
         </w:rPr>
         <w:t xml:space="preserve">أعلن الله لسليمان أن ملكوت الله أبدي. بينما يذكر </w:t>
       </w:r>
-      <w:hyperlink r:id="rId81">
-        <w:r>
-          <w:rPr>
-            <w:rtl/>
-            <w:cs/>
-            <w:lang w:val="ar_AE" w:bidi="ar_AE"/>
-          </w:rPr>
-          <w:rPr>
-            <w:color w:val="0000EE"/>
-            <w:u w:val="single"/>
-          </w:rPr>
-          <w:t>1 ملوك 9:5</w:t>
-        </w:r>
-      </w:hyperlink>
+      <w:r>
+        <w:rPr>
+          <w:rtl/>
+          <w:cs/>
+          <w:lang w:val="ar_AE" w:bidi="ar_AE"/>
+        </w:rPr>
+        <w:t>1 ملوك 9:5</w:t>
+      </w:r>
       <w:r>
         <w:rPr>
           <w:rtl/>
@@ -5587,20 +5173,14 @@
         </w:rPr>
         <w:t xml:space="preserve"> أن أحد أحفاده سيكون على عرش إسرائيل دائمًا، يقول كاتب سفر أخبار الأيام إن واحد من نسلك سيحكم على إسرائيل دائمًا. في أيام كاتب السفر لم يكن هناك عرش في إسرائيل، لذا فإن بيانه يشير إلى المسيّا (انظر </w:t>
       </w:r>
-      <w:hyperlink r:id="rId82">
-        <w:r>
-          <w:rPr>
-            <w:rtl/>
-            <w:cs/>
-            <w:lang w:val="ar_AE" w:bidi="ar_AE"/>
-          </w:rPr>
-          <w:rPr>
-            <w:color w:val="0000EE"/>
-            <w:u w:val="single"/>
-          </w:rPr>
-          <w:t>ميخا 5:2</w:t>
-        </w:r>
-      </w:hyperlink>
+      <w:r>
+        <w:rPr>
+          <w:rtl/>
+          <w:cs/>
+          <w:lang w:val="ar_AE" w:bidi="ar_AE"/>
+        </w:rPr>
+        <w:t>ميخا 5:2</w:t>
+      </w:r>
       <w:r>
         <w:rPr>
           <w:rtl/>
@@ -5743,20 +5323,14 @@
         </w:rPr>
         <w:t>لم تكن المدن العشرون التي منحها سليمان لحيرام مقابل الذهب مرضية لحيرام (</w:t>
       </w:r>
-      <w:hyperlink r:id="rId83">
-        <w:r>
-          <w:rPr>
-            <w:rtl/>
-            <w:cs/>
-            <w:lang w:val="ar_AE" w:bidi="ar_AE"/>
-          </w:rPr>
-          <w:rPr>
-            <w:color w:val="0000EE"/>
-            <w:u w:val="single"/>
-          </w:rPr>
-          <w:t>1 ملوك 9:11–14</w:t>
-        </w:r>
-      </w:hyperlink>
+      <w:r>
+        <w:rPr>
+          <w:rtl/>
+          <w:cs/>
+          <w:lang w:val="ar_AE" w:bidi="ar_AE"/>
+        </w:rPr>
+        <w:t>1 ملوك 9:11–14</w:t>
+      </w:r>
       <w:r>
         <w:rPr>
           <w:rtl/>
@@ -5832,20 +5406,14 @@
         </w:rPr>
         <w:t>هذه الآية هي الإشارة الوحيدة في سفر أخبار الأيام لإنجازات سليمان العسكرية؛ إذ كان معروفًا بأنه رجل سلام (</w:t>
       </w:r>
-      <w:hyperlink r:id="rId84">
-        <w:r>
-          <w:rPr>
-            <w:rtl/>
-            <w:cs/>
-            <w:lang w:val="ar_AE" w:bidi="ar_AE"/>
-          </w:rPr>
-          <w:rPr>
-            <w:color w:val="0000EE"/>
-            <w:u w:val="single"/>
-          </w:rPr>
-          <w:t>1 أخبار 22:9</w:t>
-        </w:r>
-      </w:hyperlink>
+      <w:r>
+        <w:rPr>
+          <w:rtl/>
+          <w:cs/>
+          <w:lang w:val="ar_AE" w:bidi="ar_AE"/>
+        </w:rPr>
+        <w:t>1 أخبار 22:9</w:t>
+      </w:r>
       <w:r>
         <w:rPr>
           <w:rtl/>
@@ -5854,20 +5422,14 @@
         </w:rPr>
         <w:t>). امتدت ممالك داود وسليمان إلى حماة-صوبة في أقصى الشمال على نهر العاصي. سعى الملك توعي، حاكم حماة، لدعم داود ضد هدد عزر، ملك صوبة (</w:t>
       </w:r>
-      <w:hyperlink r:id="rId85">
-        <w:r>
-          <w:rPr>
-            <w:rtl/>
-            <w:cs/>
-            <w:lang w:val="ar_AE" w:bidi="ar_AE"/>
-          </w:rPr>
-          <w:rPr>
-            <w:color w:val="0000EE"/>
-            <w:u w:val="single"/>
-          </w:rPr>
-          <w:t>1 أخبار 18:9–10</w:t>
-        </w:r>
-      </w:hyperlink>
+      <w:r>
+        <w:rPr>
+          <w:rtl/>
+          <w:cs/>
+          <w:lang w:val="ar_AE" w:bidi="ar_AE"/>
+        </w:rPr>
+        <w:t>1 أخبار 18:9–10</w:t>
+      </w:r>
       <w:r>
         <w:rPr>
           <w:rtl/>
@@ -5876,20 +5438,14 @@
         </w:rPr>
         <w:t>). كما أُشير إلى هدد عزر أيضًا بأنه ملك صوبة في حماة (</w:t>
       </w:r>
-      <w:hyperlink r:id="rId86">
-        <w:r>
-          <w:rPr>
-            <w:rtl/>
-            <w:cs/>
-            <w:lang w:val="ar_AE" w:bidi="ar_AE"/>
-          </w:rPr>
-          <w:rPr>
-            <w:color w:val="0000EE"/>
-            <w:u w:val="single"/>
-          </w:rPr>
-          <w:t>1 أخبار 18:3</w:t>
-        </w:r>
-      </w:hyperlink>
+      <w:r>
+        <w:rPr>
+          <w:rtl/>
+          <w:cs/>
+          <w:lang w:val="ar_AE" w:bidi="ar_AE"/>
+        </w:rPr>
+        <w:t>1 أخبار 18:3</w:t>
+      </w:r>
       <w:r>
         <w:rPr>
           <w:rtl/>
@@ -5965,20 +5521,14 @@
         </w:rPr>
         <w:t xml:space="preserve">يصف كاتب السفر الأجزاء الشمالية من مملكة سليمان. أصبحت تدمر لاحقًا مدينة تدمر، وهي مدينة وواحة في سوريا على طول طرق التجارة الصحراوية مع بلاد ما بين النهرين، على بعد 120 ميلًا شمال شرق دمشق. لم تُذكر في مكان آخر في الكتاب المقدس. في مرحلة ما، تم ذكرها ضمن قائمة المدن المحصنة في مملكة سليمان (انظر </w:t>
       </w:r>
-      <w:hyperlink r:id="rId87">
-        <w:r>
-          <w:rPr>
-            <w:rtl/>
-            <w:cs/>
-            <w:lang w:val="ar_AE" w:bidi="ar_AE"/>
-          </w:rPr>
-          <w:rPr>
-            <w:color w:val="0000EE"/>
-            <w:u w:val="single"/>
-          </w:rPr>
-          <w:t>1 ملوك 9:18</w:t>
-        </w:r>
-      </w:hyperlink>
+      <w:r>
+        <w:rPr>
+          <w:rtl/>
+          <w:cs/>
+          <w:lang w:val="ar_AE" w:bidi="ar_AE"/>
+        </w:rPr>
+        <w:t>1 ملوك 9:18</w:t>
+      </w:r>
       <w:r>
         <w:rPr>
           <w:rtl/>
@@ -6188,20 +5738,14 @@
         </w:rPr>
         <w:t>تحالف سليمان مع مصر من خلال زواجه من ابنة فرعون مذكور مرارًا في سفر الملوك (</w:t>
       </w:r>
-      <w:hyperlink r:id="rId88">
-        <w:r>
-          <w:rPr>
-            <w:rtl/>
-            <w:cs/>
-            <w:lang w:val="ar_AE" w:bidi="ar_AE"/>
-          </w:rPr>
-          <w:rPr>
-            <w:color w:val="0000EE"/>
-            <w:u w:val="single"/>
-          </w:rPr>
-          <w:t>1 ملوك 3:1</w:t>
-        </w:r>
-      </w:hyperlink>
+      <w:r>
+        <w:rPr>
+          <w:rtl/>
+          <w:cs/>
+          <w:lang w:val="ar_AE" w:bidi="ar_AE"/>
+        </w:rPr>
+        <w:t>1 ملوك 3:1</w:t>
+      </w:r>
       <w:r>
         <w:rPr>
           <w:rtl/>
@@ -6210,20 +5754,14 @@
         </w:rPr>
         <w:t xml:space="preserve">؛ </w:t>
       </w:r>
-      <w:hyperlink r:id="rId89">
-        <w:r>
-          <w:rPr>
-            <w:rtl/>
-            <w:cs/>
-            <w:lang w:val="ar_AE" w:bidi="ar_AE"/>
-          </w:rPr>
-          <w:rPr>
-            <w:color w:val="0000EE"/>
-            <w:u w:val="single"/>
-          </w:rPr>
-          <w:t>9:16</w:t>
-        </w:r>
-      </w:hyperlink>
+      <w:r>
+        <w:rPr>
+          <w:rtl/>
+          <w:cs/>
+          <w:lang w:val="ar_AE" w:bidi="ar_AE"/>
+        </w:rPr>
+        <w:t>9:16</w:t>
+      </w:r>
       <w:r>
         <w:rPr>
           <w:rtl/>
@@ -6232,20 +5770,14 @@
         </w:rPr>
         <w:t xml:space="preserve">، </w:t>
       </w:r>
-      <w:hyperlink r:id="rId90">
-        <w:r>
-          <w:rPr>
-            <w:rtl/>
-            <w:cs/>
-            <w:lang w:val="ar_AE" w:bidi="ar_AE"/>
-          </w:rPr>
-          <w:rPr>
-            <w:color w:val="0000EE"/>
-            <w:u w:val="single"/>
-          </w:rPr>
-          <w:t>24</w:t>
-        </w:r>
-      </w:hyperlink>
+      <w:r>
+        <w:rPr>
+          <w:rtl/>
+          <w:cs/>
+          <w:lang w:val="ar_AE" w:bidi="ar_AE"/>
+        </w:rPr>
+        <w:t>24</w:t>
+      </w:r>
       <w:r>
         <w:rPr>
           <w:rtl/>
@@ -6254,20 +5786,14 @@
         </w:rPr>
         <w:t xml:space="preserve">؛ </w:t>
       </w:r>
-      <w:hyperlink r:id="rId91">
-        <w:r>
-          <w:rPr>
-            <w:rtl/>
-            <w:cs/>
-            <w:lang w:val="ar_AE" w:bidi="ar_AE"/>
-          </w:rPr>
-          <w:rPr>
-            <w:color w:val="0000EE"/>
-            <w:u w:val="single"/>
-          </w:rPr>
-          <w:t>11:1</w:t>
-        </w:r>
-      </w:hyperlink>
+      <w:r>
+        <w:rPr>
+          <w:rtl/>
+          <w:cs/>
+          <w:lang w:val="ar_AE" w:bidi="ar_AE"/>
+        </w:rPr>
+        <w:t>11:1</w:t>
+      </w:r>
       <w:r>
         <w:rPr>
           <w:rtl/>
@@ -6360,20 +5886,14 @@
         </w:rPr>
         <w:t xml:space="preserve">من خلال مناقشة أنشطة سليمان عند الحدود الشمالية والجنوبية لمملكته، يبين كاتب السفر مدى اتساع إمبراطورية سليمان. سيطر سليمان على موانئ على البحر الأحمر، والتي ساهمت في التجارة الدولية إلى الجنوب. • كان حورام حليفًا ذا قيمة؛ حيث كان شعبه، الفينيقيون في صور، يمتلكون شبكات تجارية واسعة وكانوا بحارة خبراء، مما ساعد سليمان في التجارة مع أوفير. • يُعتقد تقليديًا أن أوفير تقع في جنوب غرب شبة الجزيرة العربية (انظر </w:t>
       </w:r>
-      <w:hyperlink r:id="rId92">
-        <w:r>
-          <w:rPr>
-            <w:rtl/>
-            <w:cs/>
-            <w:lang w:val="ar_AE" w:bidi="ar_AE"/>
-          </w:rPr>
-          <w:rPr>
-            <w:color w:val="0000EE"/>
-            <w:u w:val="single"/>
-          </w:rPr>
-          <w:t>تكوين 10:28–29</w:t>
-        </w:r>
-      </w:hyperlink>
+      <w:r>
+        <w:rPr>
+          <w:rtl/>
+          <w:cs/>
+          <w:lang w:val="ar_AE" w:bidi="ar_AE"/>
+        </w:rPr>
+        <w:t>تكوين 10:28–29</w:t>
+      </w:r>
       <w:r>
         <w:rPr>
           <w:rtl/>
@@ -6449,20 +5969,14 @@
         </w:rPr>
         <w:t>على الرغم من أن سليمان عقد علاقات اقتصادية وسياسية طويلة الأمد مع حيرام (حورام) ملك صور (</w:t>
       </w:r>
-      <w:hyperlink r:id="rId93">
-        <w:r>
-          <w:rPr>
-            <w:rtl/>
-            <w:cs/>
-            <w:lang w:val="ar_AE" w:bidi="ar_AE"/>
-          </w:rPr>
-          <w:rPr>
-            <w:color w:val="0000EE"/>
-            <w:u w:val="single"/>
-          </w:rPr>
-          <w:t>8:17–18</w:t>
-        </w:r>
-      </w:hyperlink>
+      <w:r>
+        <w:rPr>
+          <w:rtl/>
+          <w:cs/>
+          <w:lang w:val="ar_AE" w:bidi="ar_AE"/>
+        </w:rPr>
+        <w:t>8:17–18</w:t>
+      </w:r>
       <w:r>
         <w:rPr>
           <w:rtl/>
@@ -6471,20 +5985,14 @@
         </w:rPr>
         <w:t xml:space="preserve">; </w:t>
       </w:r>
-      <w:hyperlink r:id="rId94">
-        <w:r>
-          <w:rPr>
-            <w:rtl/>
-            <w:cs/>
-            <w:lang w:val="ar_AE" w:bidi="ar_AE"/>
-          </w:rPr>
-          <w:rPr>
-            <w:color w:val="0000EE"/>
-            <w:u w:val="single"/>
-          </w:rPr>
-          <w:t>9:10–11</w:t>
-        </w:r>
-      </w:hyperlink>
+      <w:r>
+        <w:rPr>
+          <w:rtl/>
+          <w:cs/>
+          <w:lang w:val="ar_AE" w:bidi="ar_AE"/>
+        </w:rPr>
+        <w:t>9:10–11</w:t>
+      </w:r>
       <w:r>
         <w:rPr>
           <w:rtl/>
@@ -6493,20 +6001,14 @@
         </w:rPr>
         <w:t>)، إلا أن ملكة شبأ زارت سليمان مرة واحدة فقط. كانت شبأ القديمة (تقع تقريبًا عند اليمن الحديثة) معروفة بحاكماتها الإناث البارزات وباقتصادها الغني القائم على تجارة اللبان والمر. يقترح التقليد القديم أن ملكة شبأ جاءت من كوش (إثيوبيا)، ربما يرجع السبب وراء هذا إلى شبا ابن رعمة، أحد أحفاد كوش (</w:t>
       </w:r>
-      <w:hyperlink r:id="rId95">
-        <w:r>
-          <w:rPr>
-            <w:rtl/>
-            <w:cs/>
-            <w:lang w:val="ar_AE" w:bidi="ar_AE"/>
-          </w:rPr>
-          <w:rPr>
-            <w:color w:val="0000EE"/>
-            <w:u w:val="single"/>
-          </w:rPr>
-          <w:t>تكوين 10:7</w:t>
-        </w:r>
-      </w:hyperlink>
+      <w:r>
+        <w:rPr>
+          <w:rtl/>
+          <w:cs/>
+          <w:lang w:val="ar_AE" w:bidi="ar_AE"/>
+        </w:rPr>
+        <w:t>تكوين 10:7</w:t>
+      </w:r>
       <w:r>
         <w:rPr>
           <w:rtl/>
@@ -6515,20 +6017,14 @@
         </w:rPr>
         <w:t xml:space="preserve">؛ </w:t>
       </w:r>
-      <w:hyperlink r:id="rId96">
-        <w:r>
-          <w:rPr>
-            <w:rtl/>
-            <w:cs/>
-            <w:lang w:val="ar_AE" w:bidi="ar_AE"/>
-          </w:rPr>
-          <w:rPr>
-            <w:color w:val="0000EE"/>
-            <w:u w:val="single"/>
-          </w:rPr>
-          <w:t>1 أخبار 1:9</w:t>
-        </w:r>
-      </w:hyperlink>
+      <w:r>
+        <w:rPr>
+          <w:rtl/>
+          <w:cs/>
+          <w:lang w:val="ar_AE" w:bidi="ar_AE"/>
+        </w:rPr>
+        <w:t>1 أخبار 1:9</w:t>
+      </w:r>
       <w:r>
         <w:rPr>
           <w:rtl/>
@@ -6679,20 +6175,14 @@
         </w:rPr>
         <w:t xml:space="preserve">: قدمت الملكة لسليمان ذهبًا يعادل الكمية التي تلقاها من حيرام (انظر </w:t>
       </w:r>
-      <w:hyperlink r:id="rId97">
-        <w:r>
-          <w:rPr>
-            <w:rtl/>
-            <w:cs/>
-            <w:lang w:val="ar_AE" w:bidi="ar_AE"/>
-          </w:rPr>
-          <w:rPr>
-            <w:color w:val="0000EE"/>
-            <w:u w:val="single"/>
-          </w:rPr>
-          <w:t>1 ملوك 9:14</w:t>
-        </w:r>
-      </w:hyperlink>
+      <w:r>
+        <w:rPr>
+          <w:rtl/>
+          <w:cs/>
+          <w:lang w:val="ar_AE" w:bidi="ar_AE"/>
+        </w:rPr>
+        <w:t>1 ملوك 9:14</w:t>
+      </w:r>
       <w:r>
         <w:rPr>
           <w:rtl/>
@@ -6718,20 +6208,14 @@
         </w:rPr>
         <w:t xml:space="preserve"> مثل اللبان والمر، تُستخدم في مستحضرات التجميل، التجهيز للدفن، ولأغراض دينية. الطلب المرتفع والضرائب المتكررة على طريق التجارة الطويل جعلت الأطياب ذات قيمة تعادل الذهب في الهدايا المقدمة للملك (انظر </w:t>
       </w:r>
-      <w:hyperlink r:id="rId98">
-        <w:r>
-          <w:rPr>
-            <w:rtl/>
-            <w:cs/>
-            <w:lang w:val="ar_AE" w:bidi="ar_AE"/>
-          </w:rPr>
-          <w:rPr>
-            <w:color w:val="0000EE"/>
-            <w:u w:val="single"/>
-          </w:rPr>
-          <w:t>متى 2:11</w:t>
-        </w:r>
-      </w:hyperlink>
+      <w:r>
+        <w:rPr>
+          <w:rtl/>
+          <w:cs/>
+          <w:lang w:val="ar_AE" w:bidi="ar_AE"/>
+        </w:rPr>
+        <w:t>متى 2:11</w:t>
+      </w:r>
       <w:r>
         <w:rPr>
           <w:rtl/>
@@ -7292,20 +6776,14 @@
         </w:rPr>
         <w:t xml:space="preserve">كان يربعام قد هرب إلى مصر للفرار من الملك سليمان: انظر </w:t>
       </w:r>
-      <w:hyperlink r:id="rId99">
-        <w:r>
-          <w:rPr>
-            <w:rtl/>
-            <w:cs/>
-            <w:lang w:val="ar_AE" w:bidi="ar_AE"/>
-          </w:rPr>
-          <w:rPr>
-            <w:color w:val="0000EE"/>
-            <w:u w:val="single"/>
-          </w:rPr>
-          <w:t>1 ملوك 11:26–40</w:t>
-        </w:r>
-      </w:hyperlink>
+      <w:r>
+        <w:rPr>
+          <w:rtl/>
+          <w:cs/>
+          <w:lang w:val="ar_AE" w:bidi="ar_AE"/>
+        </w:rPr>
+        <w:t>1 ملوك 11:26–40</w:t>
+      </w:r>
       <w:r>
         <w:rPr>
           <w:rtl/>
@@ -7448,20 +6926,14 @@
         </w:rPr>
         <w:t>كان شيوخ إسرائيل مختلفون عن المسؤولين والنبلاء والحراس (</w:t>
       </w:r>
-      <w:hyperlink r:id="rId100">
-        <w:r>
-          <w:rPr>
-            <w:rtl/>
-            <w:cs/>
-            <w:lang w:val="ar_AE" w:bidi="ar_AE"/>
-          </w:rPr>
-          <w:rPr>
-            <w:color w:val="0000EE"/>
-            <w:u w:val="single"/>
-          </w:rPr>
-          <w:t>قضاة 8:14</w:t>
-        </w:r>
-      </w:hyperlink>
+      <w:r>
+        <w:rPr>
+          <w:rtl/>
+          <w:cs/>
+          <w:lang w:val="ar_AE" w:bidi="ar_AE"/>
+        </w:rPr>
+        <w:t>قضاة 8:14</w:t>
+      </w:r>
       <w:r>
         <w:rPr>
           <w:rtl/>
@@ -7470,20 +6942,14 @@
         </w:rPr>
         <w:t xml:space="preserve">؛ </w:t>
       </w:r>
-      <w:hyperlink r:id="rId101">
-        <w:r>
-          <w:rPr>
-            <w:rtl/>
-            <w:cs/>
-            <w:lang w:val="ar_AE" w:bidi="ar_AE"/>
-          </w:rPr>
-          <w:rPr>
-            <w:color w:val="0000EE"/>
-            <w:u w:val="single"/>
-          </w:rPr>
-          <w:t>1 ملوك 21:8</w:t>
-        </w:r>
-      </w:hyperlink>
+      <w:r>
+        <w:rPr>
+          <w:rtl/>
+          <w:cs/>
+          <w:lang w:val="ar_AE" w:bidi="ar_AE"/>
+        </w:rPr>
+        <w:t>1 ملوك 21:8</w:t>
+      </w:r>
       <w:r>
         <w:rPr>
           <w:rtl/>
@@ -7492,20 +6958,14 @@
         </w:rPr>
         <w:t xml:space="preserve">؛ </w:t>
       </w:r>
-      <w:hyperlink r:id="rId102">
-        <w:r>
-          <w:rPr>
-            <w:rtl/>
-            <w:cs/>
-            <w:lang w:val="ar_AE" w:bidi="ar_AE"/>
-          </w:rPr>
-          <w:rPr>
-            <w:color w:val="0000EE"/>
-            <w:u w:val="single"/>
-          </w:rPr>
-          <w:t>2 ملوك 10:5</w:t>
-        </w:r>
-      </w:hyperlink>
+      <w:r>
+        <w:rPr>
+          <w:rtl/>
+          <w:cs/>
+          <w:lang w:val="ar_AE" w:bidi="ar_AE"/>
+        </w:rPr>
+        <w:t>2 ملوك 10:5</w:t>
+      </w:r>
       <w:r>
         <w:rPr>
           <w:rtl/>
@@ -7514,20 +6974,14 @@
         </w:rPr>
         <w:t>) الذين كانت لهم أدوار حكومية رسمية. بحسب التقليد، كان هؤلاء الشيوخ يمارسون تأثيرًا كبيرًا على القرارات الملكية. عندما هاجم بنهدد، ملك أرام، ٱلسّامرة، لعب شيوخ ٱلسّامرة دورًا حاسمًا في رفض شروطه القاسية للاستسلام (</w:t>
       </w:r>
-      <w:hyperlink r:id="rId103">
-        <w:r>
-          <w:rPr>
-            <w:rtl/>
-            <w:cs/>
-            <w:lang w:val="ar_AE" w:bidi="ar_AE"/>
-          </w:rPr>
-          <w:rPr>
-            <w:color w:val="0000EE"/>
-            <w:u w:val="single"/>
-          </w:rPr>
-          <w:t>1 ملوك 20:7–9</w:t>
-        </w:r>
-      </w:hyperlink>
+      <w:r>
+        <w:rPr>
+          <w:rtl/>
+          <w:cs/>
+          <w:lang w:val="ar_AE" w:bidi="ar_AE"/>
+        </w:rPr>
+        <w:t>1 ملوك 20:7–9</w:t>
+      </w:r>
       <w:r>
         <w:rPr>
           <w:rtl/>
@@ -7536,20 +6990,14 @@
         </w:rPr>
         <w:t>). وفي وقت سابق، عندما تمرد أبشالوم على داود، كان شيوخ إسرائيل مؤثرين في اتخاذ القرارات الحاسمة (</w:t>
       </w:r>
-      <w:hyperlink r:id="rId104">
-        <w:r>
-          <w:rPr>
-            <w:rtl/>
-            <w:cs/>
-            <w:lang w:val="ar_AE" w:bidi="ar_AE"/>
-          </w:rPr>
-          <w:rPr>
-            <w:color w:val="0000EE"/>
-            <w:u w:val="single"/>
-          </w:rPr>
-          <w:t>2 صموئيل 17:4</w:t>
-        </w:r>
-      </w:hyperlink>
+      <w:r>
+        <w:rPr>
+          <w:rtl/>
+          <w:cs/>
+          <w:lang w:val="ar_AE" w:bidi="ar_AE"/>
+        </w:rPr>
+        <w:t>2 صموئيل 17:4</w:t>
+      </w:r>
       <w:r>
         <w:rPr>
           <w:rtl/>
@@ -7558,20 +7006,14 @@
         </w:rPr>
         <w:t xml:space="preserve">، </w:t>
       </w:r>
-      <w:hyperlink r:id="rId105">
-        <w:r>
-          <w:rPr>
-            <w:rtl/>
-            <w:cs/>
-            <w:lang w:val="ar_AE" w:bidi="ar_AE"/>
-          </w:rPr>
-          <w:rPr>
-            <w:color w:val="0000EE"/>
-            <w:u w:val="single"/>
-          </w:rPr>
-          <w:t>15</w:t>
-        </w:r>
-      </w:hyperlink>
+      <w:r>
+        <w:rPr>
+          <w:rtl/>
+          <w:cs/>
+          <w:lang w:val="ar_AE" w:bidi="ar_AE"/>
+        </w:rPr>
+        <w:t>15</w:t>
+      </w:r>
       <w:r>
         <w:rPr>
           <w:rtl/>
@@ -7580,20 +7022,14 @@
         </w:rPr>
         <w:t xml:space="preserve">؛ </w:t>
       </w:r>
-      <w:hyperlink r:id="rId106">
-        <w:r>
-          <w:rPr>
-            <w:rtl/>
-            <w:cs/>
-            <w:lang w:val="ar_AE" w:bidi="ar_AE"/>
-          </w:rPr>
-          <w:rPr>
-            <w:color w:val="0000EE"/>
-            <w:u w:val="single"/>
-          </w:rPr>
-          <w:t>19:11</w:t>
-        </w:r>
-      </w:hyperlink>
+      <w:r>
+        <w:rPr>
+          <w:rtl/>
+          <w:cs/>
+          <w:lang w:val="ar_AE" w:bidi="ar_AE"/>
+        </w:rPr>
+        <w:t>19:11</w:t>
+      </w:r>
       <w:r>
         <w:rPr>
           <w:rtl/>
@@ -7669,20 +7105,14 @@
         </w:rPr>
         <w:t>كان رحبعام في الحادية والأربعين من عمره عندما بدأ حكمه (</w:t>
       </w:r>
-      <w:hyperlink r:id="rId107">
-        <w:r>
-          <w:rPr>
-            <w:rtl/>
-            <w:cs/>
-            <w:lang w:val="ar_AE" w:bidi="ar_AE"/>
-          </w:rPr>
-          <w:rPr>
-            <w:color w:val="0000EE"/>
-            <w:u w:val="single"/>
-          </w:rPr>
-          <w:t>12:13</w:t>
-        </w:r>
-      </w:hyperlink>
+      <w:r>
+        <w:rPr>
+          <w:rtl/>
+          <w:cs/>
+          <w:lang w:val="ar_AE" w:bidi="ar_AE"/>
+        </w:rPr>
+        <w:t>12:13</w:t>
+      </w:r>
       <w:r>
         <w:rPr>
           <w:rtl/>
@@ -7691,20 +7121,14 @@
         </w:rPr>
         <w:t>)، لذا فإن الشبان الذين نشأوا معه لم يكونوا عديمي الخبرة. ومن المحتمل إنهم كانوا أمراء ملكيين، أبناء زوجات سليمان الأخريات. كان من الطبيعي أن يكون لهم دورًا في حكومة رحبعام، كما يظهر من ترقيته لابنه أبيّا (</w:t>
       </w:r>
-      <w:hyperlink r:id="rId108">
-        <w:r>
-          <w:rPr>
-            <w:rtl/>
-            <w:cs/>
-            <w:lang w:val="ar_AE" w:bidi="ar_AE"/>
-          </w:rPr>
-          <w:rPr>
-            <w:color w:val="0000EE"/>
-            <w:u w:val="single"/>
-          </w:rPr>
-          <w:t>11:22</w:t>
-        </w:r>
-      </w:hyperlink>
+      <w:r>
+        <w:rPr>
+          <w:rtl/>
+          <w:cs/>
+          <w:lang w:val="ar_AE" w:bidi="ar_AE"/>
+        </w:rPr>
+        <w:t>11:22</w:t>
+      </w:r>
       <w:r>
         <w:rPr>
           <w:rtl/>
@@ -7713,20 +7137,14 @@
         </w:rPr>
         <w:t xml:space="preserve">). الإشارة إلى هؤلاء الأمراء بأنهم "شبان" قد يكون تعليقًا على قيمة نصائحهم، لأن الشبان لم يُعتبروا حكماء (انظر </w:t>
       </w:r>
-      <w:hyperlink r:id="rId109">
-        <w:r>
-          <w:rPr>
-            <w:rtl/>
-            <w:cs/>
-            <w:lang w:val="ar_AE" w:bidi="ar_AE"/>
-          </w:rPr>
-          <w:rPr>
-            <w:color w:val="0000EE"/>
-            <w:u w:val="single"/>
-          </w:rPr>
-          <w:t>أيوب 12:12</w:t>
-        </w:r>
-      </w:hyperlink>
+      <w:r>
+        <w:rPr>
+          <w:rtl/>
+          <w:cs/>
+          <w:lang w:val="ar_AE" w:bidi="ar_AE"/>
+        </w:rPr>
+        <w:t>أيوب 12:12</w:t>
+      </w:r>
       <w:r>
         <w:rPr>
           <w:rtl/>
@@ -7869,20 +7287,14 @@
         </w:rPr>
         <w:t>رد الشعب بكلمات كانت عكس القول الشعري الذي استخدمه كاتب السفر سابقًا (</w:t>
       </w:r>
-      <w:hyperlink r:id="rId110">
-        <w:r>
-          <w:rPr>
-            <w:rtl/>
-            <w:cs/>
-            <w:lang w:val="ar_AE" w:bidi="ar_AE"/>
-          </w:rPr>
-          <w:rPr>
-            <w:color w:val="0000EE"/>
-            <w:u w:val="single"/>
-          </w:rPr>
-          <w:t>1 أخبار 12:18</w:t>
-        </w:r>
-      </w:hyperlink>
+      <w:r>
+        <w:rPr>
+          <w:rtl/>
+          <w:cs/>
+          <w:lang w:val="ar_AE" w:bidi="ar_AE"/>
+        </w:rPr>
+        <w:t>1 أخبار 12:18</w:t>
+      </w:r>
       <w:r>
         <w:rPr>
           <w:rtl/>
@@ -7891,20 +7303,14 @@
         </w:rPr>
         <w:t>)؛ حيث أظهر شعب الأسباط الجنوبية من بنيامين ويهوذا (</w:t>
       </w:r>
-      <w:hyperlink r:id="rId111">
-        <w:r>
-          <w:rPr>
-            <w:rtl/>
-            <w:cs/>
-            <w:lang w:val="ar_AE" w:bidi="ar_AE"/>
-          </w:rPr>
-          <w:rPr>
-            <w:color w:val="0000EE"/>
-            <w:u w:val="single"/>
-          </w:rPr>
-          <w:t>1 أخبار 12:16</w:t>
-        </w:r>
-      </w:hyperlink>
+      <w:r>
+        <w:rPr>
+          <w:rtl/>
+          <w:cs/>
+          <w:lang w:val="ar_AE" w:bidi="ar_AE"/>
+        </w:rPr>
+        <w:t>1 أخبار 12:16</w:t>
+      </w:r>
       <w:r>
         <w:rPr>
           <w:rtl/>
@@ -8047,20 +7453,14 @@
         </w:rPr>
         <w:t>حال تدخُل شمعيا النبوي دون اندلاع حرب أهلية فورية بين أسباط إسرائيل، لكن ملخص سرد رحبعام يصف حكمه بأنه كان مليئًا بالحروب المستمرة مع يربعام (</w:t>
       </w:r>
-      <w:hyperlink r:id="rId112">
-        <w:r>
-          <w:rPr>
-            <w:rtl/>
-            <w:cs/>
-            <w:lang w:val="ar_AE" w:bidi="ar_AE"/>
-          </w:rPr>
-          <w:rPr>
-            <w:color w:val="0000EE"/>
-            <w:u w:val="single"/>
-          </w:rPr>
-          <w:t>12:15</w:t>
-        </w:r>
-      </w:hyperlink>
+      <w:r>
+        <w:rPr>
+          <w:rtl/>
+          <w:cs/>
+          <w:lang w:val="ar_AE" w:bidi="ar_AE"/>
+        </w:rPr>
+        <w:t>12:15</w:t>
+      </w:r>
       <w:r>
         <w:rPr>
           <w:rtl/>
@@ -8337,20 +7737,14 @@
         </w:rPr>
         <w:t xml:space="preserve">الارتداد الذي بدأه يربعام في الشمال (انظر </w:t>
       </w:r>
-      <w:hyperlink r:id="rId113">
-        <w:r>
-          <w:rPr>
-            <w:rtl/>
-            <w:cs/>
-            <w:lang w:val="ar_AE" w:bidi="ar_AE"/>
-          </w:rPr>
-          <w:rPr>
-            <w:color w:val="0000EE"/>
-            <w:u w:val="single"/>
-          </w:rPr>
-          <w:t>1 ملوك 12:26–33</w:t>
-        </w:r>
-      </w:hyperlink>
+      <w:r>
+        <w:rPr>
+          <w:rtl/>
+          <w:cs/>
+          <w:lang w:val="ar_AE" w:bidi="ar_AE"/>
+        </w:rPr>
+        <w:t>1 ملوك 12:26–33</w:t>
+      </w:r>
       <w:r>
         <w:rPr>
           <w:rtl/>
@@ -8376,20 +7770,14 @@
         </w:rPr>
         <w:t xml:space="preserve"> لكنه لم يكن مخلصًا في السنة الرابعة من ملكه (</w:t>
       </w:r>
-      <w:hyperlink r:id="rId114">
-        <w:r>
-          <w:rPr>
-            <w:rtl/>
-            <w:cs/>
-            <w:lang w:val="ar_AE" w:bidi="ar_AE"/>
-          </w:rPr>
-          <w:rPr>
-            <w:color w:val="0000EE"/>
-            <w:u w:val="single"/>
-          </w:rPr>
-          <w:t>2 أخبار الأيام 12:1</w:t>
-        </w:r>
-      </w:hyperlink>
+      <w:r>
+        <w:rPr>
+          <w:rtl/>
+          <w:cs/>
+          <w:lang w:val="ar_AE" w:bidi="ar_AE"/>
+        </w:rPr>
+        <w:t>2 أخبار الأيام 12:1</w:t>
+      </w:r>
       <w:r>
         <w:rPr>
           <w:rtl/>
@@ -8398,20 +7786,14 @@
         </w:rPr>
         <w:t>). ثم عاقب الله رحبعام على الفور بإرسال شيشق من مصر لغزوه (</w:t>
       </w:r>
-      <w:hyperlink r:id="rId115">
-        <w:r>
-          <w:rPr>
-            <w:rtl/>
-            <w:cs/>
-            <w:lang w:val="ar_AE" w:bidi="ar_AE"/>
-          </w:rPr>
-          <w:rPr>
-            <w:color w:val="0000EE"/>
-            <w:u w:val="single"/>
-          </w:rPr>
-          <w:t>12:2–5</w:t>
-        </w:r>
-      </w:hyperlink>
+      <w:r>
+        <w:rPr>
+          <w:rtl/>
+          <w:cs/>
+          <w:lang w:val="ar_AE" w:bidi="ar_AE"/>
+        </w:rPr>
+        <w:t>12:2–5</w:t>
+      </w:r>
       <w:r>
         <w:rPr>
           <w:rtl/>
@@ -8487,20 +7869,14 @@
         </w:rPr>
         <w:t xml:space="preserve">يعتقد بعض اللاهوتيين أن يربعام أقام المرتفعات لأصنام التيوس والعجول كمنصات للرب، مشيرين إلى أن الكنعانيين آمنوا أن آلهتهم وقفت على ظهور الحيوانات (انظر </w:t>
       </w:r>
-      <w:hyperlink r:id="rId116">
-        <w:r>
-          <w:rPr>
-            <w:rtl/>
-            <w:cs/>
-            <w:lang w:val="ar_AE" w:bidi="ar_AE"/>
-          </w:rPr>
-          <w:rPr>
-            <w:color w:val="0000EE"/>
-            <w:u w:val="single"/>
-          </w:rPr>
-          <w:t>خروج 32:5</w:t>
-        </w:r>
-      </w:hyperlink>
+      <w:r>
+        <w:rPr>
+          <w:rtl/>
+          <w:cs/>
+          <w:lang w:val="ar_AE" w:bidi="ar_AE"/>
+        </w:rPr>
+        <w:t>خروج 32:5</w:t>
+      </w:r>
       <w:r>
         <w:rPr>
           <w:rtl/>
@@ -8509,20 +7885,14 @@
         </w:rPr>
         <w:t>، حيث استُخدم العجل الذهبي في "عيد للرب"). ومع ذلك، لم ينسب يربعام الفضل للرب أبدًا في إنقاذ إسرائيل (</w:t>
       </w:r>
-      <w:hyperlink r:id="rId117">
-        <w:r>
-          <w:rPr>
-            <w:rtl/>
-            <w:cs/>
-            <w:lang w:val="ar_AE" w:bidi="ar_AE"/>
-          </w:rPr>
-          <w:rPr>
-            <w:color w:val="0000EE"/>
-            <w:u w:val="single"/>
-          </w:rPr>
-          <w:t>1 ملوك 12:28</w:t>
-        </w:r>
-      </w:hyperlink>
+      <w:r>
+        <w:rPr>
+          <w:rtl/>
+          <w:cs/>
+          <w:lang w:val="ar_AE" w:bidi="ar_AE"/>
+        </w:rPr>
+        <w:t>1 ملوك 12:28</w:t>
+      </w:r>
       <w:r>
         <w:rPr>
           <w:rtl/>
@@ -8531,20 +7901,14 @@
         </w:rPr>
         <w:t xml:space="preserve">)، لذا يعتقد آخرون أنه ربما كان يقصد أن آلهة أخرى تقف على الحيوانات. بينما يعتقد فريق آخر أن يربعام ربما يكون قد تبنى ممارسة المصريين، بتصوير آلهة وثنية حقيقية على صورة حيوانات (انظر </w:t>
       </w:r>
-      <w:hyperlink r:id="rId118">
-        <w:r>
-          <w:rPr>
-            <w:rtl/>
-            <w:cs/>
-            <w:lang w:val="ar_AE" w:bidi="ar_AE"/>
-          </w:rPr>
-          <w:rPr>
-            <w:color w:val="0000EE"/>
-            <w:u w:val="single"/>
-          </w:rPr>
-          <w:t>خروج 32:4</w:t>
-        </w:r>
-      </w:hyperlink>
+      <w:r>
+        <w:rPr>
+          <w:rtl/>
+          <w:cs/>
+          <w:lang w:val="ar_AE" w:bidi="ar_AE"/>
+        </w:rPr>
+        <w:t>خروج 32:4</w:t>
+      </w:r>
       <w:r>
         <w:rPr>
           <w:rtl/>
@@ -8620,20 +7984,14 @@
         </w:rPr>
         <w:t xml:space="preserve">من المرجح أن تكون أعداد زوجات رحبعام وأبنائه هي إجمالي عددهم طوال فترة حكمه بأكملها، وليس التي حصل عليها بحلول سنته الخامسة فقط. أحب رحبعام زوجته الثانية أكثر من الأولى، ولذلك انتهك حق البكورية (الميراث الذي ينتمي إلى الابن البكر، </w:t>
       </w:r>
-      <w:hyperlink r:id="rId119">
-        <w:r>
-          <w:rPr>
-            <w:rtl/>
-            <w:cs/>
-            <w:lang w:val="ar_AE" w:bidi="ar_AE"/>
-          </w:rPr>
-          <w:rPr>
-            <w:color w:val="0000EE"/>
-            <w:u w:val="single"/>
-          </w:rPr>
-          <w:t>تثنية 21:15–17</w:t>
-        </w:r>
-      </w:hyperlink>
+      <w:r>
+        <w:rPr>
+          <w:rtl/>
+          <w:cs/>
+          <w:lang w:val="ar_AE" w:bidi="ar_AE"/>
+        </w:rPr>
+        <w:t>تثنية 21:15–17</w:t>
+      </w:r>
       <w:r>
         <w:rPr>
           <w:rtl/>
@@ -8709,20 +8067,14 @@
         </w:rPr>
         <w:t>تفويض رحبعام للحكم إلى الأمراء الملكيين وسع حكم العائلة الملكية إلى المناطق النائية. مما وفر انتقالًا سلسًا للسلطة وجعل من غير المرجح حدوث تمرد أو محاولة انقلاب. ربما كانت هذه محاولة رحبعام الواعية لتجنب المشاكل التي وعد بها الله بيت داود (</w:t>
       </w:r>
-      <w:hyperlink r:id="rId120">
-        <w:r>
-          <w:rPr>
-            <w:rtl/>
-            <w:cs/>
-            <w:lang w:val="ar_AE" w:bidi="ar_AE"/>
-          </w:rPr>
-          <w:rPr>
-            <w:color w:val="0000EE"/>
-            <w:u w:val="single"/>
-          </w:rPr>
-          <w:t>2 صم 12:10–11</w:t>
-        </w:r>
-      </w:hyperlink>
+      <w:r>
+        <w:rPr>
+          <w:rtl/>
+          <w:cs/>
+          <w:lang w:val="ar_AE" w:bidi="ar_AE"/>
+        </w:rPr>
+        <w:t>2 صم 12:10–11</w:t>
+      </w:r>
       <w:r>
         <w:rPr>
           <w:rtl/>
@@ -8999,20 +8351,14 @@
         </w:rPr>
         <w:t>خطاب شمعيا يعبر عن العناصر المطلوبة في صلاة سليمان التي صلاها عند تكريس الهيكل (</w:t>
       </w:r>
-      <w:hyperlink r:id="rId121">
-        <w:r>
-          <w:rPr>
-            <w:rtl/>
-            <w:cs/>
-            <w:lang w:val="ar_AE" w:bidi="ar_AE"/>
-          </w:rPr>
-          <w:rPr>
-            <w:color w:val="0000EE"/>
-            <w:u w:val="single"/>
-          </w:rPr>
-          <w:t>7:14</w:t>
-        </w:r>
-      </w:hyperlink>
+      <w:r>
+        <w:rPr>
+          <w:rtl/>
+          <w:cs/>
+          <w:lang w:val="ar_AE" w:bidi="ar_AE"/>
+        </w:rPr>
+        <w:t>7:14</w:t>
+      </w:r>
       <w:r>
         <w:rPr>
           <w:rtl/>
@@ -9105,20 +8451,14 @@
         </w:rPr>
         <w:t xml:space="preserve">كان نهب الخزائن الملكية والهيكل هو العقاب الذي تلقاه رحبعام بسبب عصيانه. كانت الأتراس الذهبية تُحمل بشكل طقسي بيد الحرس المرافق للملك عندما يتنقل من القصر إلى الهيكل. فقدت المواكب الملكية الكثير من بريقها مع استخدام الدروع البرونزية (قارن </w:t>
       </w:r>
-      <w:hyperlink r:id="rId122">
-        <w:r>
-          <w:rPr>
-            <w:rtl/>
-            <w:cs/>
-            <w:lang w:val="ar_AE" w:bidi="ar_AE"/>
-          </w:rPr>
-          <w:rPr>
-            <w:color w:val="0000EE"/>
-            <w:u w:val="single"/>
-          </w:rPr>
-          <w:t>9:15–16</w:t>
-        </w:r>
-      </w:hyperlink>
+      <w:r>
+        <w:rPr>
+          <w:rtl/>
+          <w:cs/>
+          <w:lang w:val="ar_AE" w:bidi="ar_AE"/>
+        </w:rPr>
+        <w:t>9:15–16</w:t>
+      </w:r>
       <w:r>
         <w:rPr>
           <w:rtl/>
@@ -9127,20 +8467,14 @@
         </w:rPr>
         <w:t>)، التي كانت تُخزن بأمان في الترسانة الضخمة التي بناها سليمان (</w:t>
       </w:r>
-      <w:hyperlink r:id="rId123">
-        <w:r>
-          <w:rPr>
-            <w:rtl/>
-            <w:cs/>
-            <w:lang w:val="ar_AE" w:bidi="ar_AE"/>
-          </w:rPr>
-          <w:rPr>
-            <w:color w:val="0000EE"/>
-            <w:u w:val="single"/>
-          </w:rPr>
-          <w:t>8:6</w:t>
-        </w:r>
-      </w:hyperlink>
+      <w:r>
+        <w:rPr>
+          <w:rtl/>
+          <w:cs/>
+          <w:lang w:val="ar_AE" w:bidi="ar_AE"/>
+        </w:rPr>
+        <w:t>8:6</w:t>
+      </w:r>
       <w:r>
         <w:rPr>
           <w:rtl/>
@@ -9216,20 +8550,14 @@
         </w:rPr>
         <w:t xml:space="preserve">عندما تاب رحبعام، سمح الله ببقاء الأمور الجيدة في أورشليم: توبة الشعب، وعزمهم على طلب الرب، والحفاظ على العبادة (انظر </w:t>
       </w:r>
-      <w:hyperlink r:id="rId124">
-        <w:r>
-          <w:rPr>
-            <w:rtl/>
-            <w:cs/>
-            <w:lang w:val="ar_AE" w:bidi="ar_AE"/>
-          </w:rPr>
-          <w:rPr>
-            <w:color w:val="0000EE"/>
-            <w:u w:val="single"/>
-          </w:rPr>
-          <w:t>19:3</w:t>
-        </w:r>
-      </w:hyperlink>
+      <w:r>
+        <w:rPr>
+          <w:rtl/>
+          <w:cs/>
+          <w:lang w:val="ar_AE" w:bidi="ar_AE"/>
+        </w:rPr>
+        <w:t>19:3</w:t>
+      </w:r>
       <w:r>
         <w:rPr>
           <w:rtl/>
@@ -9305,20 +8633,14 @@
         </w:rPr>
         <w:t xml:space="preserve">أبيّا يُعرف باسم أبيام في سفر سفر الملوك (مثلًا، </w:t>
       </w:r>
-      <w:hyperlink r:id="rId125">
-        <w:r>
-          <w:rPr>
-            <w:rtl/>
-            <w:cs/>
-            <w:lang w:val="ar_AE" w:bidi="ar_AE"/>
-          </w:rPr>
-          <w:rPr>
-            <w:color w:val="0000EE"/>
-            <w:u w:val="single"/>
-          </w:rPr>
-          <w:t>1 ملوك 15:1</w:t>
-        </w:r>
-      </w:hyperlink>
+      <w:r>
+        <w:rPr>
+          <w:rtl/>
+          <w:cs/>
+          <w:lang w:val="ar_AE" w:bidi="ar_AE"/>
+        </w:rPr>
+        <w:t>1 ملوك 15:1</w:t>
+      </w:r>
       <w:r>
         <w:rPr>
           <w:rtl/>
@@ -9461,20 +8783,14 @@
         </w:rPr>
         <w:t xml:space="preserve">استمر الصراع بين رحبعام ويربعام (انظر </w:t>
       </w:r>
-      <w:hyperlink r:id="rId112">
-        <w:r>
-          <w:rPr>
-            <w:rtl/>
-            <w:cs/>
-            <w:lang w:val="ar_AE" w:bidi="ar_AE"/>
-          </w:rPr>
-          <w:rPr>
-            <w:color w:val="0000EE"/>
-            <w:u w:val="single"/>
-          </w:rPr>
-          <w:t>12:15</w:t>
-        </w:r>
-      </w:hyperlink>
+      <w:r>
+        <w:rPr>
+          <w:rtl/>
+          <w:cs/>
+          <w:lang w:val="ar_AE" w:bidi="ar_AE"/>
+        </w:rPr>
+        <w:t>12:15</w:t>
+      </w:r>
       <w:r>
         <w:rPr>
           <w:rtl/>
@@ -9483,20 +8799,14 @@
         </w:rPr>
         <w:t>) في عهد أبيّا. ربما كان أبيّا يسعى لإعادة توحيد الشمال والجنوب، كما يُلمح في خطابه (</w:t>
       </w:r>
-      <w:hyperlink r:id="rId126">
-        <w:r>
-          <w:rPr>
-            <w:rtl/>
-            <w:cs/>
-            <w:lang w:val="ar_AE" w:bidi="ar_AE"/>
-          </w:rPr>
-          <w:rPr>
-            <w:color w:val="0000EE"/>
-            <w:u w:val="single"/>
-          </w:rPr>
-          <w:t>13:5–12</w:t>
-        </w:r>
-      </w:hyperlink>
+      <w:r>
+        <w:rPr>
+          <w:rtl/>
+          <w:cs/>
+          <w:lang w:val="ar_AE" w:bidi="ar_AE"/>
+        </w:rPr>
+        <w:t>13:5–12</w:t>
+      </w:r>
       <w:r>
         <w:rPr>
           <w:rtl/>
@@ -9505,20 +8815,14 @@
         </w:rPr>
         <w:t>). الأعداد الكبيرة من الجنود على كل جانب تتوافق تقريبًا مع تعداد داود (</w:t>
       </w:r>
-      <w:hyperlink r:id="rId127">
-        <w:r>
-          <w:rPr>
-            <w:rtl/>
-            <w:cs/>
-            <w:lang w:val="ar_AE" w:bidi="ar_AE"/>
-          </w:rPr>
-          <w:rPr>
-            <w:color w:val="0000EE"/>
-            <w:u w:val="single"/>
-          </w:rPr>
-          <w:t>2 صم 24:9</w:t>
-        </w:r>
-      </w:hyperlink>
+      <w:r>
+        <w:rPr>
+          <w:rtl/>
+          <w:cs/>
+          <w:lang w:val="ar_AE" w:bidi="ar_AE"/>
+        </w:rPr>
+        <w:t>2 صم 24:9</w:t>
+      </w:r>
       <w:r>
         <w:rPr>
           <w:rtl/>
@@ -9527,20 +8831,14 @@
         </w:rPr>
         <w:t>)؛ تضاعف عدد جنود إسرائيل يبرز تدخل الله لصالح يهوذا (</w:t>
       </w:r>
-      <w:hyperlink r:id="rId128">
-        <w:r>
-          <w:rPr>
-            <w:rtl/>
-            <w:cs/>
-            <w:lang w:val="ar_AE" w:bidi="ar_AE"/>
-          </w:rPr>
-          <w:rPr>
-            <w:color w:val="0000EE"/>
-            <w:u w:val="single"/>
-          </w:rPr>
-          <w:t>2 أخ 13:14–19</w:t>
-        </w:r>
-      </w:hyperlink>
+      <w:r>
+        <w:rPr>
+          <w:rtl/>
+          <w:cs/>
+          <w:lang w:val="ar_AE" w:bidi="ar_AE"/>
+        </w:rPr>
+        <w:t>2 أخ 13:14–19</w:t>
+      </w:r>
       <w:r>
         <w:rPr>
           <w:rtl/>
@@ -9616,20 +8914,14 @@
         </w:rPr>
         <w:t xml:space="preserve">جبل صمارايم: كانت البلدة التي تحمل هذا الاسم تقع على الحدود الشمالية لبنيامين (انظر </w:t>
       </w:r>
-      <w:hyperlink r:id="rId129">
-        <w:r>
-          <w:rPr>
-            <w:rtl/>
-            <w:cs/>
-            <w:lang w:val="ar_AE" w:bidi="ar_AE"/>
-          </w:rPr>
-          <w:rPr>
-            <w:color w:val="0000EE"/>
-            <w:u w:val="single"/>
-          </w:rPr>
-          <w:t>يشوع 18:22</w:t>
-        </w:r>
-      </w:hyperlink>
+      <w:r>
+        <w:rPr>
+          <w:rtl/>
+          <w:cs/>
+          <w:lang w:val="ar_AE" w:bidi="ar_AE"/>
+        </w:rPr>
+        <w:t>يشوع 18:22</w:t>
+      </w:r>
       <w:r>
         <w:rPr>
           <w:rtl/>
@@ -9722,20 +9014,14 @@
         </w:rPr>
         <w:t xml:space="preserve"> كان الملح مطلوبًا مع تقدمة الحبوب (</w:t>
       </w:r>
-      <w:hyperlink r:id="rId130">
-        <w:r>
-          <w:rPr>
-            <w:rtl/>
-            <w:cs/>
-            <w:lang w:val="ar_AE" w:bidi="ar_AE"/>
-          </w:rPr>
-          <w:rPr>
-            <w:color w:val="0000EE"/>
-            <w:u w:val="single"/>
-          </w:rPr>
-          <w:t>لاويين 2:13</w:t>
-        </w:r>
-      </w:hyperlink>
+      <w:r>
+        <w:rPr>
+          <w:rtl/>
+          <w:cs/>
+          <w:lang w:val="ar_AE" w:bidi="ar_AE"/>
+        </w:rPr>
+        <w:t>لاويين 2:13</w:t>
+      </w:r>
       <w:r>
         <w:rPr>
           <w:rtl/>
@@ -9894,20 +9180,14 @@
         </w:rPr>
         <w:t>" (</w:t>
       </w:r>
-      <w:hyperlink r:id="rId131">
-        <w:r>
-          <w:rPr>
-            <w:rtl/>
-            <w:cs/>
-            <w:lang w:val="ar_AE" w:bidi="ar_AE"/>
-          </w:rPr>
-          <w:rPr>
-            <w:color w:val="0000EE"/>
-            <w:u w:val="single"/>
-          </w:rPr>
-          <w:t>13:10</w:t>
-        </w:r>
-      </w:hyperlink>
+      <w:r>
+        <w:rPr>
+          <w:rtl/>
+          <w:cs/>
+          <w:lang w:val="ar_AE" w:bidi="ar_AE"/>
+        </w:rPr>
+        <w:t>13:10</w:t>
+      </w:r>
       <w:r>
         <w:rPr>
           <w:rtl/>
@@ -9983,20 +9263,14 @@
         </w:rPr>
         <w:t>خطاب أبيّا يصوره على أنه مهتم بنقاء العبادة في أورشليم. أما سرد سفر الملوك فلا يذكر شيئًا عن تكريس أبيّا (</w:t>
       </w:r>
-      <w:hyperlink r:id="rId132">
-        <w:r>
-          <w:rPr>
-            <w:rtl/>
-            <w:cs/>
-            <w:lang w:val="ar_AE" w:bidi="ar_AE"/>
-          </w:rPr>
-          <w:rPr>
-            <w:color w:val="0000EE"/>
-            <w:u w:val="single"/>
-          </w:rPr>
-          <w:t>1 ملوك 15:3–4</w:t>
-        </w:r>
-      </w:hyperlink>
+      <w:r>
+        <w:rPr>
+          <w:rtl/>
+          <w:cs/>
+          <w:lang w:val="ar_AE" w:bidi="ar_AE"/>
+        </w:rPr>
+        <w:t>1 ملوك 15:3–4</w:t>
+      </w:r>
       <w:r>
         <w:rPr>
           <w:rtl/>
@@ -10139,20 +9413,14 @@
         </w:rPr>
         <w:t>منح الرب مملكة يهوذا نصرًا معجزيًا. أخذ أبيّا الأراضي المحيطة ببيت إيل، ويشانة، وعفرون من إسرائيل (</w:t>
       </w:r>
-      <w:hyperlink r:id="rId133">
-        <w:r>
-          <w:rPr>
-            <w:rtl/>
-            <w:cs/>
-            <w:lang w:val="ar_AE" w:bidi="ar_AE"/>
-          </w:rPr>
-          <w:rPr>
-            <w:color w:val="0000EE"/>
-            <w:u w:val="single"/>
-          </w:rPr>
-          <w:t>13:19</w:t>
-        </w:r>
-      </w:hyperlink>
+      <w:r>
+        <w:rPr>
+          <w:rtl/>
+          <w:cs/>
+          <w:lang w:val="ar_AE" w:bidi="ar_AE"/>
+        </w:rPr>
+        <w:t>13:19</w:t>
+      </w:r>
       <w:r>
         <w:rPr>
           <w:rtl/>
@@ -10161,20 +9429,14 @@
         </w:rPr>
         <w:t>). مع صمارايم (</w:t>
       </w:r>
-      <w:hyperlink r:id="rId134">
-        <w:r>
-          <w:rPr>
-            <w:rtl/>
-            <w:cs/>
-            <w:lang w:val="ar_AE" w:bidi="ar_AE"/>
-          </w:rPr>
-          <w:rPr>
-            <w:color w:val="0000EE"/>
-            <w:u w:val="single"/>
-          </w:rPr>
-          <w:t>13:4</w:t>
-        </w:r>
-      </w:hyperlink>
+      <w:r>
+        <w:rPr>
+          <w:rtl/>
+          <w:cs/>
+          <w:lang w:val="ar_AE" w:bidi="ar_AE"/>
+        </w:rPr>
+        <w:t>13:4</w:t>
+      </w:r>
       <w:r>
         <w:rPr>
           <w:rtl/>
@@ -10183,20 +9445,14 @@
         </w:rPr>
         <w:t xml:space="preserve">)، شكلت هذه المدن في منطقة التلال على الحدود الشمالية ليهوذا، وحدة جغرافية (انظر </w:t>
       </w:r>
-      <w:hyperlink r:id="rId135">
-        <w:r>
-          <w:rPr>
-            <w:rtl/>
-            <w:cs/>
-            <w:lang w:val="ar_AE" w:bidi="ar_AE"/>
-          </w:rPr>
-          <w:rPr>
-            <w:color w:val="0000EE"/>
-            <w:u w:val="single"/>
-          </w:rPr>
-          <w:t>يشوع 18:22–23</w:t>
-        </w:r>
-      </w:hyperlink>
+      <w:r>
+        <w:rPr>
+          <w:rtl/>
+          <w:cs/>
+          <w:lang w:val="ar_AE" w:bidi="ar_AE"/>
+        </w:rPr>
+        <w:t>يشوع 18:22–23</w:t>
+      </w:r>
       <w:r>
         <w:rPr>
           <w:rtl/>
@@ -10272,20 +9528,14 @@
         </w:rPr>
         <w:t xml:space="preserve">عاش يربعام فترة أطول من أبيّا (انظر </w:t>
       </w:r>
-      <w:hyperlink r:id="rId136">
-        <w:r>
-          <w:rPr>
-            <w:rtl/>
-            <w:cs/>
-            <w:lang w:val="ar_AE" w:bidi="ar_AE"/>
-          </w:rPr>
-          <w:rPr>
-            <w:color w:val="0000EE"/>
-            <w:u w:val="single"/>
-          </w:rPr>
-          <w:t>1 ملوك 15:9</w:t>
-        </w:r>
-      </w:hyperlink>
+      <w:r>
+        <w:rPr>
+          <w:rtl/>
+          <w:cs/>
+          <w:lang w:val="ar_AE" w:bidi="ar_AE"/>
+        </w:rPr>
+        <w:t>1 ملوك 15:9</w:t>
+      </w:r>
       <w:r>
         <w:rPr>
           <w:rtl/>
@@ -10294,20 +9544,14 @@
         </w:rPr>
         <w:t xml:space="preserve">). وقد تم تضمين تقرير وفاته مع هزيمته، وهو أمر كان شائعًا بين المحاربين المهزومين (انظر </w:t>
       </w:r>
-      <w:hyperlink r:id="rId137">
-        <w:r>
-          <w:rPr>
-            <w:rtl/>
-            <w:cs/>
-            <w:lang w:val="ar_AE" w:bidi="ar_AE"/>
-          </w:rPr>
-          <w:rPr>
-            <w:color w:val="0000EE"/>
-            <w:u w:val="single"/>
-          </w:rPr>
-          <w:t>2 ملوك 19:37</w:t>
-        </w:r>
-      </w:hyperlink>
+      <w:r>
+        <w:rPr>
+          <w:rtl/>
+          <w:cs/>
+          <w:lang w:val="ar_AE" w:bidi="ar_AE"/>
+        </w:rPr>
+        <w:t>2 ملوك 19:37</w:t>
+      </w:r>
       <w:r>
         <w:rPr>
           <w:rtl/>
@@ -10450,20 +9694,14 @@
         </w:rPr>
         <w:t>في بداية حكمه، أزال آسا المذابح الغريبة في يهوذا (</w:t>
       </w:r>
-      <w:hyperlink r:id="rId138">
-        <w:r>
-          <w:rPr>
-            <w:rtl/>
-            <w:cs/>
-            <w:lang w:val="ar_AE" w:bidi="ar_AE"/>
-          </w:rPr>
-          <w:rPr>
-            <w:color w:val="0000EE"/>
-            <w:u w:val="single"/>
-          </w:rPr>
-          <w:t>14:5</w:t>
-        </w:r>
-      </w:hyperlink>
+      <w:r>
+        <w:rPr>
+          <w:rtl/>
+          <w:cs/>
+          <w:lang w:val="ar_AE" w:bidi="ar_AE"/>
+        </w:rPr>
+        <w:t>14:5</w:t>
+      </w:r>
       <w:r>
         <w:rPr>
           <w:rtl/>
@@ -10472,20 +9710,14 @@
         </w:rPr>
         <w:t>). إلا أنه، لم يزيل الأضرحة الوثنية من إسرائيل (</w:t>
       </w:r>
-      <w:hyperlink r:id="rId139">
-        <w:r>
-          <w:rPr>
-            <w:rtl/>
-            <w:cs/>
-            <w:lang w:val="ar_AE" w:bidi="ar_AE"/>
-          </w:rPr>
-          <w:rPr>
-            <w:color w:val="0000EE"/>
-            <w:u w:val="single"/>
-          </w:rPr>
-          <w:t>15:17</w:t>
-        </w:r>
-      </w:hyperlink>
+      <w:r>
+        <w:rPr>
+          <w:rtl/>
+          <w:cs/>
+          <w:lang w:val="ar_AE" w:bidi="ar_AE"/>
+        </w:rPr>
+        <w:t>15:17</w:t>
+      </w:r>
       <w:r>
         <w:rPr>
           <w:rtl/>
@@ -10561,20 +9793,14 @@
         </w:rPr>
         <w:t xml:space="preserve">عبارة طلب الرب هي صيغة كاتب السفر للاسترداد؛ حيث تسلط الضوء على حكم آسا وتنتقده (انظر </w:t>
       </w:r>
-      <w:hyperlink r:id="rId140">
-        <w:r>
-          <w:rPr>
-            <w:rtl/>
-            <w:cs/>
-            <w:lang w:val="ar_AE" w:bidi="ar_AE"/>
-          </w:rPr>
-          <w:rPr>
-            <w:color w:val="0000EE"/>
-            <w:u w:val="single"/>
-          </w:rPr>
-          <w:t>15:2</w:t>
-        </w:r>
-      </w:hyperlink>
+      <w:r>
+        <w:rPr>
+          <w:rtl/>
+          <w:cs/>
+          <w:lang w:val="ar_AE" w:bidi="ar_AE"/>
+        </w:rPr>
+        <w:t>15:2</w:t>
+      </w:r>
       <w:r>
         <w:rPr>
           <w:rtl/>
@@ -10583,20 +9809,14 @@
         </w:rPr>
         <w:t xml:space="preserve">، </w:t>
       </w:r>
-      <w:hyperlink r:id="rId141">
-        <w:r>
-          <w:rPr>
-            <w:rtl/>
-            <w:cs/>
-            <w:lang w:val="ar_AE" w:bidi="ar_AE"/>
-          </w:rPr>
-          <w:rPr>
-            <w:color w:val="0000EE"/>
-            <w:u w:val="single"/>
-          </w:rPr>
-          <w:t>12–13</w:t>
-        </w:r>
-      </w:hyperlink>
+      <w:r>
+        <w:rPr>
+          <w:rtl/>
+          <w:cs/>
+          <w:lang w:val="ar_AE" w:bidi="ar_AE"/>
+        </w:rPr>
+        <w:t>12–13</w:t>
+      </w:r>
       <w:r>
         <w:rPr>
           <w:rtl/>
@@ -10605,20 +9825,14 @@
         </w:rPr>
         <w:t xml:space="preserve">؛ </w:t>
       </w:r>
-      <w:hyperlink r:id="rId142">
-        <w:r>
-          <w:rPr>
-            <w:rtl/>
-            <w:cs/>
-            <w:lang w:val="ar_AE" w:bidi="ar_AE"/>
-          </w:rPr>
-          <w:rPr>
-            <w:color w:val="0000EE"/>
-            <w:u w:val="single"/>
-          </w:rPr>
-          <w:t>16:12</w:t>
-        </w:r>
-      </w:hyperlink>
+      <w:r>
+        <w:rPr>
+          <w:rtl/>
+          <w:cs/>
+          <w:lang w:val="ar_AE" w:bidi="ar_AE"/>
+        </w:rPr>
+        <w:t>16:12</w:t>
+      </w:r>
       <w:r>
         <w:rPr>
           <w:rtl/>
@@ -10694,20 +9908,14 @@
         </w:rPr>
         <w:t>كان سليمان قد صلى أن يستجيب الرب لشعبه عندما يُقادون إلى المعركة (</w:t>
       </w:r>
-      <w:hyperlink r:id="rId143">
-        <w:r>
-          <w:rPr>
-            <w:rtl/>
-            <w:cs/>
-            <w:lang w:val="ar_AE" w:bidi="ar_AE"/>
-          </w:rPr>
-          <w:rPr>
-            <w:color w:val="0000EE"/>
-            <w:u w:val="single"/>
-          </w:rPr>
-          <w:t>6:34</w:t>
-        </w:r>
-      </w:hyperlink>
+      <w:r>
+        <w:rPr>
+          <w:rtl/>
+          <w:cs/>
+          <w:lang w:val="ar_AE" w:bidi="ar_AE"/>
+        </w:rPr>
+        <w:t>6:34</w:t>
+      </w:r>
       <w:r>
         <w:rPr>
           <w:rtl/>
@@ -10733,20 +9941,14 @@
         </w:rPr>
         <w:t xml:space="preserve"> استجاب الله لمثل هذه الصلاة. • ربما تشير الإثيوبي (حرفيًا "الكوشي") إلى شخص من جنوب مصر (النوبة) أو من المنطقة المديانية شمال شرق العقبة (انظر </w:t>
       </w:r>
-      <w:hyperlink r:id="rId144">
-        <w:r>
-          <w:rPr>
-            <w:rtl/>
-            <w:cs/>
-            <w:lang w:val="ar_AE" w:bidi="ar_AE"/>
-          </w:rPr>
-          <w:rPr>
-            <w:color w:val="0000EE"/>
-            <w:u w:val="single"/>
-          </w:rPr>
-          <w:t>عدد 12:1</w:t>
-        </w:r>
-      </w:hyperlink>
+      <w:r>
+        <w:rPr>
+          <w:rtl/>
+          <w:cs/>
+          <w:lang w:val="ar_AE" w:bidi="ar_AE"/>
+        </w:rPr>
+        <w:t>عدد 12:1</w:t>
+      </w:r>
       <w:r>
         <w:rPr>
           <w:rtl/>
@@ -10755,20 +9957,14 @@
         </w:rPr>
         <w:t xml:space="preserve">؛ </w:t>
       </w:r>
-      <w:hyperlink r:id="rId145">
-        <w:r>
-          <w:rPr>
-            <w:rtl/>
-            <w:cs/>
-            <w:lang w:val="ar_AE" w:bidi="ar_AE"/>
-          </w:rPr>
-          <w:rPr>
-            <w:color w:val="0000EE"/>
-            <w:u w:val="single"/>
-          </w:rPr>
-          <w:t>حبقوق 3:7</w:t>
-        </w:r>
-      </w:hyperlink>
+      <w:r>
+        <w:rPr>
+          <w:rtl/>
+          <w:cs/>
+          <w:lang w:val="ar_AE" w:bidi="ar_AE"/>
+        </w:rPr>
+        <w:t>حبقوق 3:7</w:t>
+      </w:r>
       <w:r>
         <w:rPr>
           <w:rtl/>
@@ -10777,20 +9973,14 @@
         </w:rPr>
         <w:t xml:space="preserve">). إلا أن ذكر ليبيا في </w:t>
       </w:r>
-      <w:hyperlink r:id="rId146">
-        <w:r>
-          <w:rPr>
-            <w:rtl/>
-            <w:cs/>
-            <w:lang w:val="ar_AE" w:bidi="ar_AE"/>
-          </w:rPr>
-          <w:rPr>
-            <w:color w:val="0000EE"/>
-            <w:u w:val="single"/>
-          </w:rPr>
-          <w:t>2 أخبار الأيام 16:8</w:t>
-        </w:r>
-      </w:hyperlink>
+      <w:r>
+        <w:rPr>
+          <w:rtl/>
+          <w:cs/>
+          <w:lang w:val="ar_AE" w:bidi="ar_AE"/>
+        </w:rPr>
+        <w:t>2 أخبار الأيام 16:8</w:t>
+      </w:r>
       <w:r>
         <w:rPr>
           <w:rtl/>
@@ -10799,20 +9989,14 @@
         </w:rPr>
         <w:t xml:space="preserve">، وحجم المعركة (الذي يُشبه هجوم شيشق على رحبعام في </w:t>
       </w:r>
-      <w:hyperlink r:id="rId147">
-        <w:r>
-          <w:rPr>
-            <w:rtl/>
-            <w:cs/>
-            <w:lang w:val="ar_AE" w:bidi="ar_AE"/>
-          </w:rPr>
-          <w:rPr>
-            <w:color w:val="0000EE"/>
-            <w:u w:val="single"/>
-          </w:rPr>
-          <w:t>12:3</w:t>
-        </w:r>
-      </w:hyperlink>
+      <w:r>
+        <w:rPr>
+          <w:rtl/>
+          <w:cs/>
+          <w:lang w:val="ar_AE" w:bidi="ar_AE"/>
+        </w:rPr>
+        <w:t>12:3</w:t>
+      </w:r>
       <w:r>
         <w:rPr>
           <w:rtl/>
@@ -11006,20 +10190,14 @@
         </w:rPr>
         <w:t xml:space="preserve"> التي وُصفت بأنها نتيجة لعدم معرفة الله (انظر </w:t>
       </w:r>
-      <w:hyperlink r:id="rId148">
-        <w:r>
-          <w:rPr>
-            <w:rtl/>
-            <w:cs/>
-            <w:lang w:val="ar_AE" w:bidi="ar_AE"/>
-          </w:rPr>
-          <w:rPr>
-            <w:color w:val="0000EE"/>
-            <w:u w:val="single"/>
-          </w:rPr>
-          <w:t>هوشع 3:4–5</w:t>
-        </w:r>
-      </w:hyperlink>
+      <w:r>
+        <w:rPr>
+          <w:rtl/>
+          <w:cs/>
+          <w:lang w:val="ar_AE" w:bidi="ar_AE"/>
+        </w:rPr>
+        <w:t>هوشع 3:4–5</w:t>
+      </w:r>
       <w:r>
         <w:rPr>
           <w:rtl/>
@@ -11095,20 +10273,14 @@
         </w:rPr>
         <w:t xml:space="preserve">لم يكن السفَر آمنًا: قارن مع </w:t>
       </w:r>
-      <w:hyperlink r:id="rId149">
-        <w:r>
-          <w:rPr>
-            <w:rtl/>
-            <w:cs/>
-            <w:lang w:val="ar_AE" w:bidi="ar_AE"/>
-          </w:rPr>
-          <w:rPr>
-            <w:color w:val="0000EE"/>
-            <w:u w:val="single"/>
-          </w:rPr>
-          <w:t>قضاة 5:6–8</w:t>
-        </w:r>
-      </w:hyperlink>
+      <w:r>
+        <w:rPr>
+          <w:rtl/>
+          <w:cs/>
+          <w:lang w:val="ar_AE" w:bidi="ar_AE"/>
+        </w:rPr>
+        <w:t>قضاة 5:6–8</w:t>
+      </w:r>
       <w:r>
         <w:rPr>
           <w:rtl/>
@@ -11117,20 +10289,14 @@
         </w:rPr>
         <w:t xml:space="preserve"> و</w:t>
       </w:r>
-      <w:hyperlink r:id="rId150">
-        <w:r>
-          <w:rPr>
-            <w:rtl/>
-            <w:cs/>
-            <w:lang w:val="ar_AE" w:bidi="ar_AE"/>
-          </w:rPr>
-          <w:rPr>
-            <w:color w:val="0000EE"/>
-            <w:u w:val="single"/>
-          </w:rPr>
-          <w:t>زكريا 8:10</w:t>
-        </w:r>
-      </w:hyperlink>
+      <w:r>
+        <w:rPr>
+          <w:rtl/>
+          <w:cs/>
+          <w:lang w:val="ar_AE" w:bidi="ar_AE"/>
+        </w:rPr>
+        <w:t>زكريا 8:10</w:t>
+      </w:r>
       <w:r>
         <w:rPr>
           <w:rtl/>
@@ -11206,20 +10372,14 @@
         </w:rPr>
         <w:t>إن التشجيع على التحلي بالقوة والشجاعة هو اقتباس مباشر من النصائح التي قدمها كل من موسى ويشوع لبني إسرائيل عند دخولهم الأرض لأول مرة (</w:t>
       </w:r>
-      <w:hyperlink r:id="rId151">
-        <w:r>
-          <w:rPr>
-            <w:rtl/>
-            <w:cs/>
-            <w:lang w:val="ar_AE" w:bidi="ar_AE"/>
-          </w:rPr>
-          <w:rPr>
-            <w:color w:val="0000EE"/>
-            <w:u w:val="single"/>
-          </w:rPr>
-          <w:t>تث 31:6–7</w:t>
-        </w:r>
-      </w:hyperlink>
+      <w:r>
+        <w:rPr>
+          <w:rtl/>
+          <w:cs/>
+          <w:lang w:val="ar_AE" w:bidi="ar_AE"/>
+        </w:rPr>
+        <w:t>تث 31:6–7</w:t>
+      </w:r>
       <w:r>
         <w:rPr>
           <w:rtl/>
@@ -11228,20 +10388,14 @@
         </w:rPr>
         <w:t xml:space="preserve">؛ </w:t>
       </w:r>
-      <w:hyperlink r:id="rId152">
-        <w:r>
-          <w:rPr>
-            <w:rtl/>
-            <w:cs/>
-            <w:lang w:val="ar_AE" w:bidi="ar_AE"/>
-          </w:rPr>
-          <w:rPr>
-            <w:color w:val="0000EE"/>
-            <w:u w:val="single"/>
-          </w:rPr>
-          <w:t>يش 1:6</w:t>
-        </w:r>
-      </w:hyperlink>
+      <w:r>
+        <w:rPr>
+          <w:rtl/>
+          <w:cs/>
+          <w:lang w:val="ar_AE" w:bidi="ar_AE"/>
+        </w:rPr>
+        <w:t>يش 1:6</w:t>
+      </w:r>
       <w:r>
         <w:rPr>
           <w:rtl/>
@@ -11250,20 +10404,14 @@
         </w:rPr>
         <w:t xml:space="preserve">، </w:t>
       </w:r>
-      <w:hyperlink r:id="rId153">
-        <w:r>
-          <w:rPr>
-            <w:rtl/>
-            <w:cs/>
-            <w:lang w:val="ar_AE" w:bidi="ar_AE"/>
-          </w:rPr>
-          <w:rPr>
-            <w:color w:val="0000EE"/>
-            <w:u w:val="single"/>
-          </w:rPr>
-          <w:t>9</w:t>
-        </w:r>
-      </w:hyperlink>
+      <w:r>
+        <w:rPr>
+          <w:rtl/>
+          <w:cs/>
+          <w:lang w:val="ar_AE" w:bidi="ar_AE"/>
+        </w:rPr>
+        <w:t>9</w:t>
+      </w:r>
       <w:r>
         <w:rPr>
           <w:rtl/>
@@ -11272,20 +10420,14 @@
         </w:rPr>
         <w:t xml:space="preserve">، </w:t>
       </w:r>
-      <w:hyperlink r:id="rId154">
-        <w:r>
-          <w:rPr>
-            <w:rtl/>
-            <w:cs/>
-            <w:lang w:val="ar_AE" w:bidi="ar_AE"/>
-          </w:rPr>
-          <w:rPr>
-            <w:color w:val="0000EE"/>
-            <w:u w:val="single"/>
-          </w:rPr>
-          <w:t>18</w:t>
-        </w:r>
-      </w:hyperlink>
+      <w:r>
+        <w:rPr>
+          <w:rtl/>
+          <w:cs/>
+          <w:lang w:val="ar_AE" w:bidi="ar_AE"/>
+        </w:rPr>
+        <w:t>18</w:t>
+      </w:r>
       <w:r>
         <w:rPr>
           <w:rtl/>
@@ -11361,20 +10503,14 @@
         </w:rPr>
         <w:t>المدن التي سيطر عليها في تلال أفرايم كانت تلك التي تم احتلالها خلال حربه مع بعشا (</w:t>
       </w:r>
-      <w:hyperlink r:id="rId155">
-        <w:r>
-          <w:rPr>
-            <w:rtl/>
-            <w:cs/>
-            <w:lang w:val="ar_AE" w:bidi="ar_AE"/>
-          </w:rPr>
-          <w:rPr>
-            <w:color w:val="0000EE"/>
-            <w:u w:val="single"/>
-          </w:rPr>
-          <w:t>16:1</w:t>
-        </w:r>
-      </w:hyperlink>
+      <w:r>
+        <w:rPr>
+          <w:rtl/>
+          <w:cs/>
+          <w:lang w:val="ar_AE" w:bidi="ar_AE"/>
+        </w:rPr>
+        <w:t>16:1</w:t>
+      </w:r>
       <w:r>
         <w:rPr>
           <w:rtl/>
@@ -11383,20 +10519,14 @@
         </w:rPr>
         <w:t xml:space="preserve">). كانت هناك حرب مستمرة بين بعشا وآسا (انظر </w:t>
       </w:r>
-      <w:hyperlink r:id="rId156">
-        <w:r>
-          <w:rPr>
-            <w:rtl/>
-            <w:cs/>
-            <w:lang w:val="ar_AE" w:bidi="ar_AE"/>
-          </w:rPr>
-          <w:rPr>
-            <w:color w:val="0000EE"/>
-            <w:u w:val="single"/>
-          </w:rPr>
-          <w:t>1 ملوك 15:16</w:t>
-        </w:r>
-      </w:hyperlink>
+      <w:r>
+        <w:rPr>
+          <w:rtl/>
+          <w:cs/>
+          <w:lang w:val="ar_AE" w:bidi="ar_AE"/>
+        </w:rPr>
+        <w:t>1 ملوك 15:16</w:t>
+      </w:r>
       <w:r>
         <w:rPr>
           <w:rtl/>
@@ -11472,20 +10602,14 @@
         </w:rPr>
         <w:t xml:space="preserve">وصف كاتب السفر رد فعل آسا بمصطلحات دقيقة كما جاء في حث النبي، لكن أفعال آسا المحددة تجاوزت توجيهاته العامة جدًا. فبمجرد أن سمع آسا الكلمات النبوية، تشجع وبدأ إصلاح شامل، بدءًا من إزالة الأصنام البغيضة التي اجتاحت الأرض مرة أخرى (انظر </w:t>
       </w:r>
-      <w:hyperlink r:id="rId138">
-        <w:r>
-          <w:rPr>
-            <w:rtl/>
-            <w:cs/>
-            <w:lang w:val="ar_AE" w:bidi="ar_AE"/>
-          </w:rPr>
-          <w:rPr>
-            <w:color w:val="0000EE"/>
-            <w:u w:val="single"/>
-          </w:rPr>
-          <w:t>14:5</w:t>
-        </w:r>
-      </w:hyperlink>
+      <w:r>
+        <w:rPr>
+          <w:rtl/>
+          <w:cs/>
+          <w:lang w:val="ar_AE" w:bidi="ar_AE"/>
+        </w:rPr>
+        <w:t>14:5</w:t>
+      </w:r>
       <w:r>
         <w:rPr>
           <w:rtl/>
@@ -11494,20 +10618,14 @@
         </w:rPr>
         <w:t>). الثقة الكاملة في ٱلله كسبت الحرب ضد الكوشيين، والتجديد الكامل للعهد جلب الراحة لأرض الموعد (</w:t>
       </w:r>
-      <w:hyperlink r:id="rId157">
-        <w:r>
-          <w:rPr>
-            <w:rtl/>
-            <w:cs/>
-            <w:lang w:val="ar_AE" w:bidi="ar_AE"/>
-          </w:rPr>
-          <w:rPr>
-            <w:color w:val="0000EE"/>
-            <w:u w:val="single"/>
-          </w:rPr>
-          <w:t>15:15</w:t>
-        </w:r>
-      </w:hyperlink>
+      <w:r>
+        <w:rPr>
+          <w:rtl/>
+          <w:cs/>
+          <w:lang w:val="ar_AE" w:bidi="ar_AE"/>
+        </w:rPr>
+        <w:t>15:15</w:t>
+      </w:r>
       <w:r>
         <w:rPr>
           <w:rtl/>
@@ -11591,20 +10709,14 @@
         </w:rPr>
         <w:t xml:space="preserve">: اهتم كاتب السفر دائمًا بشمل القبائل الشمالية في سرده للإصلاح الروحي (قارن </w:t>
       </w:r>
-      <w:hyperlink r:id="rId158">
-        <w:r>
-          <w:rPr>
-            <w:rtl/>
-            <w:cs/>
-            <w:lang w:val="ar_AE" w:bidi="ar_AE"/>
-          </w:rPr>
-          <w:rPr>
-            <w:color w:val="0000EE"/>
-            <w:u w:val="single"/>
-          </w:rPr>
-          <w:t>30:1–11</w:t>
-        </w:r>
-      </w:hyperlink>
+      <w:r>
+        <w:rPr>
+          <w:rtl/>
+          <w:cs/>
+          <w:lang w:val="ar_AE" w:bidi="ar_AE"/>
+        </w:rPr>
+        <w:t>30:1–11</w:t>
+      </w:r>
       <w:r>
         <w:rPr>
           <w:rtl/>
@@ -11680,20 +10792,14 @@
         </w:rPr>
         <w:t>من المرجح أن مراسم تجديد العهد تمت في الشهر الثالث خلال عيد الحصاد (عيد العنصرة). هذا العيد العظيم جذب حشودًا إلى الهيكل من جميع المناطق المحيطة. كان عدم الولاء للعهد يُعتبر خيانة تستوجب العقوبة القصوى (</w:t>
       </w:r>
-      <w:hyperlink r:id="rId159">
-        <w:r>
-          <w:rPr>
-            <w:rtl/>
-            <w:cs/>
-            <w:lang w:val="ar_AE" w:bidi="ar_AE"/>
-          </w:rPr>
-          <w:rPr>
-            <w:color w:val="0000EE"/>
-            <w:u w:val="single"/>
-          </w:rPr>
-          <w:t>تثنية 17:2–7</w:t>
-        </w:r>
-      </w:hyperlink>
+      <w:r>
+        <w:rPr>
+          <w:rtl/>
+          <w:cs/>
+          <w:lang w:val="ar_AE" w:bidi="ar_AE"/>
+        </w:rPr>
+        <w:t>تثنية 17:2–7</w:t>
+      </w:r>
       <w:r>
         <w:rPr>
           <w:rtl/>
@@ -11702,20 +10808,14 @@
         </w:rPr>
         <w:t>). كانت الذبائح عبارة عن تقدمات مكرسة من الحرب التي انتصروا فيها على زارح (</w:t>
       </w:r>
-      <w:hyperlink r:id="rId160">
-        <w:r>
-          <w:rPr>
-            <w:rtl/>
-            <w:cs/>
-            <w:lang w:val="ar_AE" w:bidi="ar_AE"/>
-          </w:rPr>
-          <w:rPr>
-            <w:color w:val="0000EE"/>
-            <w:u w:val="single"/>
-          </w:rPr>
-          <w:t>2 أخبار الأيام 14:15</w:t>
-        </w:r>
-      </w:hyperlink>
+      <w:r>
+        <w:rPr>
+          <w:rtl/>
+          <w:cs/>
+          <w:lang w:val="ar_AE" w:bidi="ar_AE"/>
+        </w:rPr>
+        <w:t>2 أخبار الأيام 14:15</w:t>
+      </w:r>
       <w:r>
         <w:rPr>
           <w:rtl/>
@@ -11825,20 +10925,14 @@
         </w:rPr>
         <w:t xml:space="preserve"> يمكن استخدام مصطلح "الأم" بشكل عام لأي سلف أنثى. انظر </w:t>
       </w:r>
-      <w:hyperlink r:id="rId161">
-        <w:r>
-          <w:rPr>
-            <w:rtl/>
-            <w:cs/>
-            <w:lang w:val="ar_AE" w:bidi="ar_AE"/>
-          </w:rPr>
-          <w:rPr>
-            <w:color w:val="0000EE"/>
-            <w:u w:val="single"/>
-          </w:rPr>
-          <w:t>11:20</w:t>
-        </w:r>
-      </w:hyperlink>
+      <w:r>
+        <w:rPr>
+          <w:rtl/>
+          <w:cs/>
+          <w:lang w:val="ar_AE" w:bidi="ar_AE"/>
+        </w:rPr>
+        <w:t>11:20</w:t>
+      </w:r>
       <w:r>
         <w:rPr>
           <w:rtl/>
@@ -11939,20 +11033,14 @@
         </w:rPr>
         <w:t>. تضيف معظم الترجمات عبارة "لما يقرب من" للمساعدة في توضيح المعنى المحتمل. ولكن إذا كانت "لا حرب" هي القراءة الأفضل بالفعل، فقد تشير السنة الخامسة والثلاثون إلى السنة الخامسة والثلاثين منذ تقسيم المملكة إلى المملكة الشمالية والجنوبية. كان ذلك في الوقت الذي غزا فيه زارح الكوشي يهوذا وهُزم على يد آسا (</w:t>
       </w:r>
-      <w:hyperlink r:id="rId162">
-        <w:r>
-          <w:rPr>
-            <w:rtl/>
-            <w:cs/>
-            <w:lang w:val="ar_AE" w:bidi="ar_AE"/>
-          </w:rPr>
-          <w:rPr>
-            <w:color w:val="0000EE"/>
-            <w:u w:val="single"/>
-          </w:rPr>
-          <w:t>14:9–15</w:t>
-        </w:r>
-      </w:hyperlink>
+      <w:r>
+        <w:rPr>
+          <w:rtl/>
+          <w:cs/>
+          <w:lang w:val="ar_AE" w:bidi="ar_AE"/>
+        </w:rPr>
+        <w:t>14:9–15</w:t>
+      </w:r>
       <w:r>
         <w:rPr>
           <w:rtl/>
@@ -11977,20 +11065,14 @@
         </w:rPr>
         <w:t xml:space="preserve">. • يُدرج كاتب السفر ملاحظات زمنية في سرده ليُقسم فترة حكم آسا إلى فترات تُظهر عواقب قراراته (انظر </w:t>
       </w:r>
-      <w:hyperlink r:id="rId163">
-        <w:r>
-          <w:rPr>
-            <w:rtl/>
-            <w:cs/>
-            <w:lang w:val="ar_AE" w:bidi="ar_AE"/>
-          </w:rPr>
-          <w:rPr>
-            <w:color w:val="0000EE"/>
-            <w:u w:val="single"/>
-          </w:rPr>
-          <w:t>14:1</w:t>
-        </w:r>
-      </w:hyperlink>
+      <w:r>
+        <w:rPr>
+          <w:rtl/>
+          <w:cs/>
+          <w:lang w:val="ar_AE" w:bidi="ar_AE"/>
+        </w:rPr>
+        <w:t>14:1</w:t>
+      </w:r>
       <w:r>
         <w:rPr>
           <w:rtl/>
@@ -11999,20 +11081,14 @@
         </w:rPr>
         <w:t xml:space="preserve">؛ </w:t>
       </w:r>
-      <w:hyperlink r:id="rId164">
-        <w:r>
-          <w:rPr>
-            <w:rtl/>
-            <w:cs/>
-            <w:lang w:val="ar_AE" w:bidi="ar_AE"/>
-          </w:rPr>
-          <w:rPr>
-            <w:color w:val="0000EE"/>
-            <w:u w:val="single"/>
-          </w:rPr>
-          <w:t>15:10</w:t>
-        </w:r>
-      </w:hyperlink>
+      <w:r>
+        <w:rPr>
+          <w:rtl/>
+          <w:cs/>
+          <w:lang w:val="ar_AE" w:bidi="ar_AE"/>
+        </w:rPr>
+        <w:t>15:10</w:t>
+      </w:r>
       <w:r>
         <w:rPr>
           <w:rtl/>
@@ -12021,20 +11097,14 @@
         </w:rPr>
         <w:t xml:space="preserve">؛ </w:t>
       </w:r>
-      <w:hyperlink r:id="rId155">
-        <w:r>
-          <w:rPr>
-            <w:rtl/>
-            <w:cs/>
-            <w:lang w:val="ar_AE" w:bidi="ar_AE"/>
-          </w:rPr>
-          <w:rPr>
-            <w:color w:val="0000EE"/>
-            <w:u w:val="single"/>
-          </w:rPr>
-          <w:t>16:1</w:t>
-        </w:r>
-      </w:hyperlink>
+      <w:r>
+        <w:rPr>
+          <w:rtl/>
+          <w:cs/>
+          <w:lang w:val="ar_AE" w:bidi="ar_AE"/>
+        </w:rPr>
+        <w:t>16:1</w:t>
+      </w:r>
       <w:r>
         <w:rPr>
           <w:rtl/>
@@ -12043,20 +11113,14 @@
         </w:rPr>
         <w:t xml:space="preserve">، </w:t>
       </w:r>
-      <w:hyperlink r:id="rId142">
-        <w:r>
-          <w:rPr>
-            <w:rtl/>
-            <w:cs/>
-            <w:lang w:val="ar_AE" w:bidi="ar_AE"/>
-          </w:rPr>
-          <w:rPr>
-            <w:color w:val="0000EE"/>
-            <w:u w:val="single"/>
-          </w:rPr>
-          <w:t>12</w:t>
-        </w:r>
-      </w:hyperlink>
+      <w:r>
+        <w:rPr>
+          <w:rtl/>
+          <w:cs/>
+          <w:lang w:val="ar_AE" w:bidi="ar_AE"/>
+        </w:rPr>
+        <w:t>12</w:t>
+      </w:r>
       <w:r>
         <w:rPr>
           <w:rtl/>
@@ -12065,20 +11129,14 @@
         </w:rPr>
         <w:t xml:space="preserve">، </w:t>
       </w:r>
-      <w:hyperlink r:id="rId165">
-        <w:r>
-          <w:rPr>
-            <w:rtl/>
-            <w:cs/>
-            <w:lang w:val="ar_AE" w:bidi="ar_AE"/>
-          </w:rPr>
-          <w:rPr>
-            <w:color w:val="0000EE"/>
-            <w:u w:val="single"/>
-          </w:rPr>
-          <w:t>13</w:t>
-        </w:r>
-      </w:hyperlink>
+      <w:r>
+        <w:rPr>
+          <w:rtl/>
+          <w:cs/>
+          <w:lang w:val="ar_AE" w:bidi="ar_AE"/>
+        </w:rPr>
+        <w:t>13</w:t>
+      </w:r>
       <w:r>
         <w:rPr>
           <w:rtl/>
@@ -12087,20 +11145,14 @@
         </w:rPr>
         <w:t xml:space="preserve">). كانت المعارك المبكرة مع الشمال تُعتبر غير ذات أهمية لتلك الفترة، رغم أن كاتب السفر كان على دراية تامة بها (انظر </w:t>
       </w:r>
-      <w:hyperlink r:id="rId166">
-        <w:r>
-          <w:rPr>
-            <w:rtl/>
-            <w:cs/>
-            <w:lang w:val="ar_AE" w:bidi="ar_AE"/>
-          </w:rPr>
-          <w:rPr>
-            <w:color w:val="0000EE"/>
-            <w:u w:val="single"/>
-          </w:rPr>
-          <w:t>15:8</w:t>
-        </w:r>
-      </w:hyperlink>
+      <w:r>
+        <w:rPr>
+          <w:rtl/>
+          <w:cs/>
+          <w:lang w:val="ar_AE" w:bidi="ar_AE"/>
+        </w:rPr>
+        <w:t>15:8</w:t>
+      </w:r>
       <w:r>
         <w:rPr>
           <w:rtl/>
@@ -12176,20 +11228,14 @@
         </w:rPr>
         <w:t>في السنة السادسة والثلاثين من حكم آسا: وفقًا لسفر الملوك، توفي الملك بعشا (909–886 قبل الميلاد) في السنة السادسة والعشرين من حكم آسا (</w:t>
       </w:r>
-      <w:hyperlink r:id="rId167">
-        <w:r>
-          <w:rPr>
-            <w:rtl/>
-            <w:cs/>
-            <w:lang w:val="ar_AE" w:bidi="ar_AE"/>
-          </w:rPr>
-          <w:rPr>
-            <w:color w:val="0000EE"/>
-            <w:u w:val="single"/>
-          </w:rPr>
-          <w:t>1 ملوك 16:8</w:t>
-        </w:r>
-      </w:hyperlink>
+      <w:r>
+        <w:rPr>
+          <w:rtl/>
+          <w:cs/>
+          <w:lang w:val="ar_AE" w:bidi="ar_AE"/>
+        </w:rPr>
+        <w:t>1 ملوك 16:8</w:t>
+      </w:r>
       <w:r>
         <w:rPr>
           <w:rtl/>
@@ -12198,20 +11244,14 @@
         </w:rPr>
         <w:t>). أحد التفسيرات الممكنة هو أن نص سفر الأخبار قد يحتوي على خطأ في النسخ ويجب أن يقول السنة الخامسة عشرة والسادسة عشرة (حوالي 895 قبل الميلاد) بدلاً من الخامسة والثلاثين (</w:t>
       </w:r>
-      <w:hyperlink r:id="rId168">
-        <w:r>
-          <w:rPr>
-            <w:rtl/>
-            <w:cs/>
-            <w:lang w:val="ar_AE" w:bidi="ar_AE"/>
-          </w:rPr>
-          <w:rPr>
-            <w:color w:val="0000EE"/>
-            <w:u w:val="single"/>
-          </w:rPr>
-          <w:t>2 أخبار 15:19</w:t>
-        </w:r>
-      </w:hyperlink>
+      <w:r>
+        <w:rPr>
+          <w:rtl/>
+          <w:cs/>
+          <w:lang w:val="ar_AE" w:bidi="ar_AE"/>
+        </w:rPr>
+        <w:t>2 أخبار 15:19</w:t>
+      </w:r>
       <w:r>
         <w:rPr>
           <w:rtl/>
@@ -12237,20 +11277,14 @@
         </w:rPr>
         <w:t xml:space="preserve"> من حكم آسا. الاحتمال الآخر هو أن الكاتب قد حسب هذه السنوات منذ تقسيم المملكة. • ٱلرّامة كانت تقع على بعد خمسة أميال شمال أورشليم بالقرب من جبع والمصفاة (انظر </w:t>
       </w:r>
-      <w:hyperlink r:id="rId169">
-        <w:r>
-          <w:rPr>
-            <w:rtl/>
-            <w:cs/>
-            <w:lang w:val="ar_AE" w:bidi="ar_AE"/>
-          </w:rPr>
-          <w:rPr>
-            <w:color w:val="0000EE"/>
-            <w:u w:val="single"/>
-          </w:rPr>
-          <w:t>16:6</w:t>
-        </w:r>
-      </w:hyperlink>
+      <w:r>
+        <w:rPr>
+          <w:rtl/>
+          <w:cs/>
+          <w:lang w:val="ar_AE" w:bidi="ar_AE"/>
+        </w:rPr>
+        <w:t>16:6</w:t>
+      </w:r>
       <w:r>
         <w:rPr>
           <w:rtl/>
@@ -12259,20 +11293,14 @@
         </w:rPr>
         <w:t>). قام الملك بعشا بتوسيع إسرائيل بعمق إلى داخل أراضي بنيامين، مما فصل أراضٍ مهمة عن يهوذا بعد فترة وجيزة من انتصارات أبيّا (</w:t>
       </w:r>
-      <w:hyperlink r:id="rId133">
-        <w:r>
-          <w:rPr>
-            <w:rtl/>
-            <w:cs/>
-            <w:lang w:val="ar_AE" w:bidi="ar_AE"/>
-          </w:rPr>
-          <w:rPr>
-            <w:color w:val="0000EE"/>
-            <w:u w:val="single"/>
-          </w:rPr>
-          <w:t>13:19</w:t>
-        </w:r>
-      </w:hyperlink>
+      <w:r>
+        <w:rPr>
+          <w:rtl/>
+          <w:cs/>
+          <w:lang w:val="ar_AE" w:bidi="ar_AE"/>
+        </w:rPr>
+        <w:t>13:19</w:t>
+      </w:r>
       <w:r>
         <w:rPr>
           <w:rtl/>
@@ -12499,20 +11527,14 @@
         </w:rPr>
         <w:t>نقض بنهدد ملك أرام (</w:t>
       </w:r>
-      <w:hyperlink r:id="rId170">
-        <w:r>
-          <w:rPr>
-            <w:rtl/>
-            <w:cs/>
-            <w:lang w:val="ar_AE" w:bidi="ar_AE"/>
-          </w:rPr>
-          <w:rPr>
-            <w:color w:val="0000EE"/>
-            <w:u w:val="single"/>
-          </w:rPr>
-          <w:t>16:2</w:t>
-        </w:r>
-      </w:hyperlink>
+      <w:r>
+        <w:rPr>
+          <w:rtl/>
+          <w:cs/>
+          <w:lang w:val="ar_AE" w:bidi="ar_AE"/>
+        </w:rPr>
+        <w:t>16:2</w:t>
+      </w:r>
       <w:r>
         <w:rPr>
           <w:rtl/>
@@ -12672,20 +11694,14 @@
         </w:rPr>
         <w:t>أعلن حناني الرائي لآسا أنه سيعاني من الحرب من ذلك الحين فصاعدًا نتيجةً لعصيانه. كانت هذه الدينونة نقيضًا واضحًا لانتصار آسا السابق على زارح، عندما كانت كل الاحتمالات ضده لكنه وثق في الرب (</w:t>
       </w:r>
-      <w:hyperlink r:id="rId171">
-        <w:r>
-          <w:rPr>
-            <w:rtl/>
-            <w:cs/>
-            <w:lang w:val="ar_AE" w:bidi="ar_AE"/>
-          </w:rPr>
-          <w:rPr>
-            <w:color w:val="0000EE"/>
-            <w:u w:val="single"/>
-          </w:rPr>
-          <w:t>14:9–13</w:t>
-        </w:r>
-      </w:hyperlink>
+      <w:r>
+        <w:rPr>
+          <w:rtl/>
+          <w:cs/>
+          <w:lang w:val="ar_AE" w:bidi="ar_AE"/>
+        </w:rPr>
+        <w:t>14:9–13</w:t>
+      </w:r>
       <w:r>
         <w:rPr>
           <w:rtl/>
@@ -12694,20 +11710,14 @@
         </w:rPr>
         <w:t>). تمامًا كما أن اعتماد آسا السابق على الرب جلب سلام على الأرض (</w:t>
       </w:r>
-      <w:hyperlink r:id="rId138">
-        <w:r>
-          <w:rPr>
-            <w:rtl/>
-            <w:cs/>
-            <w:lang w:val="ar_AE" w:bidi="ar_AE"/>
-          </w:rPr>
-          <w:rPr>
-            <w:color w:val="0000EE"/>
-            <w:u w:val="single"/>
-          </w:rPr>
-          <w:t>14:5</w:t>
-        </w:r>
-      </w:hyperlink>
+      <w:r>
+        <w:rPr>
+          <w:rtl/>
+          <w:cs/>
+          <w:lang w:val="ar_AE" w:bidi="ar_AE"/>
+        </w:rPr>
+        <w:t>14:5</w:t>
+      </w:r>
       <w:r>
         <w:rPr>
           <w:rtl/>
@@ -12850,20 +11860,14 @@
         </w:rPr>
         <w:t xml:space="preserve">كان المرض يُعتبر عقابًا على الخطيئة في كثير من الأحيان (انظر </w:t>
       </w:r>
-      <w:hyperlink r:id="rId172">
-        <w:r>
-          <w:rPr>
-            <w:rtl/>
-            <w:cs/>
-            <w:lang w:val="ar_AE" w:bidi="ar_AE"/>
-          </w:rPr>
-          <w:rPr>
-            <w:color w:val="0000EE"/>
-            <w:u w:val="single"/>
-          </w:rPr>
-          <w:t>21:18–19</w:t>
-        </w:r>
-      </w:hyperlink>
+      <w:r>
+        <w:rPr>
+          <w:rtl/>
+          <w:cs/>
+          <w:lang w:val="ar_AE" w:bidi="ar_AE"/>
+        </w:rPr>
+        <w:t>21:18–19</w:t>
+      </w:r>
       <w:r>
         <w:rPr>
           <w:rtl/>
@@ -12872,20 +11876,14 @@
         </w:rPr>
         <w:t xml:space="preserve">؛ </w:t>
       </w:r>
-      <w:hyperlink r:id="rId173">
-        <w:r>
-          <w:rPr>
-            <w:rtl/>
-            <w:cs/>
-            <w:lang w:val="ar_AE" w:bidi="ar_AE"/>
-          </w:rPr>
-          <w:rPr>
-            <w:color w:val="0000EE"/>
-            <w:u w:val="single"/>
-          </w:rPr>
-          <w:t>26:20</w:t>
-        </w:r>
-      </w:hyperlink>
+      <w:r>
+        <w:rPr>
+          <w:rtl/>
+          <w:cs/>
+          <w:lang w:val="ar_AE" w:bidi="ar_AE"/>
+        </w:rPr>
+        <w:t>26:20</w:t>
+      </w:r>
       <w:r>
         <w:rPr>
           <w:rtl/>
@@ -12961,20 +11959,14 @@
         </w:rPr>
         <w:t xml:space="preserve">حصل آسا على دفن مشرف رغم أخطائه. كان قد أعد ترتيبات فاخرة لدفنه خلال حياته، بما في ذلك قبر قام بنحته لنفسه. ربما كان آسا يقلد فراعنة مصر في القيام بهذه الترتيبات. • عادة النار الجنائزية الضخمة غير معروفة خارج سفر أخبار الأيام وإرميا (انظر </w:t>
       </w:r>
-      <w:hyperlink r:id="rId174">
-        <w:r>
-          <w:rPr>
-            <w:rtl/>
-            <w:cs/>
-            <w:lang w:val="ar_AE" w:bidi="ar_AE"/>
-          </w:rPr>
-          <w:rPr>
-            <w:color w:val="0000EE"/>
-            <w:u w:val="single"/>
-          </w:rPr>
-          <w:t>إرميا 34:5</w:t>
-        </w:r>
-      </w:hyperlink>
+      <w:r>
+        <w:rPr>
+          <w:rtl/>
+          <w:cs/>
+          <w:lang w:val="ar_AE" w:bidi="ar_AE"/>
+        </w:rPr>
+        <w:t>إرميا 34:5</w:t>
+      </w:r>
       <w:r>
         <w:rPr>
           <w:rtl/>
@@ -13050,20 +12042,14 @@
         </w:rPr>
         <w:t>حكم يهوشافاط من 872 إلى 848 قبل الميلاد بما في ذلك فترة حكم مشتركة لمدة عامين مع والده، آسا. • تميزت السنوات الأخيرة من حكم آسا بالصراعات والقمع، لذا كان على يهوشافاط تعزيز السلطة داخل يهوذا لاستعادة السلام والاستقرار. كانت إسرائيل عدوًا خلال أيام آسا، لكن يهوشافاط دخل سريعًا في تحالف مع أخآب (</w:t>
       </w:r>
-      <w:hyperlink r:id="rId175">
-        <w:r>
-          <w:rPr>
-            <w:rtl/>
-            <w:cs/>
-            <w:lang w:val="ar_AE" w:bidi="ar_AE"/>
-          </w:rPr>
-          <w:rPr>
-            <w:color w:val="0000EE"/>
-            <w:u w:val="single"/>
-          </w:rPr>
-          <w:t>18:1–2</w:t>
-        </w:r>
-      </w:hyperlink>
+      <w:r>
+        <w:rPr>
+          <w:rtl/>
+          <w:cs/>
+          <w:lang w:val="ar_AE" w:bidi="ar_AE"/>
+        </w:rPr>
+        <w:t>18:1–2</w:t>
+      </w:r>
       <w:r>
         <w:rPr>
           <w:rtl/>
@@ -13139,20 +12125,14 @@
         </w:rPr>
         <w:t xml:space="preserve">لأول مرة، يقوم كاتب السفر بمقارنة ممارسات يهوذا بممارسات مملكة إسرائيل الشمالية، مما يظهر وعيه بأن عبادة البعل من صور قد أُدخلت في العبادة الشمالية (انظر </w:t>
       </w:r>
-      <w:hyperlink r:id="rId176">
-        <w:r>
-          <w:rPr>
-            <w:rtl/>
-            <w:cs/>
-            <w:lang w:val="ar_AE" w:bidi="ar_AE"/>
-          </w:rPr>
-          <w:rPr>
-            <w:color w:val="0000EE"/>
-            <w:u w:val="single"/>
-          </w:rPr>
-          <w:t>1 ملوك 16:31–32</w:t>
-        </w:r>
-      </w:hyperlink>
+      <w:r>
+        <w:rPr>
+          <w:rtl/>
+          <w:cs/>
+          <w:lang w:val="ar_AE" w:bidi="ar_AE"/>
+        </w:rPr>
+        <w:t>1 ملوك 16:31–32</w:t>
+      </w:r>
       <w:r>
         <w:rPr>
           <w:rtl/>
@@ -13228,20 +12208,14 @@
         </w:rPr>
         <w:t xml:space="preserve">الكلمة المترجمة "هدايا" تُترجم عادةً إلى "جزية"، تلك التي كان الملوك الفاتحون يطلبونها من أتباعهم (مثل </w:t>
       </w:r>
-      <w:hyperlink r:id="rId177">
-        <w:r>
-          <w:rPr>
-            <w:rtl/>
-            <w:cs/>
-            <w:lang w:val="ar_AE" w:bidi="ar_AE"/>
-          </w:rPr>
-          <w:rPr>
-            <w:color w:val="0000EE"/>
-            <w:u w:val="single"/>
-          </w:rPr>
-          <w:t>قضاة 3:15–18</w:t>
-        </w:r>
-      </w:hyperlink>
+      <w:r>
+        <w:rPr>
+          <w:rtl/>
+          <w:cs/>
+          <w:lang w:val="ar_AE" w:bidi="ar_AE"/>
+        </w:rPr>
+        <w:t>قضاة 3:15–18</w:t>
+      </w:r>
       <w:r>
         <w:rPr>
           <w:rtl/>
@@ -13250,20 +12224,14 @@
         </w:rPr>
         <w:t>)، لكن الجزية المفروضة ليست المعنى المقصود هنا. فشعب يهوذا جعلوا يهوشافاط ثريًا جدًا طواعية. كما هو الحال مع عزّيّا (</w:t>
       </w:r>
-      <w:hyperlink r:id="rId178">
-        <w:r>
-          <w:rPr>
-            <w:rtl/>
-            <w:cs/>
-            <w:lang w:val="ar_AE" w:bidi="ar_AE"/>
-          </w:rPr>
-          <w:rPr>
-            <w:color w:val="0000EE"/>
-            <w:u w:val="single"/>
-          </w:rPr>
-          <w:t>2 أخبار الأيام 26:16</w:t>
-        </w:r>
-      </w:hyperlink>
+      <w:r>
+        <w:rPr>
+          <w:rtl/>
+          <w:cs/>
+          <w:lang w:val="ar_AE" w:bidi="ar_AE"/>
+        </w:rPr>
+        <w:t>2 أخبار الأيام 26:16</w:t>
+      </w:r>
       <w:r>
         <w:rPr>
           <w:rtl/>
@@ -13272,20 +12240,14 @@
         </w:rPr>
         <w:t>) وحزقيّا (</w:t>
       </w:r>
-      <w:hyperlink r:id="rId179">
-        <w:r>
-          <w:rPr>
-            <w:rtl/>
-            <w:cs/>
-            <w:lang w:val="ar_AE" w:bidi="ar_AE"/>
-          </w:rPr>
-          <w:rPr>
-            <w:color w:val="0000EE"/>
-            <w:u w:val="single"/>
-          </w:rPr>
-          <w:t>32:25</w:t>
-        </w:r>
-      </w:hyperlink>
+      <w:r>
+        <w:rPr>
+          <w:rtl/>
+          <w:cs/>
+          <w:lang w:val="ar_AE" w:bidi="ar_AE"/>
+        </w:rPr>
+        <w:t>32:25</w:t>
+      </w:r>
       <w:r>
         <w:rPr>
           <w:rtl/>
@@ -13361,20 +12323,14 @@
         </w:rPr>
         <w:t>يهوشافاط نفذ متطلبات الرب في معرفة الشريعة (</w:t>
       </w:r>
-      <w:hyperlink r:id="rId180">
-        <w:r>
-          <w:rPr>
-            <w:rtl/>
-            <w:cs/>
-            <w:lang w:val="ar_AE" w:bidi="ar_AE"/>
-          </w:rPr>
-          <w:rPr>
-            <w:color w:val="0000EE"/>
-            <w:u w:val="single"/>
-          </w:rPr>
-          <w:t>تث 5:1</w:t>
-        </w:r>
-      </w:hyperlink>
+      <w:r>
+        <w:rPr>
+          <w:rtl/>
+          <w:cs/>
+          <w:lang w:val="ar_AE" w:bidi="ar_AE"/>
+        </w:rPr>
+        <w:t>تث 5:1</w:t>
+      </w:r>
       <w:r>
         <w:rPr>
           <w:rtl/>
@@ -13383,20 +12339,14 @@
         </w:rPr>
         <w:t xml:space="preserve">؛ </w:t>
       </w:r>
-      <w:hyperlink r:id="rId181">
-        <w:r>
-          <w:rPr>
-            <w:rtl/>
-            <w:cs/>
-            <w:lang w:val="ar_AE" w:bidi="ar_AE"/>
-          </w:rPr>
-          <w:rPr>
-            <w:color w:val="0000EE"/>
-            <w:u w:val="single"/>
-          </w:rPr>
-          <w:t>17:18–20</w:t>
-        </w:r>
-      </w:hyperlink>
+      <w:r>
+        <w:rPr>
+          <w:rtl/>
+          <w:cs/>
+          <w:lang w:val="ar_AE" w:bidi="ar_AE"/>
+        </w:rPr>
+        <w:t>17:18–20</w:t>
+      </w:r>
       <w:r>
         <w:rPr>
           <w:rtl/>
@@ -13422,20 +12372,14 @@
         </w:rPr>
         <w:t xml:space="preserve"> وكاهنين لتعليم الشعب في كتاب العهد. كان اللاويون يعملون في دور المعلمين في كثير من الأحيان، خلال فترة الهيكل الثاني أيضًا (</w:t>
       </w:r>
-      <w:hyperlink r:id="rId182">
-        <w:r>
-          <w:rPr>
-            <w:rtl/>
-            <w:cs/>
-            <w:lang w:val="ar_AE" w:bidi="ar_AE"/>
-          </w:rPr>
-          <w:rPr>
-            <w:color w:val="0000EE"/>
-            <w:u w:val="single"/>
-          </w:rPr>
-          <w:t>نح 8:7</w:t>
-        </w:r>
-      </w:hyperlink>
+      <w:r>
+        <w:rPr>
+          <w:rtl/>
+          <w:cs/>
+          <w:lang w:val="ar_AE" w:bidi="ar_AE"/>
+        </w:rPr>
+        <w:t>نح 8:7</w:t>
+      </w:r>
       <w:r>
         <w:rPr>
           <w:rtl/>
@@ -13528,20 +12472,14 @@
         </w:rPr>
         <w:t xml:space="preserve">خوف الرب المنتشر بين الممالك المحيطة دفعها إلى تقديم الجزية ليهوشافاط، وهو إجراء كان يهدف إلى شراء السلام. السلام يُعتبر دليلاً على الرضى الإلهي (انظر </w:t>
       </w:r>
-      <w:hyperlink r:id="rId183">
-        <w:r>
-          <w:rPr>
-            <w:rtl/>
-            <w:cs/>
-            <w:lang w:val="ar_AE" w:bidi="ar_AE"/>
-          </w:rPr>
-          <w:rPr>
-            <w:color w:val="0000EE"/>
-            <w:u w:val="single"/>
-          </w:rPr>
-          <w:t>14:2–6</w:t>
-        </w:r>
-      </w:hyperlink>
+      <w:r>
+        <w:rPr>
+          <w:rtl/>
+          <w:cs/>
+          <w:lang w:val="ar_AE" w:bidi="ar_AE"/>
+        </w:rPr>
+        <w:t>14:2–6</w:t>
+      </w:r>
       <w:r>
         <w:rPr>
           <w:rtl/>
@@ -13617,20 +12555,14 @@
         </w:rPr>
         <w:t>اتسم حكم يهوشافاط العظيم بمكانته الدولية، ومشاريعه البنائية، وجيشه. كشفت الحفريات الأثرية عن سلسلة من الحصون على الطرق السريعة في وادي الأردن بالقرب من البحر الميت تعود إلى زمنه. * يبدو أن عدد الجنود في جيشه - الذي زاد عن مليون جندي في أورشليم - مرتفع بشكل غير معقول. نظرًا لأن القادة كانوا يعتمدون على تقسيمات الأسباط (</w:t>
       </w:r>
-      <w:hyperlink r:id="rId184">
-        <w:r>
-          <w:rPr>
-            <w:rtl/>
-            <w:cs/>
-            <w:lang w:val="ar_AE" w:bidi="ar_AE"/>
-          </w:rPr>
-          <w:rPr>
-            <w:color w:val="0000EE"/>
-            <w:u w:val="single"/>
-          </w:rPr>
-          <w:t>17:14</w:t>
-        </w:r>
-      </w:hyperlink>
+      <w:r>
+        <w:rPr>
+          <w:rtl/>
+          <w:cs/>
+          <w:lang w:val="ar_AE" w:bidi="ar_AE"/>
+        </w:rPr>
+        <w:t>17:14</w:t>
+      </w:r>
       <w:r>
         <w:rPr>
           <w:rtl/>
@@ -13639,20 +12571,14 @@
         </w:rPr>
         <w:t xml:space="preserve">)، فمن الممكن أن المصطلح المترجم كـ "ألف" (إيليب) أن يُترجم بدلاً من ذلك كـ "فرقة" أو "فصيل"، وهي وحدة عسكرية أصغر جدًا. قد تشمل الأعداد الكلية أيضًا الأقسام الاحتياطية التي خدمت بالتناوب (انظر </w:t>
       </w:r>
-      <w:hyperlink r:id="rId185">
-        <w:r>
-          <w:rPr>
-            <w:rtl/>
-            <w:cs/>
-            <w:lang w:val="ar_AE" w:bidi="ar_AE"/>
-          </w:rPr>
-          <w:rPr>
-            <w:color w:val="0000EE"/>
-            <w:u w:val="single"/>
-          </w:rPr>
-          <w:t>1 أخبار 27:1–15</w:t>
-        </w:r>
-      </w:hyperlink>
+      <w:r>
+        <w:rPr>
+          <w:rtl/>
+          <w:cs/>
+          <w:lang w:val="ar_AE" w:bidi="ar_AE"/>
+        </w:rPr>
+        <w:t>1 أخبار 27:1–15</w:t>
+      </w:r>
       <w:r>
         <w:rPr>
           <w:rtl/>
@@ -13661,20 +12587,14 @@
         </w:rPr>
         <w:t>). عدد الجنود المنسوب إلى يهوشافاط يقارب ثلاثة أضعاف العدد المسنود لأبيّا (</w:t>
       </w:r>
-      <w:hyperlink r:id="rId186">
-        <w:r>
-          <w:rPr>
-            <w:rtl/>
-            <w:cs/>
-            <w:lang w:val="ar_AE" w:bidi="ar_AE"/>
-          </w:rPr>
-          <w:rPr>
-            <w:color w:val="0000EE"/>
-            <w:u w:val="single"/>
-          </w:rPr>
-          <w:t>2 أخبار 13:3</w:t>
-        </w:r>
-      </w:hyperlink>
+      <w:r>
+        <w:rPr>
+          <w:rtl/>
+          <w:cs/>
+          <w:lang w:val="ar_AE" w:bidi="ar_AE"/>
+        </w:rPr>
+        <w:t>2 أخبار 13:3</w:t>
+      </w:r>
       <w:r>
         <w:rPr>
           <w:rtl/>
@@ -13683,20 +12603,14 @@
         </w:rPr>
         <w:t>)، وآسا (</w:t>
       </w:r>
-      <w:hyperlink r:id="rId187">
-        <w:r>
-          <w:rPr>
-            <w:rtl/>
-            <w:cs/>
-            <w:lang w:val="ar_AE" w:bidi="ar_AE"/>
-          </w:rPr>
-          <w:rPr>
-            <w:color w:val="0000EE"/>
-            <w:u w:val="single"/>
-          </w:rPr>
-          <w:t>14:8</w:t>
-        </w:r>
-      </w:hyperlink>
+      <w:r>
+        <w:rPr>
+          <w:rtl/>
+          <w:cs/>
+          <w:lang w:val="ar_AE" w:bidi="ar_AE"/>
+        </w:rPr>
+        <w:t>14:8</w:t>
+      </w:r>
       <w:r>
         <w:rPr>
           <w:rtl/>
@@ -13705,20 +12619,14 @@
         </w:rPr>
         <w:t>)، وأمصيا (</w:t>
       </w:r>
-      <w:hyperlink r:id="rId188">
-        <w:r>
-          <w:rPr>
-            <w:rtl/>
-            <w:cs/>
-            <w:lang w:val="ar_AE" w:bidi="ar_AE"/>
-          </w:rPr>
-          <w:rPr>
-            <w:color w:val="0000EE"/>
-            <w:u w:val="single"/>
-          </w:rPr>
-          <w:t>25:5</w:t>
-        </w:r>
-      </w:hyperlink>
+      <w:r>
+        <w:rPr>
+          <w:rtl/>
+          <w:cs/>
+          <w:lang w:val="ar_AE" w:bidi="ar_AE"/>
+        </w:rPr>
+        <w:t>25:5</w:t>
+      </w:r>
       <w:r>
         <w:rPr>
           <w:rtl/>
@@ -13727,20 +12635,14 @@
         </w:rPr>
         <w:t>)، وعزّيّا (</w:t>
       </w:r>
-      <w:hyperlink r:id="rId189">
-        <w:r>
-          <w:rPr>
-            <w:rtl/>
-            <w:cs/>
-            <w:lang w:val="ar_AE" w:bidi="ar_AE"/>
-          </w:rPr>
-          <w:rPr>
-            <w:color w:val="0000EE"/>
-            <w:u w:val="single"/>
-          </w:rPr>
-          <w:t>26:11–15</w:t>
-        </w:r>
-      </w:hyperlink>
+      <w:r>
+        <w:rPr>
+          <w:rtl/>
+          <w:cs/>
+          <w:lang w:val="ar_AE" w:bidi="ar_AE"/>
+        </w:rPr>
+        <w:t>26:11–15</w:t>
+      </w:r>
       <w:r>
         <w:rPr>
           <w:rtl/>
@@ -13749,20 +12651,14 @@
         </w:rPr>
         <w:t>). وهو مشابه لعدد المحاربين في زمن تعداد داود (</w:t>
       </w:r>
-      <w:hyperlink r:id="rId190">
-        <w:r>
-          <w:rPr>
-            <w:rtl/>
-            <w:cs/>
-            <w:lang w:val="ar_AE" w:bidi="ar_AE"/>
-          </w:rPr>
-          <w:rPr>
-            <w:color w:val="0000EE"/>
-            <w:u w:val="single"/>
-          </w:rPr>
-          <w:t>1 أخبار 21:5</w:t>
-        </w:r>
-      </w:hyperlink>
+      <w:r>
+        <w:rPr>
+          <w:rtl/>
+          <w:cs/>
+          <w:lang w:val="ar_AE" w:bidi="ar_AE"/>
+        </w:rPr>
+        <w:t>1 أخبار 21:5</w:t>
+      </w:r>
       <w:r>
         <w:rPr>
           <w:rtl/>
@@ -13838,20 +12734,14 @@
         </w:rPr>
         <w:t xml:space="preserve">تحالف يهوشافاط مع أخآب أدى إلى تراجع إخلاصه للرب (انظر </w:t>
       </w:r>
-      <w:hyperlink r:id="rId191">
-        <w:r>
-          <w:rPr>
-            <w:rtl/>
-            <w:cs/>
-            <w:lang w:val="ar_AE" w:bidi="ar_AE"/>
-          </w:rPr>
-          <w:rPr>
-            <w:color w:val="0000EE"/>
-            <w:u w:val="single"/>
-          </w:rPr>
-          <w:t>19:2–3</w:t>
-        </w:r>
-      </w:hyperlink>
+      <w:r>
+        <w:rPr>
+          <w:rtl/>
+          <w:cs/>
+          <w:lang w:val="ar_AE" w:bidi="ar_AE"/>
+        </w:rPr>
+        <w:t>19:2–3</w:t>
+      </w:r>
       <w:r>
         <w:rPr>
           <w:rtl/>
@@ -13860,20 +12750,14 @@
         </w:rPr>
         <w:t xml:space="preserve">؛ قارن مع </w:t>
       </w:r>
-      <w:hyperlink r:id="rId192">
-        <w:r>
-          <w:rPr>
-            <w:rtl/>
-            <w:cs/>
-            <w:lang w:val="ar_AE" w:bidi="ar_AE"/>
-          </w:rPr>
-          <w:rPr>
-            <w:color w:val="0000EE"/>
-            <w:u w:val="single"/>
-          </w:rPr>
-          <w:t>2 كور 6:14–18</w:t>
-        </w:r>
-      </w:hyperlink>
+      <w:r>
+        <w:rPr>
+          <w:rtl/>
+          <w:cs/>
+          <w:lang w:val="ar_AE" w:bidi="ar_AE"/>
+        </w:rPr>
+        <w:t>2 كور 6:14–18</w:t>
+      </w:r>
       <w:r>
         <w:rPr>
           <w:rtl/>
@@ -13882,20 +12766,14 @@
         </w:rPr>
         <w:t>). زواج ابنه يهورام (</w:t>
       </w:r>
-      <w:hyperlink r:id="rId193">
-        <w:r>
-          <w:rPr>
-            <w:rtl/>
-            <w:cs/>
-            <w:lang w:val="ar_AE" w:bidi="ar_AE"/>
-          </w:rPr>
-          <w:rPr>
-            <w:color w:val="0000EE"/>
-            <w:u w:val="single"/>
-          </w:rPr>
-          <w:t>2 أخ 21:1</w:t>
-        </w:r>
-      </w:hyperlink>
+      <w:r>
+        <w:rPr>
+          <w:rtl/>
+          <w:cs/>
+          <w:lang w:val="ar_AE" w:bidi="ar_AE"/>
+        </w:rPr>
+        <w:t>2 أخ 21:1</w:t>
+      </w:r>
       <w:r>
         <w:rPr>
           <w:rtl/>
@@ -13904,20 +12782,14 @@
         </w:rPr>
         <w:t>) من ابنة أخآب عثليا (</w:t>
       </w:r>
-      <w:hyperlink r:id="rId194">
-        <w:r>
-          <w:rPr>
-            <w:rtl/>
-            <w:cs/>
-            <w:lang w:val="ar_AE" w:bidi="ar_AE"/>
-          </w:rPr>
-          <w:rPr>
-            <w:color w:val="0000EE"/>
-            <w:u w:val="single"/>
-          </w:rPr>
-          <w:t>22:2</w:t>
-        </w:r>
-      </w:hyperlink>
+      <w:r>
+        <w:rPr>
+          <w:rtl/>
+          <w:cs/>
+          <w:lang w:val="ar_AE" w:bidi="ar_AE"/>
+        </w:rPr>
+        <w:t>22:2</w:t>
+      </w:r>
       <w:r>
         <w:rPr>
           <w:rtl/>
@@ -13926,20 +12798,14 @@
         </w:rPr>
         <w:t xml:space="preserve">) تسبب في نقل ارتداد إسرائيل إلى يهوذا (انظر </w:t>
       </w:r>
-      <w:hyperlink r:id="rId195">
-        <w:r>
-          <w:rPr>
-            <w:rtl/>
-            <w:cs/>
-            <w:lang w:val="ar_AE" w:bidi="ar_AE"/>
-          </w:rPr>
-          <w:rPr>
-            <w:color w:val="0000EE"/>
-            <w:u w:val="single"/>
-          </w:rPr>
-          <w:t>21:5–6</w:t>
-        </w:r>
-      </w:hyperlink>
+      <w:r>
+        <w:rPr>
+          <w:rtl/>
+          <w:cs/>
+          <w:lang w:val="ar_AE" w:bidi="ar_AE"/>
+        </w:rPr>
+        <w:t>21:5–6</w:t>
+      </w:r>
       <w:r>
         <w:rPr>
           <w:rtl/>
@@ -13948,20 +12814,14 @@
         </w:rPr>
         <w:t xml:space="preserve">، </w:t>
       </w:r>
-      <w:hyperlink r:id="rId196">
-        <w:r>
-          <w:rPr>
-            <w:rtl/>
-            <w:cs/>
-            <w:lang w:val="ar_AE" w:bidi="ar_AE"/>
-          </w:rPr>
-          <w:rPr>
-            <w:color w:val="0000EE"/>
-            <w:u w:val="single"/>
-          </w:rPr>
-          <w:t>12–13</w:t>
-        </w:r>
-      </w:hyperlink>
+      <w:r>
+        <w:rPr>
+          <w:rtl/>
+          <w:cs/>
+          <w:lang w:val="ar_AE" w:bidi="ar_AE"/>
+        </w:rPr>
+        <w:t>12–13</w:t>
+      </w:r>
       <w:r>
         <w:rPr>
           <w:rtl/>
@@ -13970,20 +12830,14 @@
         </w:rPr>
         <w:t xml:space="preserve">؛ </w:t>
       </w:r>
-      <w:hyperlink r:id="rId197">
-        <w:r>
-          <w:rPr>
-            <w:rtl/>
-            <w:cs/>
-            <w:lang w:val="ar_AE" w:bidi="ar_AE"/>
-          </w:rPr>
-          <w:rPr>
-            <w:color w:val="0000EE"/>
-            <w:u w:val="single"/>
-          </w:rPr>
-          <w:t>22:1–4</w:t>
-        </w:r>
-      </w:hyperlink>
+      <w:r>
+        <w:rPr>
+          <w:rtl/>
+          <w:cs/>
+          <w:lang w:val="ar_AE" w:bidi="ar_AE"/>
+        </w:rPr>
+        <w:t>22:1–4</w:t>
+      </w:r>
       <w:r>
         <w:rPr>
           <w:rtl/>
@@ -14143,20 +12997,14 @@
         </w:rPr>
         <w:t>أدرك أخآب أن ميخا لم يتحدث بكلمة الرب، ربما لأن إجابة ميخا استخدمت نفس كلمات منافسيه، أو ربما كان ميخا يتحدث بنبرة ساخرة (</w:t>
       </w:r>
-      <w:hyperlink r:id="rId198">
-        <w:r>
-          <w:rPr>
-            <w:rtl/>
-            <w:cs/>
-            <w:lang w:val="ar_AE" w:bidi="ar_AE"/>
-          </w:rPr>
-          <w:rPr>
-            <w:color w:val="0000EE"/>
-            <w:u w:val="single"/>
-          </w:rPr>
-          <w:t>18:14</w:t>
-        </w:r>
-      </w:hyperlink>
+      <w:r>
+        <w:rPr>
+          <w:rtl/>
+          <w:cs/>
+          <w:lang w:val="ar_AE" w:bidi="ar_AE"/>
+        </w:rPr>
+        <w:t>18:14</w:t>
+      </w:r>
       <w:r>
         <w:rPr>
           <w:rtl/>
@@ -14433,20 +13281,14 @@
         </w:rPr>
         <w:t>كان ياهو، ابن حناني، النبي الذي وبخ آسا لاعتماده على الآراميين (</w:t>
       </w:r>
-      <w:hyperlink r:id="rId199">
-        <w:r>
-          <w:rPr>
-            <w:rtl/>
-            <w:cs/>
-            <w:lang w:val="ar_AE" w:bidi="ar_AE"/>
-          </w:rPr>
-          <w:rPr>
-            <w:color w:val="0000EE"/>
-            <w:u w:val="single"/>
-          </w:rPr>
-          <w:t>16:7–9</w:t>
-        </w:r>
-      </w:hyperlink>
+      <w:r>
+        <w:rPr>
+          <w:rtl/>
+          <w:cs/>
+          <w:lang w:val="ar_AE" w:bidi="ar_AE"/>
+        </w:rPr>
+        <w:t>16:7–9</w:t>
+      </w:r>
       <w:r>
         <w:rPr>
           <w:rtl/>
@@ -14522,20 +13364,14 @@
         </w:rPr>
         <w:t>في إصلاح يهوشافاط للقضاء، عيّن قضاة في المدن المحصنة (</w:t>
       </w:r>
-      <w:hyperlink r:id="rId200">
-        <w:r>
-          <w:rPr>
-            <w:rtl/>
-            <w:cs/>
-            <w:lang w:val="ar_AE" w:bidi="ar_AE"/>
-          </w:rPr>
-          <w:rPr>
-            <w:color w:val="0000EE"/>
-            <w:u w:val="single"/>
-          </w:rPr>
-          <w:t>19:5</w:t>
-        </w:r>
-      </w:hyperlink>
+      <w:r>
+        <w:rPr>
+          <w:rtl/>
+          <w:cs/>
+          <w:lang w:val="ar_AE" w:bidi="ar_AE"/>
+        </w:rPr>
+        <w:t>19:5</w:t>
+      </w:r>
       <w:r>
         <w:rPr>
           <w:rtl/>
@@ -14544,20 +13380,14 @@
         </w:rPr>
         <w:t>) وفي محكمة مركزية في أورشليم (</w:t>
       </w:r>
-      <w:hyperlink r:id="rId201">
-        <w:r>
-          <w:rPr>
-            <w:rtl/>
-            <w:cs/>
-            <w:lang w:val="ar_AE" w:bidi="ar_AE"/>
-          </w:rPr>
-          <w:rPr>
-            <w:color w:val="0000EE"/>
-            <w:u w:val="single"/>
-          </w:rPr>
-          <w:t>19:8</w:t>
-        </w:r>
-      </w:hyperlink>
+      <w:r>
+        <w:rPr>
+          <w:rtl/>
+          <w:cs/>
+          <w:lang w:val="ar_AE" w:bidi="ar_AE"/>
+        </w:rPr>
+        <w:t>19:8</w:t>
+      </w:r>
       <w:r>
         <w:rPr>
           <w:rtl/>
@@ -14600,20 +13430,14 @@
         </w:rPr>
         <w:t>وشمل ذلك تحذيرًا للمجرمين من ارتكاب الخطايا ضد الرب. وأعاد الإصلاح تفعيل شريعة التثنية (</w:t>
       </w:r>
-      <w:hyperlink r:id="rId202">
-        <w:r>
-          <w:rPr>
-            <w:rtl/>
-            <w:cs/>
-            <w:lang w:val="ar_AE" w:bidi="ar_AE"/>
-          </w:rPr>
-          <w:rPr>
-            <w:color w:val="0000EE"/>
-            <w:u w:val="single"/>
-          </w:rPr>
-          <w:t>تث 16:18–17:13</w:t>
-        </w:r>
-      </w:hyperlink>
+      <w:r>
+        <w:rPr>
+          <w:rtl/>
+          <w:cs/>
+          <w:lang w:val="ar_AE" w:bidi="ar_AE"/>
+        </w:rPr>
+        <w:t>تث 16:18–17:13</w:t>
+      </w:r>
       <w:r>
         <w:rPr>
           <w:rtl/>
@@ -14697,20 +13521,14 @@
         </w:rPr>
         <w:t xml:space="preserve"> (انظر </w:t>
       </w:r>
-      <w:hyperlink r:id="rId203">
-        <w:r>
-          <w:rPr>
-            <w:rtl/>
-            <w:cs/>
-            <w:lang w:val="ar_AE" w:bidi="ar_AE"/>
-          </w:rPr>
-          <w:rPr>
-            <w:color w:val="0000EE"/>
-            <w:u w:val="single"/>
-          </w:rPr>
-          <w:t>1 أخبار 4:41</w:t>
-        </w:r>
-      </w:hyperlink>
+      <w:r>
+        <w:rPr>
+          <w:rtl/>
+          <w:cs/>
+          <w:lang w:val="ar_AE" w:bidi="ar_AE"/>
+        </w:rPr>
+        <w:t>1 أخبار 4:41</w:t>
+      </w:r>
       <w:r>
         <w:rPr>
           <w:rtl/>
@@ -14803,20 +13621,14 @@
         </w:rPr>
         <w:t xml:space="preserve"> تتوافق مع الوصف اللاحق لكاتب السفر عن الجيوش (</w:t>
       </w:r>
-      <w:hyperlink r:id="rId204">
-        <w:r>
-          <w:rPr>
-            <w:rtl/>
-            <w:cs/>
-            <w:lang w:val="ar_AE" w:bidi="ar_AE"/>
-          </w:rPr>
-          <w:rPr>
-            <w:color w:val="0000EE"/>
-            <w:u w:val="single"/>
-          </w:rPr>
-          <w:t>20:10</w:t>
-        </w:r>
-      </w:hyperlink>
+      <w:r>
+        <w:rPr>
+          <w:rtl/>
+          <w:cs/>
+          <w:lang w:val="ar_AE" w:bidi="ar_AE"/>
+        </w:rPr>
+        <w:t>20:10</w:t>
+      </w:r>
       <w:r>
         <w:rPr>
           <w:rtl/>
@@ -14825,20 +13637,14 @@
         </w:rPr>
         <w:t xml:space="preserve">، </w:t>
       </w:r>
-      <w:hyperlink r:id="rId205">
-        <w:r>
-          <w:rPr>
-            <w:rtl/>
-            <w:cs/>
-            <w:lang w:val="ar_AE" w:bidi="ar_AE"/>
-          </w:rPr>
-          <w:rPr>
-            <w:color w:val="0000EE"/>
-            <w:u w:val="single"/>
-          </w:rPr>
-          <w:t>22–23</w:t>
-        </w:r>
-      </w:hyperlink>
+      <w:r>
+        <w:rPr>
+          <w:rtl/>
+          <w:cs/>
+          <w:lang w:val="ar_AE" w:bidi="ar_AE"/>
+        </w:rPr>
+        <w:t>22–23</w:t>
+      </w:r>
       <w:r>
         <w:rPr>
           <w:rtl/>
@@ -14914,20 +13720,14 @@
         </w:rPr>
         <w:t>تجاوب يهوشافاط لأخبار الحرب مع الدول المجاورة بصلاة مرثاة، متماشيًا مع مبادئ صلاة سليمان (</w:t>
       </w:r>
-      <w:hyperlink r:id="rId206">
-        <w:r>
-          <w:rPr>
-            <w:rtl/>
-            <w:cs/>
-            <w:lang w:val="ar_AE" w:bidi="ar_AE"/>
-          </w:rPr>
-          <w:rPr>
-            <w:color w:val="0000EE"/>
-            <w:u w:val="single"/>
-          </w:rPr>
-          <w:t>6:24–40</w:t>
-        </w:r>
-      </w:hyperlink>
+      <w:r>
+        <w:rPr>
+          <w:rtl/>
+          <w:cs/>
+          <w:lang w:val="ar_AE" w:bidi="ar_AE"/>
+        </w:rPr>
+        <w:t>6:24–40</w:t>
+      </w:r>
       <w:r>
         <w:rPr>
           <w:rtl/>
@@ -15003,20 +13803,14 @@
         </w:rPr>
         <w:t xml:space="preserve">كان جبل سعير اسمًا آخر لأدوم (انظر </w:t>
       </w:r>
-      <w:hyperlink r:id="rId207">
-        <w:r>
-          <w:rPr>
-            <w:rtl/>
-            <w:cs/>
-            <w:lang w:val="ar_AE" w:bidi="ar_AE"/>
-          </w:rPr>
-          <w:rPr>
-            <w:color w:val="0000EE"/>
-            <w:u w:val="single"/>
-          </w:rPr>
-          <w:t>تكوين ٣٢: ٣</w:t>
-        </w:r>
-      </w:hyperlink>
+      <w:r>
+        <w:rPr>
+          <w:rtl/>
+          <w:cs/>
+          <w:lang w:val="ar_AE" w:bidi="ar_AE"/>
+        </w:rPr>
+        <w:t>تكوين ٣٢: ٣</w:t>
+      </w:r>
       <w:r>
         <w:rPr>
           <w:rtl/>
@@ -15108,20 +13902,14 @@
         </w:rPr>
         <w:t>بعد رثاء يهوشافاط، أكمل إعلان يحزيئيل بالإنقاذ متطلبات الخطاب الذي كان يجب على الكاهن إلقاؤه قبل المعركة (</w:t>
       </w:r>
-      <w:hyperlink r:id="rId208">
-        <w:r>
-          <w:rPr>
-            <w:rtl/>
-            <w:cs/>
-            <w:lang w:val="ar_AE" w:bidi="ar_AE"/>
-          </w:rPr>
-          <w:rPr>
-            <w:color w:val="0000EE"/>
-            <w:u w:val="single"/>
-          </w:rPr>
-          <w:t>تثنية 20:2–4</w:t>
-        </w:r>
-      </w:hyperlink>
+      <w:r>
+        <w:rPr>
+          <w:rtl/>
+          <w:cs/>
+          <w:lang w:val="ar_AE" w:bidi="ar_AE"/>
+        </w:rPr>
+        <w:t>تثنية 20:2–4</w:t>
+      </w:r>
       <w:r>
         <w:rPr>
           <w:rtl/>
@@ -15197,20 +13985,14 @@
         </w:rPr>
         <w:t>حل نشيد المغنيين المعينين محل صرخة المعركة. كان الأنبياء يحزيئيل (</w:t>
       </w:r>
-      <w:hyperlink r:id="rId209">
-        <w:r>
-          <w:rPr>
-            <w:rtl/>
-            <w:cs/>
-            <w:lang w:val="ar_AE" w:bidi="ar_AE"/>
-          </w:rPr>
-          <w:rPr>
-            <w:color w:val="0000EE"/>
-            <w:u w:val="single"/>
-          </w:rPr>
-          <w:t>20:14–17</w:t>
-        </w:r>
-      </w:hyperlink>
+      <w:r>
+        <w:rPr>
+          <w:rtl/>
+          <w:cs/>
+          <w:lang w:val="ar_AE" w:bidi="ar_AE"/>
+        </w:rPr>
+        <w:t>20:14–17</w:t>
+      </w:r>
       <w:r>
         <w:rPr>
           <w:rtl/>
@@ -15219,20 +14001,14 @@
         </w:rPr>
         <w:t>) والموسيقيون اللاويون (</w:t>
       </w:r>
-      <w:hyperlink r:id="rId210">
-        <w:r>
-          <w:rPr>
-            <w:rtl/>
-            <w:cs/>
-            <w:lang w:val="ar_AE" w:bidi="ar_AE"/>
-          </w:rPr>
-          <w:rPr>
-            <w:color w:val="0000EE"/>
-            <w:u w:val="single"/>
-          </w:rPr>
-          <w:t>20:21</w:t>
-        </w:r>
-      </w:hyperlink>
+      <w:r>
+        <w:rPr>
+          <w:rtl/>
+          <w:cs/>
+          <w:lang w:val="ar_AE" w:bidi="ar_AE"/>
+        </w:rPr>
+        <w:t>20:21</w:t>
+      </w:r>
       <w:r>
         <w:rPr>
           <w:rtl/>
@@ -15308,20 +14084,14 @@
         </w:rPr>
         <w:t xml:space="preserve">المقارنة بين يهوشافاط وآسا مأخوذة من </w:t>
       </w:r>
-      <w:hyperlink r:id="rId211">
-        <w:r>
-          <w:rPr>
-            <w:rtl/>
-            <w:cs/>
-            <w:lang w:val="ar_AE" w:bidi="ar_AE"/>
-          </w:rPr>
-          <w:rPr>
-            <w:color w:val="0000EE"/>
-            <w:u w:val="single"/>
-          </w:rPr>
-          <w:t>1 ملوك 22:43</w:t>
-        </w:r>
-      </w:hyperlink>
+      <w:r>
+        <w:rPr>
+          <w:rtl/>
+          <w:cs/>
+          <w:lang w:val="ar_AE" w:bidi="ar_AE"/>
+        </w:rPr>
+        <w:t>1 ملوك 22:43</w:t>
+      </w:r>
       <w:r>
         <w:rPr>
           <w:rtl/>
@@ -15481,20 +14251,14 @@
         </w:rPr>
         <w:t xml:space="preserve"> الذي كانت زوجته عثليا، ابنة أخآب وإيزابل (</w:t>
       </w:r>
-      <w:hyperlink r:id="rId212">
-        <w:r>
-          <w:rPr>
-            <w:rtl/>
-            <w:cs/>
-            <w:lang w:val="ar_AE" w:bidi="ar_AE"/>
-          </w:rPr>
-          <w:rPr>
-            <w:color w:val="0000EE"/>
-            <w:u w:val="single"/>
-          </w:rPr>
-          <w:t>18:1</w:t>
-        </w:r>
-      </w:hyperlink>
+      <w:r>
+        <w:rPr>
+          <w:rtl/>
+          <w:cs/>
+          <w:lang w:val="ar_AE" w:bidi="ar_AE"/>
+        </w:rPr>
+        <w:t>18:1</w:t>
+      </w:r>
       <w:r>
         <w:rPr>
           <w:rtl/>
@@ -15503,20 +14267,14 @@
         </w:rPr>
         <w:t xml:space="preserve">؛ </w:t>
       </w:r>
-      <w:hyperlink r:id="rId213">
-        <w:r>
-          <w:rPr>
-            <w:rtl/>
-            <w:cs/>
-            <w:lang w:val="ar_AE" w:bidi="ar_AE"/>
-          </w:rPr>
-          <w:rPr>
-            <w:color w:val="0000EE"/>
-            <w:u w:val="single"/>
-          </w:rPr>
-          <w:t>21:6</w:t>
-        </w:r>
-      </w:hyperlink>
+      <w:r>
+        <w:rPr>
+          <w:rtl/>
+          <w:cs/>
+          <w:lang w:val="ar_AE" w:bidi="ar_AE"/>
+        </w:rPr>
+        <w:t>21:6</w:t>
+      </w:r>
       <w:r>
         <w:rPr>
           <w:rtl/>
@@ -15525,20 +14283,14 @@
         </w:rPr>
         <w:t xml:space="preserve">؛ </w:t>
       </w:r>
-      <w:hyperlink r:id="rId194">
-        <w:r>
-          <w:rPr>
-            <w:rtl/>
-            <w:cs/>
-            <w:lang w:val="ar_AE" w:bidi="ar_AE"/>
-          </w:rPr>
-          <w:rPr>
-            <w:color w:val="0000EE"/>
-            <w:u w:val="single"/>
-          </w:rPr>
-          <w:t>22:2</w:t>
-        </w:r>
-      </w:hyperlink>
+      <w:r>
+        <w:rPr>
+          <w:rtl/>
+          <w:cs/>
+          <w:lang w:val="ar_AE" w:bidi="ar_AE"/>
+        </w:rPr>
+        <w:t>22:2</w:t>
+      </w:r>
       <w:r>
         <w:rPr>
           <w:rtl/>
@@ -15547,20 +14299,14 @@
         </w:rPr>
         <w:t>)، كان أول ملك من نسل داود يحصل على تقييم سلبي بالكامل. جرائمه (</w:t>
       </w:r>
-      <w:hyperlink r:id="rId214">
-        <w:r>
-          <w:rPr>
-            <w:rtl/>
-            <w:cs/>
-            <w:lang w:val="ar_AE" w:bidi="ar_AE"/>
-          </w:rPr>
-          <w:rPr>
-            <w:color w:val="0000EE"/>
-            <w:u w:val="single"/>
-          </w:rPr>
-          <w:t>21:4</w:t>
-        </w:r>
-      </w:hyperlink>
+      <w:r>
+        <w:rPr>
+          <w:rtl/>
+          <w:cs/>
+          <w:lang w:val="ar_AE" w:bidi="ar_AE"/>
+        </w:rPr>
+        <w:t>21:4</w:t>
+      </w:r>
       <w:r>
         <w:rPr>
           <w:rtl/>
@@ -15569,20 +14315,14 @@
         </w:rPr>
         <w:t>) هددت بشكل خطير استمرار العائلة الملكية، التي تم الحفاظ عليها فقط بسبب أمانة الرب الشخصية لداود (</w:t>
       </w:r>
-      <w:hyperlink r:id="rId215">
-        <w:r>
-          <w:rPr>
-            <w:rtl/>
-            <w:cs/>
-            <w:lang w:val="ar_AE" w:bidi="ar_AE"/>
-          </w:rPr>
-          <w:rPr>
-            <w:color w:val="0000EE"/>
-            <w:u w:val="single"/>
-          </w:rPr>
-          <w:t>21:7</w:t>
-        </w:r>
-      </w:hyperlink>
+      <w:r>
+        <w:rPr>
+          <w:rtl/>
+          <w:cs/>
+          <w:lang w:val="ar_AE" w:bidi="ar_AE"/>
+        </w:rPr>
+        <w:t>21:7</w:t>
+      </w:r>
       <w:r>
         <w:rPr>
           <w:rtl/>
@@ -15591,20 +14331,14 @@
         </w:rPr>
         <w:t xml:space="preserve">). في ثلاث مناسبات أخرى، ارتُكب العنف ضد العائلة المالكة مما كاد أن ينهي على العائلة الملكية (انظر </w:t>
       </w:r>
-      <w:hyperlink r:id="rId216">
-        <w:r>
-          <w:rPr>
-            <w:rtl/>
-            <w:cs/>
-            <w:lang w:val="ar_AE" w:bidi="ar_AE"/>
-          </w:rPr>
-          <w:rPr>
-            <w:color w:val="0000EE"/>
-            <w:u w:val="single"/>
-          </w:rPr>
-          <w:t>21:17</w:t>
-        </w:r>
-      </w:hyperlink>
+      <w:r>
+        <w:rPr>
+          <w:rtl/>
+          <w:cs/>
+          <w:lang w:val="ar_AE" w:bidi="ar_AE"/>
+        </w:rPr>
+        <w:t>21:17</w:t>
+      </w:r>
       <w:r>
         <w:rPr>
           <w:rtl/>
@@ -15613,20 +14347,14 @@
         </w:rPr>
         <w:t xml:space="preserve">؛ </w:t>
       </w:r>
-      <w:hyperlink r:id="rId217">
-        <w:r>
-          <w:rPr>
-            <w:rtl/>
-            <w:cs/>
-            <w:lang w:val="ar_AE" w:bidi="ar_AE"/>
-          </w:rPr>
-          <w:rPr>
-            <w:color w:val="0000EE"/>
-            <w:u w:val="single"/>
-          </w:rPr>
-          <w:t>22:8–9</w:t>
-        </w:r>
-      </w:hyperlink>
+      <w:r>
+        <w:rPr>
+          <w:rtl/>
+          <w:cs/>
+          <w:lang w:val="ar_AE" w:bidi="ar_AE"/>
+        </w:rPr>
+        <w:t>22:8–9</w:t>
+      </w:r>
       <w:r>
         <w:rPr>
           <w:rtl/>
@@ -15635,20 +14363,14 @@
         </w:rPr>
         <w:t xml:space="preserve">، </w:t>
       </w:r>
-      <w:hyperlink r:id="rId218">
-        <w:r>
-          <w:rPr>
-            <w:rtl/>
-            <w:cs/>
-            <w:lang w:val="ar_AE" w:bidi="ar_AE"/>
-          </w:rPr>
-          <w:rPr>
-            <w:color w:val="0000EE"/>
-            <w:u w:val="single"/>
-          </w:rPr>
-          <w:t>10–11</w:t>
-        </w:r>
-      </w:hyperlink>
+      <w:r>
+        <w:rPr>
+          <w:rtl/>
+          <w:cs/>
+          <w:lang w:val="ar_AE" w:bidi="ar_AE"/>
+        </w:rPr>
+        <w:t>10–11</w:t>
+      </w:r>
       <w:r>
         <w:rPr>
           <w:rtl/>
@@ -15807,20 +14529,14 @@
         </w:rPr>
         <w:t>: خلال حكم سليمان، مكّنت السيطرة على إقليم أدوم إسرائيل من الوصول إلى التجارة الغنية مع المنطقة العربية. كما تمرد الأدوميون أيضًا قبل وفاة سليمان (</w:t>
       </w:r>
-      <w:hyperlink r:id="rId219">
-        <w:r>
-          <w:rPr>
-            <w:rtl/>
-            <w:cs/>
-            <w:lang w:val="ar_AE" w:bidi="ar_AE"/>
-          </w:rPr>
-          <w:rPr>
-            <w:color w:val="0000EE"/>
-            <w:u w:val="single"/>
-          </w:rPr>
-          <w:t>1 ملوك 11:14–22</w:t>
-        </w:r>
-      </w:hyperlink>
+      <w:r>
+        <w:rPr>
+          <w:rtl/>
+          <w:cs/>
+          <w:lang w:val="ar_AE" w:bidi="ar_AE"/>
+        </w:rPr>
+        <w:t>1 ملوك 11:14–22</w:t>
+      </w:r>
       <w:r>
         <w:rPr>
           <w:rtl/>
@@ -15829,20 +14545,14 @@
         </w:rPr>
         <w:t>)، وفي الغالب لم يكونوا تحت سيطرة رحبعام. ويبدو أنهم عادوا تحت سيطرة يهوذا مرة أخرى بعد هزيمتهم على يد يهوشافاط (</w:t>
       </w:r>
-      <w:hyperlink r:id="rId220">
-        <w:r>
-          <w:rPr>
-            <w:rtl/>
-            <w:cs/>
-            <w:lang w:val="ar_AE" w:bidi="ar_AE"/>
-          </w:rPr>
-          <w:rPr>
-            <w:color w:val="0000EE"/>
-            <w:u w:val="single"/>
-          </w:rPr>
-          <w:t>2 أخبار الأيام 20:1–30</w:t>
-        </w:r>
-      </w:hyperlink>
+      <w:r>
+        <w:rPr>
+          <w:rtl/>
+          <w:cs/>
+          <w:lang w:val="ar_AE" w:bidi="ar_AE"/>
+        </w:rPr>
+        <w:t>2 أخبار الأيام 20:1–30</w:t>
+      </w:r>
       <w:r>
         <w:rPr>
           <w:rtl/>
@@ -15851,20 +14561,14 @@
         </w:rPr>
         <w:t xml:space="preserve">؛ انظر </w:t>
       </w:r>
-      <w:hyperlink r:id="rId221">
-        <w:r>
-          <w:rPr>
-            <w:rtl/>
-            <w:cs/>
-            <w:lang w:val="ar_AE" w:bidi="ar_AE"/>
-          </w:rPr>
-          <w:rPr>
-            <w:color w:val="0000EE"/>
-            <w:u w:val="single"/>
-          </w:rPr>
-          <w:t>1 ملوك 22:47</w:t>
-        </w:r>
-      </w:hyperlink>
+      <w:r>
+        <w:rPr>
+          <w:rtl/>
+          <w:cs/>
+          <w:lang w:val="ar_AE" w:bidi="ar_AE"/>
+        </w:rPr>
+        <w:t>1 ملوك 22:47</w:t>
+      </w:r>
       <w:r>
         <w:rPr>
           <w:rtl/>
@@ -16007,20 +14711,14 @@
         </w:rPr>
         <w:t>شجعت عدم قدرة يهورام على مقاومة الثورات الأولية لأدوم ولبنة (</w:t>
       </w:r>
-      <w:hyperlink r:id="rId222">
-        <w:r>
-          <w:rPr>
-            <w:rtl/>
-            <w:cs/>
-            <w:lang w:val="ar_AE" w:bidi="ar_AE"/>
-          </w:rPr>
-          <w:rPr>
-            <w:color w:val="0000EE"/>
-            <w:u w:val="single"/>
-          </w:rPr>
-          <w:t>21:8–10</w:t>
-        </w:r>
-      </w:hyperlink>
+      <w:r>
+        <w:rPr>
+          <w:rtl/>
+          <w:cs/>
+          <w:lang w:val="ar_AE" w:bidi="ar_AE"/>
+        </w:rPr>
+        <w:t>21:8–10</w:t>
+      </w:r>
       <w:r>
         <w:rPr>
           <w:rtl/>
@@ -16096,20 +14794,14 @@
         </w:rPr>
         <w:t xml:space="preserve">مات يهورام بعد معاناة طويلة ومؤلمة من مرض في الأمعاء. لم تُمنح له كرامة الجنازة الشرفية (انظر </w:t>
       </w:r>
-      <w:hyperlink r:id="rId223">
-        <w:r>
-          <w:rPr>
-            <w:rtl/>
-            <w:cs/>
-            <w:lang w:val="ar_AE" w:bidi="ar_AE"/>
-          </w:rPr>
-          <w:rPr>
-            <w:color w:val="0000EE"/>
-            <w:u w:val="single"/>
-          </w:rPr>
-          <w:t>16:14</w:t>
-        </w:r>
-      </w:hyperlink>
+      <w:r>
+        <w:rPr>
+          <w:rtl/>
+          <w:cs/>
+          <w:lang w:val="ar_AE" w:bidi="ar_AE"/>
+        </w:rPr>
+        <w:t>16:14</w:t>
+      </w:r>
       <w:r>
         <w:rPr>
           <w:rtl/>
@@ -16268,20 +14960,14 @@
         </w:rPr>
         <w:t xml:space="preserve">). كانت عثليا تشبه والدتها إيزابل إلى حد كبير (انظر </w:t>
       </w:r>
-      <w:hyperlink r:id="rId224">
-        <w:r>
-          <w:rPr>
-            <w:rtl/>
-            <w:cs/>
-            <w:lang w:val="ar_AE" w:bidi="ar_AE"/>
-          </w:rPr>
-          <w:rPr>
-            <w:color w:val="0000EE"/>
-            <w:u w:val="single"/>
-          </w:rPr>
-          <w:t>22:10–23:15</w:t>
-        </w:r>
-      </w:hyperlink>
+      <w:r>
+        <w:rPr>
+          <w:rtl/>
+          <w:cs/>
+          <w:lang w:val="ar_AE" w:bidi="ar_AE"/>
+        </w:rPr>
+        <w:t>22:10–23:15</w:t>
+      </w:r>
       <w:r>
         <w:rPr>
           <w:rtl/>
@@ -16290,20 +14976,14 @@
         </w:rPr>
         <w:t xml:space="preserve">؛ قارن مع </w:t>
       </w:r>
-      <w:hyperlink r:id="rId225">
-        <w:r>
-          <w:rPr>
-            <w:rtl/>
-            <w:cs/>
-            <w:lang w:val="ar_AE" w:bidi="ar_AE"/>
-          </w:rPr>
-          <w:rPr>
-            <w:color w:val="0000EE"/>
-            <w:u w:val="single"/>
-          </w:rPr>
-          <w:t>1 ملوك 16:31–21:28</w:t>
-        </w:r>
-      </w:hyperlink>
+      <w:r>
+        <w:rPr>
+          <w:rtl/>
+          <w:cs/>
+          <w:lang w:val="ar_AE" w:bidi="ar_AE"/>
+        </w:rPr>
+        <w:t>1 ملوك 16:31–21:28</w:t>
+      </w:r>
       <w:r>
         <w:rPr>
           <w:rtl/>
@@ -16312,20 +14992,14 @@
         </w:rPr>
         <w:t xml:space="preserve">)، وتبعت خطى جدها عمري (انظر </w:t>
       </w:r>
-      <w:hyperlink r:id="rId226">
-        <w:r>
-          <w:rPr>
-            <w:rtl/>
-            <w:cs/>
-            <w:lang w:val="ar_AE" w:bidi="ar_AE"/>
-          </w:rPr>
-          <w:rPr>
-            <w:color w:val="0000EE"/>
-            <w:u w:val="single"/>
-          </w:rPr>
-          <w:t>1 ملوك 16:21–26</w:t>
-        </w:r>
-      </w:hyperlink>
+      <w:r>
+        <w:rPr>
+          <w:rtl/>
+          <w:cs/>
+          <w:lang w:val="ar_AE" w:bidi="ar_AE"/>
+        </w:rPr>
+        <w:t>1 ملوك 16:21–26</w:t>
+      </w:r>
       <w:r>
         <w:rPr>
           <w:rtl/>
@@ -16418,20 +15092,14 @@
         </w:rPr>
         <w:t xml:space="preserve"> هي مدينة لاوية في إقليم جاد (</w:t>
       </w:r>
-      <w:hyperlink r:id="rId227">
-        <w:r>
-          <w:rPr>
-            <w:rtl/>
-            <w:cs/>
-            <w:lang w:val="ar_AE" w:bidi="ar_AE"/>
-          </w:rPr>
-          <w:rPr>
-            <w:color w:val="0000EE"/>
-            <w:u w:val="single"/>
-          </w:rPr>
-          <w:t>يشوع 21:38</w:t>
-        </w:r>
-      </w:hyperlink>
+      <w:r>
+        <w:rPr>
+          <w:rtl/>
+          <w:cs/>
+          <w:lang w:val="ar_AE" w:bidi="ar_AE"/>
+        </w:rPr>
+        <w:t>يشوع 21:38</w:t>
+      </w:r>
       <w:r>
         <w:rPr>
           <w:rtl/>
@@ -16859,20 +15527,14 @@
         </w:rPr>
         <w:t xml:space="preserve">عندما مُسح يوآش وتوِّج ملكًا في سن السابعة، أُعطي نسخة من الشريعة كما أمر الناموس بذلك (انظر </w:t>
       </w:r>
-      <w:hyperlink r:id="rId181">
-        <w:r>
-          <w:rPr>
-            <w:rtl/>
-            <w:cs/>
-            <w:lang w:val="ar_AE" w:bidi="ar_AE"/>
-          </w:rPr>
-          <w:rPr>
-            <w:color w:val="0000EE"/>
-            <w:u w:val="single"/>
-          </w:rPr>
-          <w:t>تثنية 17:18–20</w:t>
-        </w:r>
-      </w:hyperlink>
+      <w:r>
+        <w:rPr>
+          <w:rtl/>
+          <w:cs/>
+          <w:lang w:val="ar_AE" w:bidi="ar_AE"/>
+        </w:rPr>
+        <w:t>تثنية 17:18–20</w:t>
+      </w:r>
       <w:r>
         <w:rPr>
           <w:rtl/>
@@ -17250,20 +15912,14 @@
         </w:rPr>
         <w:t>لا يوجد مؤشر على موعد محاولة يوآش الأولى لتجديد الهيكل. ومع ذلك، بعد فشل المحاوبة الأولى في جمع التبرعات، استدعى يوآش يهوياداع مرة ثانية، في السنة الثالثة والعشرين من حكمه (</w:t>
       </w:r>
-      <w:hyperlink r:id="rId228">
-        <w:r>
-          <w:rPr>
-            <w:rtl/>
-            <w:cs/>
-            <w:lang w:val="ar_AE" w:bidi="ar_AE"/>
-          </w:rPr>
-          <w:rPr>
-            <w:color w:val="0000EE"/>
-            <w:u w:val="single"/>
-          </w:rPr>
-          <w:t>2 ملوك 12:6</w:t>
-        </w:r>
-      </w:hyperlink>
+      <w:r>
+        <w:rPr>
+          <w:rtl/>
+          <w:cs/>
+          <w:lang w:val="ar_AE" w:bidi="ar_AE"/>
+        </w:rPr>
+        <w:t>2 ملوك 12:6</w:t>
+      </w:r>
       <w:r>
         <w:rPr>
           <w:rtl/>
@@ -17339,20 +15995,14 @@
         </w:rPr>
         <w:t>يشير سفر الملوك إلى أن الأموال التي جُمعت لإصلاح الهيكل استُخدمت فقط لدفع الأجور (</w:t>
       </w:r>
-      <w:hyperlink r:id="rId229">
-        <w:r>
-          <w:rPr>
-            <w:rtl/>
-            <w:cs/>
-            <w:lang w:val="ar_AE" w:bidi="ar_AE"/>
-          </w:rPr>
-          <w:rPr>
-            <w:color w:val="0000EE"/>
-            <w:u w:val="single"/>
-          </w:rPr>
-          <w:t>2 ملوك 12:13–14</w:t>
-        </w:r>
-      </w:hyperlink>
+      <w:r>
+        <w:rPr>
+          <w:rtl/>
+          <w:cs/>
+          <w:lang w:val="ar_AE" w:bidi="ar_AE"/>
+        </w:rPr>
+        <w:t>2 ملوك 12:13–14</w:t>
+      </w:r>
       <w:r>
         <w:rPr>
           <w:rtl/>
@@ -17495,20 +16145,14 @@
         </w:rPr>
         <w:t>حافظ يهوياداع بدقة على فناء هيكل الرب من سفك الدماء وعلى سلالة داود من الانقراض. ومع ذلك، فمن المفارقات أن زكريّا ابنه قُتل في نفس المكان وعلى يد يوآش الملك نفسه، الذي تم حمايته خلال الانقلاب. وقد أشار الرب يسوع إلى هذه الجريمة عندما كان ينتقد القادة الدينيين (</w:t>
       </w:r>
-      <w:hyperlink r:id="rId230">
-        <w:r>
-          <w:rPr>
-            <w:rtl/>
-            <w:cs/>
-            <w:lang w:val="ar_AE" w:bidi="ar_AE"/>
-          </w:rPr>
-          <w:rPr>
-            <w:color w:val="0000EE"/>
-            <w:u w:val="single"/>
-          </w:rPr>
-          <w:t>متى 23:35</w:t>
-        </w:r>
-      </w:hyperlink>
+      <w:r>
+        <w:rPr>
+          <w:rtl/>
+          <w:cs/>
+          <w:lang w:val="ar_AE" w:bidi="ar_AE"/>
+        </w:rPr>
+        <w:t>متى 23:35</w:t>
+      </w:r>
       <w:r>
         <w:rPr>
           <w:rtl/>
@@ -17517,20 +16161,14 @@
         </w:rPr>
         <w:t xml:space="preserve">؛ </w:t>
       </w:r>
-      <w:hyperlink r:id="rId231">
-        <w:r>
-          <w:rPr>
-            <w:rtl/>
-            <w:cs/>
-            <w:lang w:val="ar_AE" w:bidi="ar_AE"/>
-          </w:rPr>
-          <w:rPr>
-            <w:color w:val="0000EE"/>
-            <w:u w:val="single"/>
-          </w:rPr>
-          <w:t>لوقا 11:51</w:t>
-        </w:r>
-      </w:hyperlink>
+      <w:r>
+        <w:rPr>
+          <w:rtl/>
+          <w:cs/>
+          <w:lang w:val="ar_AE" w:bidi="ar_AE"/>
+        </w:rPr>
+        <w:t>لوقا 11:51</w:t>
+      </w:r>
       <w:r>
         <w:rPr>
           <w:rtl/>
@@ -17555,20 +16193,14 @@
         </w:rPr>
         <w:t xml:space="preserve">” كانت هذه الصلاة طلبًا للانتقام مشابهة لتلك التي صلى بها الملك داود نفسه ضد الظلم الذي تعرض له على يد شاول (انظر </w:t>
       </w:r>
-      <w:hyperlink r:id="rId232">
-        <w:r>
-          <w:rPr>
-            <w:rtl/>
-            <w:cs/>
-            <w:lang w:val="ar_AE" w:bidi="ar_AE"/>
-          </w:rPr>
-          <w:rPr>
-            <w:color w:val="0000EE"/>
-            <w:u w:val="single"/>
-          </w:rPr>
-          <w:t>مز 5:10</w:t>
-        </w:r>
-      </w:hyperlink>
+      <w:r>
+        <w:rPr>
+          <w:rtl/>
+          <w:cs/>
+          <w:lang w:val="ar_AE" w:bidi="ar_AE"/>
+        </w:rPr>
+        <w:t>مز 5:10</w:t>
+      </w:r>
       <w:r>
         <w:rPr>
           <w:rtl/>
@@ -17577,20 +16209,14 @@
         </w:rPr>
         <w:t xml:space="preserve">؛ </w:t>
       </w:r>
-      <w:hyperlink r:id="rId233">
-        <w:r>
-          <w:rPr>
-            <w:rtl/>
-            <w:cs/>
-            <w:lang w:val="ar_AE" w:bidi="ar_AE"/>
-          </w:rPr>
-          <w:rPr>
-            <w:color w:val="0000EE"/>
-            <w:u w:val="single"/>
-          </w:rPr>
-          <w:t>7:9</w:t>
-        </w:r>
-      </w:hyperlink>
+      <w:r>
+        <w:rPr>
+          <w:rtl/>
+          <w:cs/>
+          <w:lang w:val="ar_AE" w:bidi="ar_AE"/>
+        </w:rPr>
+        <w:t>7:9</w:t>
+      </w:r>
       <w:r>
         <w:rPr>
           <w:rtl/>
@@ -17599,20 +16225,14 @@
         </w:rPr>
         <w:t xml:space="preserve">؛ </w:t>
       </w:r>
-      <w:hyperlink r:id="rId234">
-        <w:r>
-          <w:rPr>
-            <w:rtl/>
-            <w:cs/>
-            <w:lang w:val="ar_AE" w:bidi="ar_AE"/>
-          </w:rPr>
-          <w:rPr>
-            <w:color w:val="0000EE"/>
-            <w:u w:val="single"/>
-          </w:rPr>
-          <w:t>9:19–20</w:t>
-        </w:r>
-      </w:hyperlink>
+      <w:r>
+        <w:rPr>
+          <w:rtl/>
+          <w:cs/>
+          <w:lang w:val="ar_AE" w:bidi="ar_AE"/>
+        </w:rPr>
+        <w:t>9:19–20</w:t>
+      </w:r>
       <w:r>
         <w:rPr>
           <w:rtl/>
@@ -17621,20 +16241,14 @@
         </w:rPr>
         <w:t xml:space="preserve">؛ </w:t>
       </w:r>
-      <w:hyperlink r:id="rId235">
-        <w:r>
-          <w:rPr>
-            <w:rtl/>
-            <w:cs/>
-            <w:lang w:val="ar_AE" w:bidi="ar_AE"/>
-          </w:rPr>
-          <w:rPr>
-            <w:color w:val="0000EE"/>
-            <w:u w:val="single"/>
-          </w:rPr>
-          <w:t>28:4</w:t>
-        </w:r>
-      </w:hyperlink>
+      <w:r>
+        <w:rPr>
+          <w:rtl/>
+          <w:cs/>
+          <w:lang w:val="ar_AE" w:bidi="ar_AE"/>
+        </w:rPr>
+        <w:t>28:4</w:t>
+      </w:r>
       <w:r>
         <w:rPr>
           <w:rtl/>
@@ -17643,20 +16257,14 @@
         </w:rPr>
         <w:t xml:space="preserve">؛ </w:t>
       </w:r>
-      <w:hyperlink r:id="rId236">
-        <w:r>
-          <w:rPr>
-            <w:rtl/>
-            <w:cs/>
-            <w:lang w:val="ar_AE" w:bidi="ar_AE"/>
-          </w:rPr>
-          <w:rPr>
-            <w:color w:val="0000EE"/>
-            <w:u w:val="single"/>
-          </w:rPr>
-          <w:t>56:7</w:t>
-        </w:r>
-      </w:hyperlink>
+      <w:r>
+        <w:rPr>
+          <w:rtl/>
+          <w:cs/>
+          <w:lang w:val="ar_AE" w:bidi="ar_AE"/>
+        </w:rPr>
+        <w:t>56:7</w:t>
+      </w:r>
       <w:r>
         <w:rPr>
           <w:rtl/>
@@ -17665,20 +16273,14 @@
         </w:rPr>
         <w:t xml:space="preserve">؛ </w:t>
       </w:r>
-      <w:hyperlink r:id="rId237">
-        <w:r>
-          <w:rPr>
-            <w:rtl/>
-            <w:cs/>
-            <w:lang w:val="ar_AE" w:bidi="ar_AE"/>
-          </w:rPr>
-          <w:rPr>
-            <w:color w:val="0000EE"/>
-            <w:u w:val="single"/>
-          </w:rPr>
-          <w:t>139:19</w:t>
-        </w:r>
-      </w:hyperlink>
+      <w:r>
+        <w:rPr>
+          <w:rtl/>
+          <w:cs/>
+          <w:lang w:val="ar_AE" w:bidi="ar_AE"/>
+        </w:rPr>
+        <w:t>139:19</w:t>
+      </w:r>
       <w:r>
         <w:rPr>
           <w:rtl/>
@@ -17837,20 +16439,14 @@
         </w:rPr>
         <w:t>حصل يهوياداع على عملية دفن ملكية (</w:t>
       </w:r>
-      <w:hyperlink r:id="rId238">
-        <w:r>
-          <w:rPr>
-            <w:rtl/>
-            <w:cs/>
-            <w:lang w:val="ar_AE" w:bidi="ar_AE"/>
-          </w:rPr>
-          <w:rPr>
-            <w:color w:val="0000EE"/>
-            <w:u w:val="single"/>
-          </w:rPr>
-          <w:t>24:15–16</w:t>
-        </w:r>
-      </w:hyperlink>
+      <w:r>
+        <w:rPr>
+          <w:rtl/>
+          <w:cs/>
+          <w:lang w:val="ar_AE" w:bidi="ar_AE"/>
+        </w:rPr>
+        <w:t>24:15–16</w:t>
+      </w:r>
       <w:r>
         <w:rPr>
           <w:rtl/>
@@ -17926,20 +16522,14 @@
         </w:rPr>
         <w:t xml:space="preserve">تفسير سفر الملوك الذي استخدمه كاتب سفر الأخبار كمصدر لم يعد متاحًا لنا (انظر أيضًا </w:t>
       </w:r>
-      <w:hyperlink r:id="rId239">
-        <w:r>
-          <w:rPr>
-            <w:rtl/>
-            <w:cs/>
-            <w:lang w:val="ar_AE" w:bidi="ar_AE"/>
-          </w:rPr>
-          <w:rPr>
-            <w:color w:val="0000EE"/>
-            <w:u w:val="single"/>
-          </w:rPr>
-          <w:t>9:29</w:t>
-        </w:r>
-      </w:hyperlink>
+      <w:r>
+        <w:rPr>
+          <w:rtl/>
+          <w:cs/>
+          <w:lang w:val="ar_AE" w:bidi="ar_AE"/>
+        </w:rPr>
+        <w:t>9:29</w:t>
+      </w:r>
       <w:r>
         <w:rPr>
           <w:rtl/>
@@ -18090,20 +16680,14 @@
         </w:rPr>
         <w:t xml:space="preserve">: انظر </w:t>
       </w:r>
-      <w:hyperlink r:id="rId240">
-        <w:r>
-          <w:rPr>
-            <w:rtl/>
-            <w:cs/>
-            <w:lang w:val="ar_AE" w:bidi="ar_AE"/>
-          </w:rPr>
-          <w:rPr>
-            <w:color w:val="0000EE"/>
-            <w:u w:val="single"/>
-          </w:rPr>
-          <w:t>2 ملوك 14:3–4</w:t>
-        </w:r>
-      </w:hyperlink>
+      <w:r>
+        <w:rPr>
+          <w:rtl/>
+          <w:cs/>
+          <w:lang w:val="ar_AE" w:bidi="ar_AE"/>
+        </w:rPr>
+        <w:t>2 ملوك 14:3–4</w:t>
+      </w:r>
       <w:r>
         <w:rPr>
           <w:rtl/>
@@ -18380,20 +16964,14 @@
         </w:rPr>
         <w:t xml:space="preserve">كانت عبارة رجل الله وسيلة للإشارة إلى النبي (كما في </w:t>
       </w:r>
-      <w:hyperlink r:id="rId241">
-        <w:r>
-          <w:rPr>
-            <w:rtl/>
-            <w:cs/>
-            <w:lang w:val="ar_AE" w:bidi="ar_AE"/>
-          </w:rPr>
-          <w:rPr>
-            <w:color w:val="0000EE"/>
-            <w:u w:val="single"/>
-          </w:rPr>
-          <w:t>تثنية 33:1</w:t>
-        </w:r>
-      </w:hyperlink>
+      <w:r>
+        <w:rPr>
+          <w:rtl/>
+          <w:cs/>
+          <w:lang w:val="ar_AE" w:bidi="ar_AE"/>
+        </w:rPr>
+        <w:t>تثنية 33:1</w:t>
+      </w:r>
       <w:r>
         <w:rPr>
           <w:rtl/>
@@ -18402,20 +16980,14 @@
         </w:rPr>
         <w:t xml:space="preserve">؛ </w:t>
       </w:r>
-      <w:hyperlink r:id="rId242">
-        <w:r>
-          <w:rPr>
-            <w:rtl/>
-            <w:cs/>
-            <w:lang w:val="ar_AE" w:bidi="ar_AE"/>
-          </w:rPr>
-          <w:rPr>
-            <w:color w:val="0000EE"/>
-            <w:u w:val="single"/>
-          </w:rPr>
-          <w:t>1 صموئيل 2:27</w:t>
-        </w:r>
-      </w:hyperlink>
+      <w:r>
+        <w:rPr>
+          <w:rtl/>
+          <w:cs/>
+          <w:lang w:val="ar_AE" w:bidi="ar_AE"/>
+        </w:rPr>
+        <w:t>1 صموئيل 2:27</w:t>
+      </w:r>
       <w:r>
         <w:rPr>
           <w:rtl/>
@@ -18424,20 +16996,14 @@
         </w:rPr>
         <w:t xml:space="preserve">؛ </w:t>
       </w:r>
-      <w:hyperlink r:id="rId243">
-        <w:r>
-          <w:rPr>
-            <w:rtl/>
-            <w:cs/>
-            <w:lang w:val="ar_AE" w:bidi="ar_AE"/>
-          </w:rPr>
-          <w:rPr>
-            <w:color w:val="0000EE"/>
-            <w:u w:val="single"/>
-          </w:rPr>
-          <w:t>9:6–10</w:t>
-        </w:r>
-      </w:hyperlink>
+      <w:r>
+        <w:rPr>
+          <w:rtl/>
+          <w:cs/>
+          <w:lang w:val="ar_AE" w:bidi="ar_AE"/>
+        </w:rPr>
+        <w:t>9:6–10</w:t>
+      </w:r>
       <w:r>
         <w:rPr>
           <w:rtl/>
@@ -18446,20 +17012,14 @@
         </w:rPr>
         <w:t xml:space="preserve">؛ </w:t>
       </w:r>
-      <w:hyperlink r:id="rId244">
-        <w:r>
-          <w:rPr>
-            <w:rtl/>
-            <w:cs/>
-            <w:lang w:val="ar_AE" w:bidi="ar_AE"/>
-          </w:rPr>
-          <w:rPr>
-            <w:color w:val="0000EE"/>
-            <w:u w:val="single"/>
-          </w:rPr>
-          <w:t>1 ملوك 13:1–31</w:t>
-        </w:r>
-      </w:hyperlink>
+      <w:r>
+        <w:rPr>
+          <w:rtl/>
+          <w:cs/>
+          <w:lang w:val="ar_AE" w:bidi="ar_AE"/>
+        </w:rPr>
+        <w:t>1 ملوك 13:1–31</w:t>
+      </w:r>
       <w:r>
         <w:rPr>
           <w:rtl/>
@@ -18535,20 +17095,14 @@
         </w:rPr>
         <w:t>كان وادي الملح ساحة معارك دائمة في جنوب البحر الميت، حيث حارب داود الأدوميين أيضًا (</w:t>
       </w:r>
-      <w:hyperlink r:id="rId245">
-        <w:r>
-          <w:rPr>
-            <w:rtl/>
-            <w:cs/>
-            <w:lang w:val="ar_AE" w:bidi="ar_AE"/>
-          </w:rPr>
-          <w:rPr>
-            <w:color w:val="0000EE"/>
-            <w:u w:val="single"/>
-          </w:rPr>
-          <w:t>2 صم 8:13</w:t>
-        </w:r>
-      </w:hyperlink>
+      <w:r>
+        <w:rPr>
+          <w:rtl/>
+          <w:cs/>
+          <w:lang w:val="ar_AE" w:bidi="ar_AE"/>
+        </w:rPr>
+        <w:t>2 صم 8:13</w:t>
+      </w:r>
       <w:r>
         <w:rPr>
           <w:rtl/>
@@ -18557,20 +17111,14 @@
         </w:rPr>
         <w:t xml:space="preserve">؛ انظر </w:t>
       </w:r>
-      <w:hyperlink r:id="rId246">
-        <w:r>
-          <w:rPr>
-            <w:rtl/>
-            <w:cs/>
-            <w:lang w:val="ar_AE" w:bidi="ar_AE"/>
-          </w:rPr>
-          <w:rPr>
-            <w:color w:val="0000EE"/>
-            <w:u w:val="single"/>
-          </w:rPr>
-          <w:t>مز 60</w:t>
-        </w:r>
-      </w:hyperlink>
+      <w:r>
+        <w:rPr>
+          <w:rtl/>
+          <w:cs/>
+          <w:lang w:val="ar_AE" w:bidi="ar_AE"/>
+        </w:rPr>
+        <w:t>مز 60</w:t>
+      </w:r>
       <w:r>
         <w:rPr>
           <w:rtl/>
@@ -18579,20 +17127,14 @@
         </w:rPr>
         <w:t>). • لم يستولِ أمصيا على الميناء في أيلة (</w:t>
       </w:r>
-      <w:hyperlink r:id="rId247">
-        <w:r>
-          <w:rPr>
-            <w:rtl/>
-            <w:cs/>
-            <w:lang w:val="ar_AE" w:bidi="ar_AE"/>
-          </w:rPr>
-          <w:rPr>
-            <w:color w:val="0000EE"/>
-            <w:u w:val="single"/>
-          </w:rPr>
-          <w:t>2 أخ 26:2</w:t>
-        </w:r>
-      </w:hyperlink>
+      <w:r>
+        <w:rPr>
+          <w:rtl/>
+          <w:cs/>
+          <w:lang w:val="ar_AE" w:bidi="ar_AE"/>
+        </w:rPr>
+        <w:t>2 أخ 26:2</w:t>
+      </w:r>
       <w:r>
         <w:rPr>
           <w:rtl/>
@@ -18668,20 +17210,14 @@
         </w:rPr>
         <w:t xml:space="preserve">كان من شائع الممارسات الوثنية أن يعبد الفاتحون آلهة الأمم المهزومة، معتقدين خطأً أن آلهة المهزومين ساعدتهم على النصر. وقد وقع أمصيا في هذا الضلال، إذ لم يؤمن أن الرب هو الإله الحقيقي الوحيد (انظر </w:t>
       </w:r>
-      <w:hyperlink r:id="rId248">
-        <w:r>
-          <w:rPr>
-            <w:rtl/>
-            <w:cs/>
-            <w:lang w:val="ar_AE" w:bidi="ar_AE"/>
-          </w:rPr>
-          <w:rPr>
-            <w:color w:val="0000EE"/>
-            <w:u w:val="single"/>
-          </w:rPr>
-          <w:t>إشعياء 40:18–28</w:t>
-        </w:r>
-      </w:hyperlink>
+      <w:r>
+        <w:rPr>
+          <w:rtl/>
+          <w:cs/>
+          <w:lang w:val="ar_AE" w:bidi="ar_AE"/>
+        </w:rPr>
+        <w:t>إشعياء 40:18–28</w:t>
+      </w:r>
       <w:r>
         <w:rPr>
           <w:rtl/>
@@ -18690,20 +17226,14 @@
         </w:rPr>
         <w:t xml:space="preserve">؛ </w:t>
       </w:r>
-      <w:hyperlink r:id="rId249">
-        <w:r>
-          <w:rPr>
-            <w:rtl/>
-            <w:cs/>
-            <w:lang w:val="ar_AE" w:bidi="ar_AE"/>
-          </w:rPr>
-          <w:rPr>
-            <w:color w:val="0000EE"/>
-            <w:u w:val="single"/>
-          </w:rPr>
-          <w:t>42:8</w:t>
-        </w:r>
-      </w:hyperlink>
+      <w:r>
+        <w:rPr>
+          <w:rtl/>
+          <w:cs/>
+          <w:lang w:val="ar_AE" w:bidi="ar_AE"/>
+        </w:rPr>
+        <w:t>42:8</w:t>
+      </w:r>
       <w:r>
         <w:rPr>
           <w:rtl/>
@@ -18712,20 +17242,14 @@
         </w:rPr>
         <w:t xml:space="preserve">؛ </w:t>
       </w:r>
-      <w:hyperlink r:id="rId250">
-        <w:r>
-          <w:rPr>
-            <w:rtl/>
-            <w:cs/>
-            <w:lang w:val="ar_AE" w:bidi="ar_AE"/>
-          </w:rPr>
-          <w:rPr>
-            <w:color w:val="0000EE"/>
-            <w:u w:val="single"/>
-          </w:rPr>
-          <w:t>إرميا 10:1–16</w:t>
-        </w:r>
-      </w:hyperlink>
+      <w:r>
+        <w:rPr>
+          <w:rtl/>
+          <w:cs/>
+          <w:lang w:val="ar_AE" w:bidi="ar_AE"/>
+        </w:rPr>
+        <w:t>إرميا 10:1–16</w:t>
+      </w:r>
       <w:r>
         <w:rPr>
           <w:rtl/>
@@ -18801,20 +17325,14 @@
         </w:rPr>
         <w:t xml:space="preserve">تجلى كبرياء أمصيا في فشله في طلب الله. بينما بالغ بشدة في تقدير قدراته العسكرية بعد هزيمة أدوم. وكان قراره بالذهاب إلى الحرب ضد يهوآش هو في الواقع نتيجة لثقته في آلهة أخرى وتجاهله لقضاء الله (انظر </w:t>
       </w:r>
-      <w:hyperlink r:id="rId251">
-        <w:r>
-          <w:rPr>
-            <w:rtl/>
-            <w:cs/>
-            <w:lang w:val="ar_AE" w:bidi="ar_AE"/>
-          </w:rPr>
-          <w:rPr>
-            <w:color w:val="0000EE"/>
-            <w:u w:val="single"/>
-          </w:rPr>
-          <w:t>18:9–34</w:t>
-        </w:r>
-      </w:hyperlink>
+      <w:r>
+        <w:rPr>
+          <w:rtl/>
+          <w:cs/>
+          <w:lang w:val="ar_AE" w:bidi="ar_AE"/>
+        </w:rPr>
+        <w:t>18:9–34</w:t>
+      </w:r>
       <w:r>
         <w:rPr>
           <w:rtl/>
@@ -18823,20 +17341,14 @@
         </w:rPr>
         <w:t xml:space="preserve">؛ </w:t>
       </w:r>
-      <w:hyperlink r:id="rId252">
-        <w:r>
-          <w:rPr>
-            <w:rtl/>
-            <w:cs/>
-            <w:lang w:val="ar_AE" w:bidi="ar_AE"/>
-          </w:rPr>
-          <w:rPr>
-            <w:color w:val="0000EE"/>
-            <w:u w:val="single"/>
-          </w:rPr>
-          <w:t>2 تسالونيكي 2:11</w:t>
-        </w:r>
-      </w:hyperlink>
+      <w:r>
+        <w:rPr>
+          <w:rtl/>
+          <w:cs/>
+          <w:lang w:val="ar_AE" w:bidi="ar_AE"/>
+        </w:rPr>
+        <w:t>2 تسالونيكي 2:11</w:t>
+      </w:r>
       <w:r>
         <w:rPr>
           <w:rtl/>
@@ -19046,20 +17558,14 @@
         </w:rPr>
         <w:t>قدّم كاتب السفر لعزّيّا (المعروف بعزريا في سفر الملوك) مقدمة مزدوجة (</w:t>
       </w:r>
-      <w:hyperlink r:id="rId253">
-        <w:r>
-          <w:rPr>
-            <w:rtl/>
-            <w:cs/>
-            <w:lang w:val="ar_AE" w:bidi="ar_AE"/>
-          </w:rPr>
-          <w:rPr>
-            <w:color w:val="0000EE"/>
-            <w:u w:val="single"/>
-          </w:rPr>
-          <w:t>26:1–2</w:t>
-        </w:r>
-      </w:hyperlink>
+      <w:r>
+        <w:rPr>
+          <w:rtl/>
+          <w:cs/>
+          <w:lang w:val="ar_AE" w:bidi="ar_AE"/>
+        </w:rPr>
+        <w:t>26:1–2</w:t>
+      </w:r>
       <w:r>
         <w:rPr>
           <w:rtl/>
@@ -19068,20 +17574,14 @@
         </w:rPr>
         <w:t xml:space="preserve">، </w:t>
       </w:r>
-      <w:hyperlink r:id="rId254">
-        <w:r>
-          <w:rPr>
-            <w:rtl/>
-            <w:cs/>
-            <w:lang w:val="ar_AE" w:bidi="ar_AE"/>
-          </w:rPr>
-          <w:rPr>
-            <w:color w:val="0000EE"/>
-            <w:u w:val="single"/>
-          </w:rPr>
-          <w:t>3–5</w:t>
-        </w:r>
-      </w:hyperlink>
+      <w:r>
+        <w:rPr>
+          <w:rtl/>
+          <w:cs/>
+          <w:lang w:val="ar_AE" w:bidi="ar_AE"/>
+        </w:rPr>
+        <w:t>3–5</w:t>
+      </w:r>
       <w:r>
         <w:rPr>
           <w:rtl/>
@@ -19090,20 +17590,14 @@
         </w:rPr>
         <w:t>)، مقتبسًا مقطعين موجودين في الملوك (</w:t>
       </w:r>
-      <w:hyperlink r:id="rId255">
-        <w:r>
-          <w:rPr>
-            <w:rtl/>
-            <w:cs/>
-            <w:lang w:val="ar_AE" w:bidi="ar_AE"/>
-          </w:rPr>
-          <w:rPr>
-            <w:color w:val="0000EE"/>
-            <w:u w:val="single"/>
-          </w:rPr>
-          <w:t>2 ملوك 14:21–22</w:t>
-        </w:r>
-      </w:hyperlink>
+      <w:r>
+        <w:rPr>
+          <w:rtl/>
+          <w:cs/>
+          <w:lang w:val="ar_AE" w:bidi="ar_AE"/>
+        </w:rPr>
+        <w:t>2 ملوك 14:21–22</w:t>
+      </w:r>
       <w:r>
         <w:rPr>
           <w:rtl/>
@@ -19112,20 +17606,14 @@
         </w:rPr>
         <w:t xml:space="preserve">؛ </w:t>
       </w:r>
-      <w:hyperlink r:id="rId256">
-        <w:r>
-          <w:rPr>
-            <w:rtl/>
-            <w:cs/>
-            <w:lang w:val="ar_AE" w:bidi="ar_AE"/>
-          </w:rPr>
-          <w:rPr>
-            <w:color w:val="0000EE"/>
-            <w:u w:val="single"/>
-          </w:rPr>
-          <w:t>15:2–3</w:t>
-        </w:r>
-      </w:hyperlink>
+      <w:r>
+        <w:rPr>
+          <w:rtl/>
+          <w:cs/>
+          <w:lang w:val="ar_AE" w:bidi="ar_AE"/>
+        </w:rPr>
+        <w:t>15:2–3</w:t>
+      </w:r>
       <w:r>
         <w:rPr>
           <w:rtl/>
@@ -19268,20 +17756,14 @@
         </w:rPr>
         <w:t>تلخص هذه الآيات إنجازات عزّيا في المجال الدولي؛ إذ اتجهت فتوحاته نحو الغرب والجنوب والجنوب الشرقي، لكنها لم تمتد شمالًا بسبب قوة مملكة يربعام الثاني في تلك الفترة (</w:t>
       </w:r>
-      <w:hyperlink r:id="rId257">
-        <w:r>
-          <w:rPr>
-            <w:rtl/>
-            <w:cs/>
-            <w:lang w:val="ar_AE" w:bidi="ar_AE"/>
-          </w:rPr>
-          <w:rPr>
-            <w:color w:val="0000EE"/>
-            <w:u w:val="single"/>
-          </w:rPr>
-          <w:t>2 ملوك 14:23–29</w:t>
-        </w:r>
-      </w:hyperlink>
+      <w:r>
+        <w:rPr>
+          <w:rtl/>
+          <w:cs/>
+          <w:lang w:val="ar_AE" w:bidi="ar_AE"/>
+        </w:rPr>
+        <w:t>2 ملوك 14:23–29</w:t>
+      </w:r>
       <w:r>
         <w:rPr>
           <w:rtl/>
@@ -19290,20 +17772,14 @@
         </w:rPr>
         <w:t>). كانت استراتيجية عزّيّا، بتوجيه من الله (</w:t>
       </w:r>
-      <w:hyperlink r:id="rId258">
-        <w:r>
-          <w:rPr>
-            <w:rtl/>
-            <w:cs/>
-            <w:lang w:val="ar_AE" w:bidi="ar_AE"/>
-          </w:rPr>
-          <w:rPr>
-            <w:color w:val="0000EE"/>
-            <w:u w:val="single"/>
-          </w:rPr>
-          <w:t>2 أخبار الأيام 26:7</w:t>
-        </w:r>
-      </w:hyperlink>
+      <w:r>
+        <w:rPr>
+          <w:rtl/>
+          <w:cs/>
+          <w:lang w:val="ar_AE" w:bidi="ar_AE"/>
+        </w:rPr>
+        <w:t>2 أخبار الأيام 26:7</w:t>
+      </w:r>
       <w:r>
         <w:rPr>
           <w:rtl/>
@@ -19379,20 +17855,14 @@
         </w:rPr>
         <w:t>قام عزّيّا بإصلاح الأضرار التي لحقت بأسوار أورشليم نتيجة هجوم يهوآش ملك إسرائيل على أمصيا. كما يُحتمل أنه أصلح الأضرار الناتجة عن الزلزال الشهير الذي وقع في أيامه (</w:t>
       </w:r>
-      <w:hyperlink r:id="rId259">
-        <w:r>
-          <w:rPr>
-            <w:rtl/>
-            <w:cs/>
-            <w:lang w:val="ar_AE" w:bidi="ar_AE"/>
-          </w:rPr>
-          <w:rPr>
-            <w:color w:val="0000EE"/>
-            <w:u w:val="single"/>
-          </w:rPr>
-          <w:t>عاموس 1:1</w:t>
-        </w:r>
-      </w:hyperlink>
+      <w:r>
+        <w:rPr>
+          <w:rtl/>
+          <w:cs/>
+          <w:lang w:val="ar_AE" w:bidi="ar_AE"/>
+        </w:rPr>
+        <w:t>عاموس 1:1</w:t>
+      </w:r>
       <w:r>
         <w:rPr>
           <w:rtl/>
@@ -19401,20 +17871,14 @@
         </w:rPr>
         <w:t xml:space="preserve">؛ </w:t>
       </w:r>
-      <w:hyperlink r:id="rId260">
-        <w:r>
-          <w:rPr>
-            <w:rtl/>
-            <w:cs/>
-            <w:lang w:val="ar_AE" w:bidi="ar_AE"/>
-          </w:rPr>
-          <w:rPr>
-            <w:color w:val="0000EE"/>
-            <w:u w:val="single"/>
-          </w:rPr>
-          <w:t>زكريا 14:5</w:t>
-        </w:r>
-      </w:hyperlink>
+      <w:r>
+        <w:rPr>
+          <w:rtl/>
+          <w:cs/>
+          <w:lang w:val="ar_AE" w:bidi="ar_AE"/>
+        </w:rPr>
+        <w:t>زكريا 14:5</w:t>
+      </w:r>
       <w:r>
         <w:rPr>
           <w:rtl/>
@@ -19557,20 +18021,14 @@
         </w:rPr>
         <w:t>كان البَرَص الذي أُصيب به عزّيّا عقوبة إلهية على انتهاكه العهد، حينما دخل إلى الهيكل ليقدّم البخور، وهو عمل مخصص للكهنة وحدهم (</w:t>
       </w:r>
-      <w:hyperlink r:id="rId261">
-        <w:r>
-          <w:rPr>
-            <w:rtl/>
-            <w:cs/>
-            <w:lang w:val="ar_AE" w:bidi="ar_AE"/>
-          </w:rPr>
-          <w:rPr>
-            <w:color w:val="0000EE"/>
-            <w:u w:val="single"/>
-          </w:rPr>
-          <w:t>خروج 30:7–9</w:t>
-        </w:r>
-      </w:hyperlink>
+      <w:r>
+        <w:rPr>
+          <w:rtl/>
+          <w:cs/>
+          <w:lang w:val="ar_AE" w:bidi="ar_AE"/>
+        </w:rPr>
+        <w:t>خروج 30:7–9</w:t>
+      </w:r>
       <w:r>
         <w:rPr>
           <w:rtl/>
@@ -19579,20 +18037,14 @@
         </w:rPr>
         <w:t xml:space="preserve">؛ </w:t>
       </w:r>
-      <w:hyperlink r:id="rId262">
-        <w:r>
-          <w:rPr>
-            <w:rtl/>
-            <w:cs/>
-            <w:lang w:val="ar_AE" w:bidi="ar_AE"/>
-          </w:rPr>
-          <w:rPr>
-            <w:color w:val="0000EE"/>
-            <w:u w:val="single"/>
-          </w:rPr>
-          <w:t>عدد 16</w:t>
-        </w:r>
-      </w:hyperlink>
+      <w:r>
+        <w:rPr>
+          <w:rtl/>
+          <w:cs/>
+          <w:lang w:val="ar_AE" w:bidi="ar_AE"/>
+        </w:rPr>
+        <w:t>عدد 16</w:t>
+      </w:r>
       <w:r>
         <w:rPr>
           <w:rtl/>
@@ -19763,20 +18215,14 @@
         </w:rPr>
         <w:t>بعد فترة حكم مشترك دامت أحد عشر عامًا مع والده عزّيّا (750–740 ق.م)، تولّى يوثام الحكم بشكل مستقل، واستمر في الحكم لمدة خمس سنوات إضافية (740–735 ق.م). وهذا يفسّر المدة الإجمالية لحكم يوثام المذكورة في النص بأنها ستة عشر عامًا. لكن يبدو أن يوثام عاش وأثر في الأحداث أربع سنوات إضافية على الأقل، إذ نقرأ أن هوشع تولى الحكم في المملكة الشمالية "في السنة العشرين ليوثام بن عزّيّا" (</w:t>
       </w:r>
-      <w:hyperlink r:id="rId263">
-        <w:r>
-          <w:rPr>
-            <w:rtl/>
-            <w:cs/>
-            <w:lang w:val="ar_AE" w:bidi="ar_AE"/>
-          </w:rPr>
-          <w:rPr>
-            <w:color w:val="0000EE"/>
-            <w:u w:val="single"/>
-          </w:rPr>
-          <w:t>2 ملوك 15:30</w:t>
-        </w:r>
-      </w:hyperlink>
+      <w:r>
+        <w:rPr>
+          <w:rtl/>
+          <w:cs/>
+          <w:lang w:val="ar_AE" w:bidi="ar_AE"/>
+        </w:rPr>
+        <w:t>2 ملوك 15:30</w:t>
+      </w:r>
       <w:r>
         <w:rPr>
           <w:rtl/>
@@ -19801,20 +18247,14 @@
         </w:rPr>
         <w:t xml:space="preserve">). إلا إنه يُفترض أن آحاز أجرى حفل توليه الرسمي للحكم بعد وفاة والده في 732 قبل الميلاد، لذلك يعتبر كاتب سفر أخبار الأيام الثاني سنوات حكم آحاز الرسمية بدءًا من 731 قبل الميلاد (انظر </w:t>
       </w:r>
-      <w:hyperlink r:id="rId264">
-        <w:r>
-          <w:rPr>
-            <w:rtl/>
-            <w:cs/>
-            <w:lang w:val="ar_AE" w:bidi="ar_AE"/>
-          </w:rPr>
-          <w:rPr>
-            <w:color w:val="0000EE"/>
-            <w:u w:val="single"/>
-          </w:rPr>
-          <w:t>2 أخبار الأيام 28:1</w:t>
-        </w:r>
-      </w:hyperlink>
+      <w:r>
+        <w:rPr>
+          <w:rtl/>
+          <w:cs/>
+          <w:lang w:val="ar_AE" w:bidi="ar_AE"/>
+        </w:rPr>
+        <w:t>2 أخبار الأيام 28:1</w:t>
+      </w:r>
       <w:r>
         <w:rPr>
           <w:rtl/>
@@ -19957,20 +18397,14 @@
         </w:rPr>
         <w:t>كان عزّيّا قد تلقّى الجزية من العمونيين (</w:t>
       </w:r>
-      <w:hyperlink r:id="rId265">
-        <w:r>
-          <w:rPr>
-            <w:rtl/>
-            <w:cs/>
-            <w:lang w:val="ar_AE" w:bidi="ar_AE"/>
-          </w:rPr>
-          <w:rPr>
-            <w:color w:val="0000EE"/>
-            <w:u w:val="single"/>
-          </w:rPr>
-          <w:t>26:8</w:t>
-        </w:r>
-      </w:hyperlink>
+      <w:r>
+        <w:rPr>
+          <w:rtl/>
+          <w:cs/>
+          <w:lang w:val="ar_AE" w:bidi="ar_AE"/>
+        </w:rPr>
+        <w:t>26:8</w:t>
+      </w:r>
       <w:r>
         <w:rPr>
           <w:rtl/>
@@ -19979,20 +18413,14 @@
         </w:rPr>
         <w:t>)، واستمر يوثام في بسط سلطانه على أراضيهم شرق الأردن. غير أن هذه المدفوعات ربما توقفت بعد نحو ثلاث سنوات، عندما انشغل يوثام بالحروب ضد إسرائيل وأرام (</w:t>
       </w:r>
-      <w:hyperlink r:id="rId266">
-        <w:r>
-          <w:rPr>
-            <w:rtl/>
-            <w:cs/>
-            <w:lang w:val="ar_AE" w:bidi="ar_AE"/>
-          </w:rPr>
-          <w:rPr>
-            <w:color w:val="0000EE"/>
-            <w:u w:val="single"/>
-          </w:rPr>
-          <w:t>2 مل 15: 37</w:t>
-        </w:r>
-      </w:hyperlink>
+      <w:r>
+        <w:rPr>
+          <w:rtl/>
+          <w:cs/>
+          <w:lang w:val="ar_AE" w:bidi="ar_AE"/>
+        </w:rPr>
+        <w:t>2 مل 15: 37</w:t>
+      </w:r>
       <w:r>
         <w:rPr>
           <w:rtl/>
@@ -20143,20 +18571,14 @@
         </w:rPr>
         <w:t xml:space="preserve">: كان آحاز يتبع السلوك البغيض للكنعانيين (انظر </w:t>
       </w:r>
-      <w:hyperlink r:id="rId267">
-        <w:r>
-          <w:rPr>
-            <w:rtl/>
-            <w:cs/>
-            <w:lang w:val="ar_AE" w:bidi="ar_AE"/>
-          </w:rPr>
-          <w:rPr>
-            <w:color w:val="0000EE"/>
-            <w:u w:val="single"/>
-          </w:rPr>
-          <w:t>تثنية 12:31</w:t>
-        </w:r>
-      </w:hyperlink>
+      <w:r>
+        <w:rPr>
+          <w:rtl/>
+          <w:cs/>
+          <w:lang w:val="ar_AE" w:bidi="ar_AE"/>
+        </w:rPr>
+        <w:t>تثنية 12:31</w:t>
+      </w:r>
       <w:r>
         <w:rPr>
           <w:rtl/>
@@ -20165,20 +18587,14 @@
         </w:rPr>
         <w:t xml:space="preserve">؛ </w:t>
       </w:r>
-      <w:hyperlink r:id="rId268">
-        <w:r>
-          <w:rPr>
-            <w:rtl/>
-            <w:cs/>
-            <w:lang w:val="ar_AE" w:bidi="ar_AE"/>
-          </w:rPr>
-          <w:rPr>
-            <w:color w:val="0000EE"/>
-            <w:u w:val="single"/>
-          </w:rPr>
-          <w:t>18:9–10</w:t>
-        </w:r>
-      </w:hyperlink>
+      <w:r>
+        <w:rPr>
+          <w:rtl/>
+          <w:cs/>
+          <w:lang w:val="ar_AE" w:bidi="ar_AE"/>
+        </w:rPr>
+        <w:t>18:9–10</w:t>
+      </w:r>
       <w:r>
         <w:rPr>
           <w:rtl/>
@@ -20187,20 +18603,14 @@
         </w:rPr>
         <w:t xml:space="preserve">؛ </w:t>
       </w:r>
-      <w:hyperlink r:id="rId269">
-        <w:r>
-          <w:rPr>
-            <w:rtl/>
-            <w:cs/>
-            <w:lang w:val="ar_AE" w:bidi="ar_AE"/>
-          </w:rPr>
-          <w:rPr>
-            <w:color w:val="0000EE"/>
-            <w:u w:val="single"/>
-          </w:rPr>
-          <w:t>إرميا 7:31</w:t>
-        </w:r>
-      </w:hyperlink>
+      <w:r>
+        <w:rPr>
+          <w:rtl/>
+          <w:cs/>
+          <w:lang w:val="ar_AE" w:bidi="ar_AE"/>
+        </w:rPr>
+        <w:t>إرميا 7:31</w:t>
+      </w:r>
       <w:r>
         <w:rPr>
           <w:rtl/>
@@ -20209,20 +18619,14 @@
         </w:rPr>
         <w:t xml:space="preserve">؛ </w:t>
       </w:r>
-      <w:hyperlink r:id="rId270">
-        <w:r>
-          <w:rPr>
-            <w:rtl/>
-            <w:cs/>
-            <w:lang w:val="ar_AE" w:bidi="ar_AE"/>
-          </w:rPr>
-          <w:rPr>
-            <w:color w:val="0000EE"/>
-            <w:u w:val="single"/>
-          </w:rPr>
-          <w:t>19:5</w:t>
-        </w:r>
-      </w:hyperlink>
+      <w:r>
+        <w:rPr>
+          <w:rtl/>
+          <w:cs/>
+          <w:lang w:val="ar_AE" w:bidi="ar_AE"/>
+        </w:rPr>
+        <w:t>19:5</w:t>
+      </w:r>
       <w:r>
         <w:rPr>
           <w:rtl/>
@@ -20231,20 +18635,14 @@
         </w:rPr>
         <w:t xml:space="preserve">؛ </w:t>
       </w:r>
-      <w:hyperlink r:id="rId271">
-        <w:r>
-          <w:rPr>
-            <w:rtl/>
-            <w:cs/>
-            <w:lang w:val="ar_AE" w:bidi="ar_AE"/>
-          </w:rPr>
-          <w:rPr>
-            <w:color w:val="0000EE"/>
-            <w:u w:val="single"/>
-          </w:rPr>
-          <w:t>32:35</w:t>
-        </w:r>
-      </w:hyperlink>
+      <w:r>
+        <w:rPr>
+          <w:rtl/>
+          <w:cs/>
+          <w:lang w:val="ar_AE" w:bidi="ar_AE"/>
+        </w:rPr>
+        <w:t>32:35</w:t>
+      </w:r>
       <w:r>
         <w:rPr>
           <w:rtl/>
@@ -20328,20 +18726,14 @@
         </w:rPr>
         <w:t>: على الرغم من أن الرب كان يستخدم إسرائيل كوسيلة لمعاقبة يهوذا، إلا أن العهد حظر استعباد وقتل الإسرائيليين لبعضهم البعض (</w:t>
       </w:r>
-      <w:hyperlink r:id="rId272">
-        <w:r>
-          <w:rPr>
-            <w:rtl/>
-            <w:cs/>
-            <w:lang w:val="ar_AE" w:bidi="ar_AE"/>
-          </w:rPr>
-          <w:rPr>
-            <w:color w:val="0000EE"/>
-            <w:u w:val="single"/>
-          </w:rPr>
-          <w:t>28:10</w:t>
-        </w:r>
-      </w:hyperlink>
+      <w:r>
+        <w:rPr>
+          <w:rtl/>
+          <w:cs/>
+          <w:lang w:val="ar_AE" w:bidi="ar_AE"/>
+        </w:rPr>
+        <w:t>28:10</w:t>
+      </w:r>
       <w:r>
         <w:rPr>
           <w:rtl/>
@@ -20350,20 +18742,14 @@
         </w:rPr>
         <w:t xml:space="preserve">؛ </w:t>
       </w:r>
-      <w:hyperlink r:id="rId273">
-        <w:r>
-          <w:rPr>
-            <w:rtl/>
-            <w:cs/>
-            <w:lang w:val="ar_AE" w:bidi="ar_AE"/>
-          </w:rPr>
-          <w:rPr>
-            <w:color w:val="0000EE"/>
-            <w:u w:val="single"/>
-          </w:rPr>
-          <w:t>لاويين 25:39–55</w:t>
-        </w:r>
-      </w:hyperlink>
+      <w:r>
+        <w:rPr>
+          <w:rtl/>
+          <w:cs/>
+          <w:lang w:val="ar_AE" w:bidi="ar_AE"/>
+        </w:rPr>
+        <w:t>لاويين 25:39–55</w:t>
+      </w:r>
       <w:r>
         <w:rPr>
           <w:rtl/>
@@ -20472,20 +18858,14 @@
         </w:rPr>
         <w:t xml:space="preserve">: في وقت لاحق، خلال حكم آحاز، ستتدمر مملكة إسرائيل وتُسبى (722 قبل الميلاد، </w:t>
       </w:r>
-      <w:hyperlink r:id="rId274">
-        <w:r>
-          <w:rPr>
-            <w:rtl/>
-            <w:cs/>
-            <w:lang w:val="ar_AE" w:bidi="ar_AE"/>
-          </w:rPr>
-          <w:rPr>
-            <w:color w:val="0000EE"/>
-            <w:u w:val="single"/>
-          </w:rPr>
-          <w:t>2 ملوك 17:5–23</w:t>
-        </w:r>
-      </w:hyperlink>
+      <w:r>
+        <w:rPr>
+          <w:rtl/>
+          <w:cs/>
+          <w:lang w:val="ar_AE" w:bidi="ar_AE"/>
+        </w:rPr>
+        <w:t>2 ملوك 17:5–23</w:t>
+      </w:r>
       <w:r>
         <w:rPr>
           <w:rtl/>
@@ -20569,20 +18949,14 @@
         </w:rPr>
         <w:t xml:space="preserve">: انظر </w:t>
       </w:r>
-      <w:hyperlink r:id="rId275">
-        <w:r>
-          <w:rPr>
-            <w:rtl/>
-            <w:cs/>
-            <w:lang w:val="ar_AE" w:bidi="ar_AE"/>
-          </w:rPr>
-          <w:rPr>
-            <w:color w:val="0000EE"/>
-            <w:u w:val="single"/>
-          </w:rPr>
-          <w:t>2 ملوك 16:7–9</w:t>
-        </w:r>
-      </w:hyperlink>
+      <w:r>
+        <w:rPr>
+          <w:rtl/>
+          <w:cs/>
+          <w:lang w:val="ar_AE" w:bidi="ar_AE"/>
+        </w:rPr>
+        <w:t>2 ملوك 16:7–9</w:t>
+      </w:r>
       <w:r>
         <w:rPr>
           <w:rtl/>
@@ -20742,20 +19116,14 @@
         </w:rPr>
         <w:t>رفض الملك آحاز أمر الرب ببناء مذبح مشابه للمذبح الموجود في دمشق (</w:t>
       </w:r>
-      <w:hyperlink r:id="rId276">
-        <w:r>
-          <w:rPr>
-            <w:rtl/>
-            <w:cs/>
-            <w:lang w:val="ar_AE" w:bidi="ar_AE"/>
-          </w:rPr>
-          <w:rPr>
-            <w:color w:val="0000EE"/>
-            <w:u w:val="single"/>
-          </w:rPr>
-          <w:t>2 ملوك 16:10–16</w:t>
-        </w:r>
-      </w:hyperlink>
+      <w:r>
+        <w:rPr>
+          <w:rtl/>
+          <w:cs/>
+          <w:lang w:val="ar_AE" w:bidi="ar_AE"/>
+        </w:rPr>
+        <w:t>2 ملوك 16:10–16</w:t>
+      </w:r>
       <w:r>
         <w:rPr>
           <w:rtl/>
@@ -20898,20 +19266,14 @@
         </w:rPr>
         <w:t>سقطت السامرة عاصمة المملكة الشمالية لإسرائيل في يد آشور في عام 722 قبل الميلاد، خلال السنة الحادية والعشرين من حكم آحاز ملك يهوذا (</w:t>
       </w:r>
-      <w:hyperlink r:id="rId277">
-        <w:r>
-          <w:rPr>
-            <w:rtl/>
-            <w:cs/>
-            <w:lang w:val="ar_AE" w:bidi="ar_AE"/>
-          </w:rPr>
-          <w:rPr>
-            <w:color w:val="0000EE"/>
-            <w:u w:val="single"/>
-          </w:rPr>
-          <w:t>2 ملوك 17:1–6</w:t>
-        </w:r>
-      </w:hyperlink>
+      <w:r>
+        <w:rPr>
+          <w:rtl/>
+          <w:cs/>
+          <w:lang w:val="ar_AE" w:bidi="ar_AE"/>
+        </w:rPr>
+        <w:t>2 ملوك 17:1–6</w:t>
+      </w:r>
       <w:r>
         <w:rPr>
           <w:rtl/>
@@ -21054,20 +19416,14 @@
         </w:rPr>
         <w:t>كان أول عمل لحزقيّا بعد توليه العرش هو إصلاح أبواب الهيكل (</w:t>
       </w:r>
-      <w:hyperlink r:id="rId278">
-        <w:r>
-          <w:rPr>
-            <w:rtl/>
-            <w:cs/>
-            <w:lang w:val="ar_AE" w:bidi="ar_AE"/>
-          </w:rPr>
-          <w:rPr>
-            <w:color w:val="0000EE"/>
-            <w:u w:val="single"/>
-          </w:rPr>
-          <w:t>29:3</w:t>
-        </w:r>
-      </w:hyperlink>
+      <w:r>
+        <w:rPr>
+          <w:rtl/>
+          <w:cs/>
+          <w:lang w:val="ar_AE" w:bidi="ar_AE"/>
+        </w:rPr>
+        <w:t>29:3</w:t>
+      </w:r>
       <w:r>
         <w:rPr>
           <w:rtl/>
@@ -21076,20 +19432,14 @@
         </w:rPr>
         <w:t>). والفعل المستخدم (يخازيقم، يعني: "جعلها قوية") يتلاعب عمدًا على اسم الملك حزقيّا (يخزقياهو، يعني: "الرب يقوّي"). وقد مهّد هذا العمل الطريق لخطاب الملك للكهنة واللاويين داعيًا إياهم لتجديد العبادة في الهيكل (</w:t>
       </w:r>
-      <w:hyperlink r:id="rId279">
-        <w:r>
-          <w:rPr>
-            <w:rtl/>
-            <w:cs/>
-            <w:lang w:val="ar_AE" w:bidi="ar_AE"/>
-          </w:rPr>
-          <w:rPr>
-            <w:color w:val="0000EE"/>
-            <w:u w:val="single"/>
-          </w:rPr>
-          <w:t>29:5–11</w:t>
-        </w:r>
-      </w:hyperlink>
+      <w:r>
+        <w:rPr>
+          <w:rtl/>
+          <w:cs/>
+          <w:lang w:val="ar_AE" w:bidi="ar_AE"/>
+        </w:rPr>
+        <w:t>29:5–11</w:t>
+      </w:r>
       <w:r>
         <w:rPr>
           <w:rtl/>
@@ -21165,20 +19515,14 @@
         </w:rPr>
         <w:t>استخدم حزقيّا في خطابه مفردات ارتبطت تقليديًا بوصف فشل الأمة خلال السبي. وكما حدث في زمن الانفصال تحت رحبعام (</w:t>
       </w:r>
-      <w:hyperlink r:id="rId114">
-        <w:r>
-          <w:rPr>
-            <w:rtl/>
-            <w:cs/>
-            <w:lang w:val="ar_AE" w:bidi="ar_AE"/>
-          </w:rPr>
-          <w:rPr>
-            <w:color w:val="0000EE"/>
-            <w:u w:val="single"/>
-          </w:rPr>
-          <w:t>12:1</w:t>
-        </w:r>
-      </w:hyperlink>
+      <w:r>
+        <w:rPr>
+          <w:rtl/>
+          <w:cs/>
+          <w:lang w:val="ar_AE" w:bidi="ar_AE"/>
+        </w:rPr>
+        <w:t>12:1</w:t>
+      </w:r>
       <w:r>
         <w:rPr>
           <w:rtl/>
@@ -21187,20 +19531,14 @@
         </w:rPr>
         <w:t xml:space="preserve">؛ انظر </w:t>
       </w:r>
-      <w:hyperlink r:id="rId131">
-        <w:r>
-          <w:rPr>
-            <w:rtl/>
-            <w:cs/>
-            <w:lang w:val="ar_AE" w:bidi="ar_AE"/>
-          </w:rPr>
-          <w:rPr>
-            <w:color w:val="0000EE"/>
-            <w:u w:val="single"/>
-          </w:rPr>
-          <w:t>13:10</w:t>
-        </w:r>
-      </w:hyperlink>
+      <w:r>
+        <w:rPr>
+          <w:rtl/>
+          <w:cs/>
+          <w:lang w:val="ar_AE" w:bidi="ar_AE"/>
+        </w:rPr>
+        <w:t>13:10</w:t>
+      </w:r>
       <w:r>
         <w:rPr>
           <w:rtl/>
@@ -21276,20 +19614,14 @@
         </w:rPr>
         <w:t xml:space="preserve">قهات … مراري … الجرشونيون كانوا أبناء لاوي الثلاثة؛ وقد أصبح نسلهم العشائر الرئيسية الثلاث لسبط اللاويين (انظر </w:t>
       </w:r>
-      <w:hyperlink r:id="rId280">
-        <w:r>
-          <w:rPr>
-            <w:rtl/>
-            <w:cs/>
-            <w:lang w:val="ar_AE" w:bidi="ar_AE"/>
-          </w:rPr>
-          <w:rPr>
-            <w:color w:val="0000EE"/>
-            <w:u w:val="single"/>
-          </w:rPr>
-          <w:t>خروج 6:16</w:t>
-        </w:r>
-      </w:hyperlink>
+      <w:r>
+        <w:rPr>
+          <w:rtl/>
+          <w:cs/>
+          <w:lang w:val="ar_AE" w:bidi="ar_AE"/>
+        </w:rPr>
+        <w:t>خروج 6:16</w:t>
+      </w:r>
       <w:r>
         <w:rPr>
           <w:rtl/>
@@ -21365,20 +19697,14 @@
         </w:rPr>
         <w:t xml:space="preserve">بدأ اللاويون أولاً بتقديس أنفسهم استعدادًا لعملية تطهير وتقديس الهيكل. فقاموا بتطهير أنفسهم، غالبًا من خلال تقديم الذبائح والتقدمات المطلوبة (انظر </w:t>
       </w:r>
-      <w:hyperlink r:id="rId281">
-        <w:r>
-          <w:rPr>
-            <w:rtl/>
-            <w:cs/>
-            <w:lang w:val="ar_AE" w:bidi="ar_AE"/>
-          </w:rPr>
-          <w:rPr>
-            <w:color w:val="0000EE"/>
-            <w:u w:val="single"/>
-          </w:rPr>
-          <w:t>30:15</w:t>
-        </w:r>
-      </w:hyperlink>
+      <w:r>
+        <w:rPr>
+          <w:rtl/>
+          <w:cs/>
+          <w:lang w:val="ar_AE" w:bidi="ar_AE"/>
+        </w:rPr>
+        <w:t>30:15</w:t>
+      </w:r>
       <w:r>
         <w:rPr>
           <w:rtl/>
@@ -21387,20 +19713,14 @@
         </w:rPr>
         <w:t xml:space="preserve">)؛ ثم باشروا تطهير الهيكل نفسه. وقد تطلّبت استعادة الهيكل للعمل المقدس تنفيذ عمليتين منفصلتين: أولاً التطهير (إزالة النجاسة، </w:t>
       </w:r>
-      <w:hyperlink r:id="rId282">
-        <w:r>
-          <w:rPr>
-            <w:rtl/>
-            <w:cs/>
-            <w:lang w:val="ar_AE" w:bidi="ar_AE"/>
-          </w:rPr>
-          <w:rPr>
-            <w:color w:val="0000EE"/>
-            <w:u w:val="single"/>
-          </w:rPr>
-          <w:t>29:15–17</w:t>
-        </w:r>
-      </w:hyperlink>
+      <w:r>
+        <w:rPr>
+          <w:rtl/>
+          <w:cs/>
+          <w:lang w:val="ar_AE" w:bidi="ar_AE"/>
+        </w:rPr>
+        <w:t>29:15–17</w:t>
+      </w:r>
       <w:r>
         <w:rPr>
           <w:rtl/>
@@ -21409,20 +19729,14 @@
         </w:rPr>
         <w:t xml:space="preserve">) ثم التقديس (أي إعادة تكريس الهيكل للعبادة المقدسة، </w:t>
       </w:r>
-      <w:hyperlink r:id="rId283">
-        <w:r>
-          <w:rPr>
-            <w:rtl/>
-            <w:cs/>
-            <w:lang w:val="ar_AE" w:bidi="ar_AE"/>
-          </w:rPr>
-          <w:rPr>
-            <w:color w:val="0000EE"/>
-            <w:u w:val="single"/>
-          </w:rPr>
-          <w:t>29:20–36</w:t>
-        </w:r>
-      </w:hyperlink>
+      <w:r>
+        <w:rPr>
+          <w:rtl/>
+          <w:cs/>
+          <w:lang w:val="ar_AE" w:bidi="ar_AE"/>
+        </w:rPr>
+        <w:t>29:20–36</w:t>
+      </w:r>
       <w:r>
         <w:rPr>
           <w:rtl/>
@@ -21498,20 +19812,14 @@
         </w:rPr>
         <w:t xml:space="preserve">كانت الثيران والكباش والحملان مخصصة لذبائح المحرقة، بينما خُصِّصت التيوس لذبيحة الخطيئة (انظر </w:t>
       </w:r>
-      <w:hyperlink r:id="rId284">
-        <w:r>
-          <w:rPr>
-            <w:rtl/>
-            <w:cs/>
-            <w:lang w:val="ar_AE" w:bidi="ar_AE"/>
-          </w:rPr>
-          <w:rPr>
-            <w:color w:val="0000EE"/>
-            <w:u w:val="single"/>
-          </w:rPr>
-          <w:t>لاويين 1</w:t>
-        </w:r>
-      </w:hyperlink>
+      <w:r>
+        <w:rPr>
+          <w:rtl/>
+          <w:cs/>
+          <w:lang w:val="ar_AE" w:bidi="ar_AE"/>
+        </w:rPr>
+        <w:t>لاويين 1</w:t>
+      </w:r>
       <w:r>
         <w:rPr>
           <w:rtl/>
@@ -21520,20 +19828,14 @@
         </w:rPr>
         <w:t xml:space="preserve">؛ </w:t>
       </w:r>
-      <w:hyperlink r:id="rId285">
-        <w:r>
-          <w:rPr>
-            <w:rtl/>
-            <w:cs/>
-            <w:lang w:val="ar_AE" w:bidi="ar_AE"/>
-          </w:rPr>
-          <w:rPr>
-            <w:color w:val="0000EE"/>
-            <w:u w:val="single"/>
-          </w:rPr>
-          <w:t>4:1–5:13</w:t>
-        </w:r>
-      </w:hyperlink>
+      <w:r>
+        <w:rPr>
+          <w:rtl/>
+          <w:cs/>
+          <w:lang w:val="ar_AE" w:bidi="ar_AE"/>
+        </w:rPr>
+        <w:t>4:1–5:13</w:t>
+      </w:r>
       <w:r>
         <w:rPr>
           <w:rtl/>
@@ -21609,20 +19911,14 @@
         </w:rPr>
         <w:t xml:space="preserve">تبع تطهير الهيكل وإعادة تكريسه، تقديم الأفراد للتقدمات والذبائح. • كانت قرابين الشكر تُعرف أيضًا بقرابين التسبيح، أو ذبائح السلام، أو ذبائح السلامة (انظر </w:t>
       </w:r>
-      <w:hyperlink r:id="rId286">
-        <w:r>
-          <w:rPr>
-            <w:rtl/>
-            <w:cs/>
-            <w:lang w:val="ar_AE" w:bidi="ar_AE"/>
-          </w:rPr>
-          <w:rPr>
-            <w:color w:val="0000EE"/>
-            <w:u w:val="single"/>
-          </w:rPr>
-          <w:t>لاويين 3</w:t>
-        </w:r>
-      </w:hyperlink>
+      <w:r>
+        <w:rPr>
+          <w:rtl/>
+          <w:cs/>
+          <w:lang w:val="ar_AE" w:bidi="ar_AE"/>
+        </w:rPr>
+        <w:t>لاويين 3</w:t>
+      </w:r>
       <w:r>
         <w:rPr>
           <w:rtl/>
@@ -21765,20 +20061,14 @@
         </w:rPr>
         <w:t>يعكس هذا السرد لاحتفال حزقيّا بعيد الفصح اهتمام كاتب السفر بوحدة إسرائيل، والاستعداد الروحي للشعب، ونجاح اتباع صيغة الاسترداد التي قدمها سليمان عند تكريس الهيكل (</w:t>
       </w:r>
-      <w:hyperlink r:id="rId121">
-        <w:r>
-          <w:rPr>
-            <w:rtl/>
-            <w:cs/>
-            <w:lang w:val="ar_AE" w:bidi="ar_AE"/>
-          </w:rPr>
-          <w:rPr>
-            <w:color w:val="0000EE"/>
-            <w:u w:val="single"/>
-          </w:rPr>
-          <w:t>7:14</w:t>
-        </w:r>
-      </w:hyperlink>
+      <w:r>
+        <w:rPr>
+          <w:rtl/>
+          <w:cs/>
+          <w:lang w:val="ar_AE" w:bidi="ar_AE"/>
+        </w:rPr>
+        <w:t>7:14</w:t>
+      </w:r>
       <w:r>
         <w:rPr>
           <w:rtl/>
@@ -21854,20 +20144,14 @@
         </w:rPr>
         <w:t>يَعْمَلُوا ٱلْفِصْحَ فِي ٱلشَّهْرِ ٱلثَّانِي: أتاح الناموس إمكانية تأجيل الاحتفال بعيد الفصح إذا كان الشخص غير طاهر طقسيًا عن غير قصد أو كان في رحلة طويلة (</w:t>
       </w:r>
-      <w:hyperlink r:id="rId287">
-        <w:r>
-          <w:rPr>
-            <w:rtl/>
-            <w:cs/>
-            <w:lang w:val="ar_AE" w:bidi="ar_AE"/>
-          </w:rPr>
-          <w:rPr>
-            <w:color w:val="0000EE"/>
-            <w:u w:val="single"/>
-          </w:rPr>
-          <w:t>عدد 9:9–11</w:t>
-        </w:r>
-      </w:hyperlink>
+      <w:r>
+        <w:rPr>
+          <w:rtl/>
+          <w:cs/>
+          <w:lang w:val="ar_AE" w:bidi="ar_AE"/>
+        </w:rPr>
+        <w:t>عدد 9:9–11</w:t>
+      </w:r>
       <w:r>
         <w:rPr>
           <w:rtl/>
@@ -22027,20 +20311,14 @@
         </w:rPr>
         <w:t>بعد غزو المملكة الشمالية من قِبل الآشوريين (</w:t>
       </w:r>
-      <w:hyperlink r:id="rId288">
-        <w:r>
-          <w:rPr>
-            <w:rtl/>
-            <w:cs/>
-            <w:lang w:val="ar_AE" w:bidi="ar_AE"/>
-          </w:rPr>
-          <w:rPr>
-            <w:color w:val="0000EE"/>
-            <w:u w:val="single"/>
-          </w:rPr>
-          <w:t>2 ملوك 17:5–28</w:t>
-        </w:r>
-      </w:hyperlink>
+      <w:r>
+        <w:rPr>
+          <w:rtl/>
+          <w:cs/>
+          <w:lang w:val="ar_AE" w:bidi="ar_AE"/>
+        </w:rPr>
+        <w:t>2 ملوك 17:5–28</w:t>
+      </w:r>
       <w:r>
         <w:rPr>
           <w:rtl/>
@@ -22116,20 +20394,14 @@
         </w:rPr>
         <w:t>بعض الناس تواضعوا، ملبين المعيار الأول في صيغة صلاة سليمان (</w:t>
       </w:r>
-      <w:hyperlink r:id="rId121">
-        <w:r>
-          <w:rPr>
-            <w:rtl/>
-            <w:cs/>
-            <w:lang w:val="ar_AE" w:bidi="ar_AE"/>
-          </w:rPr>
-          <w:rPr>
-            <w:color w:val="0000EE"/>
-            <w:u w:val="single"/>
-          </w:rPr>
-          <w:t>7:14</w:t>
-        </w:r>
-      </w:hyperlink>
+      <w:r>
+        <w:rPr>
+          <w:rtl/>
+          <w:cs/>
+          <w:lang w:val="ar_AE" w:bidi="ar_AE"/>
+        </w:rPr>
+        <w:t>7:14</w:t>
+      </w:r>
       <w:r>
         <w:rPr>
           <w:rtl/>
@@ -22339,20 +20611,14 @@
         </w:rPr>
         <w:t xml:space="preserve">نظرًا لأن عددًا كبيرًا من الحجاج الذين قدموا من أراضٍ بعيدة لم تتاح لهم الفرصة للخضوع لطقوس التطهير المطلوبة، فقد كانوا غير مؤهلين رسميًا للمشاركة في الشعائر بحسب الناموس. ومع ذلك، سمح حزقيّا لهم بأكل الفصح رغم عدم طهارتهم الطقسية، مصليًا إلى الرب أن يغفر ويتقبل عبادتهم. بهذا التصرف، كان حزقيّا يطبق مبدأ الاسترداد الذي ورد سابقًا (انظر </w:t>
       </w:r>
-      <w:hyperlink r:id="rId121">
-        <w:r>
-          <w:rPr>
-            <w:rtl/>
-            <w:cs/>
-            <w:lang w:val="ar_AE" w:bidi="ar_AE"/>
-          </w:rPr>
-          <w:rPr>
-            <w:color w:val="0000EE"/>
-            <w:u w:val="single"/>
-          </w:rPr>
-          <w:t>7:14</w:t>
-        </w:r>
-      </w:hyperlink>
+      <w:r>
+        <w:rPr>
+          <w:rtl/>
+          <w:cs/>
+          <w:lang w:val="ar_AE" w:bidi="ar_AE"/>
+        </w:rPr>
+        <w:t>7:14</w:t>
+      </w:r>
       <w:r>
         <w:rPr>
           <w:rtl/>
@@ -22428,20 +20694,14 @@
         </w:rPr>
         <w:t xml:space="preserve">أظهرت استجابة الله لصلاة حزقيّا أنه يهتم بموقف القلب أكثر من اهتمامه الصارم بالتفاصيل الطقسية. • شفى الشعب: انظر </w:t>
       </w:r>
-      <w:hyperlink r:id="rId121">
-        <w:r>
-          <w:rPr>
-            <w:rtl/>
-            <w:cs/>
-            <w:lang w:val="ar_AE" w:bidi="ar_AE"/>
-          </w:rPr>
-          <w:rPr>
-            <w:color w:val="0000EE"/>
-            <w:u w:val="single"/>
-          </w:rPr>
-          <w:t>7:14</w:t>
-        </w:r>
-      </w:hyperlink>
+      <w:r>
+        <w:rPr>
+          <w:rtl/>
+          <w:cs/>
+          <w:lang w:val="ar_AE" w:bidi="ar_AE"/>
+        </w:rPr>
+        <w:t>7:14</w:t>
+      </w:r>
       <w:r>
         <w:rPr>
           <w:rtl/>
@@ -22785,20 +21045,14 @@
         </w:rPr>
         <w:t>عشور الحيوانات التي تراكمت في أكوام وأكوام قد تشير إلى عائدات بيع الحيوانات وليس إلى الحيوانات نفسها. سمح القانون للناس بتبادل محصول الحقل بالمال (</w:t>
       </w:r>
-      <w:hyperlink r:id="rId289">
-        <w:r>
-          <w:rPr>
-            <w:rtl/>
-            <w:cs/>
-            <w:lang w:val="ar_AE" w:bidi="ar_AE"/>
-          </w:rPr>
-          <w:rPr>
-            <w:color w:val="0000EE"/>
-            <w:u w:val="single"/>
-          </w:rPr>
-          <w:t>تثنية 14:24–26</w:t>
-        </w:r>
-      </w:hyperlink>
+      <w:r>
+        <w:rPr>
+          <w:rtl/>
+          <w:cs/>
+          <w:lang w:val="ar_AE" w:bidi="ar_AE"/>
+        </w:rPr>
+        <w:t>تثنية 14:24–26</w:t>
+      </w:r>
       <w:r>
         <w:rPr>
           <w:rtl/>
@@ -22807,20 +21061,14 @@
         </w:rPr>
         <w:t>) واستهلاك اللحم في منازلهم (</w:t>
       </w:r>
-      <w:hyperlink r:id="rId290">
-        <w:r>
-          <w:rPr>
-            <w:rtl/>
-            <w:cs/>
-            <w:lang w:val="ar_AE" w:bidi="ar_AE"/>
-          </w:rPr>
-          <w:rPr>
-            <w:color w:val="0000EE"/>
-            <w:u w:val="single"/>
-          </w:rPr>
-          <w:t>تثنية 12:15</w:t>
-        </w:r>
-      </w:hyperlink>
+      <w:r>
+        <w:rPr>
+          <w:rtl/>
+          <w:cs/>
+          <w:lang w:val="ar_AE" w:bidi="ar_AE"/>
+        </w:rPr>
+        <w:t>تثنية 12:15</w:t>
+      </w:r>
       <w:r>
         <w:rPr>
           <w:rtl/>
@@ -22896,20 +21144,14 @@
         </w:rPr>
         <w:t>يذكرنا كرم الناس العظيم بالوقت الذي تم فيه بناء خيمة الاجتماع في البداية (</w:t>
       </w:r>
-      <w:hyperlink r:id="rId291">
-        <w:r>
-          <w:rPr>
-            <w:rtl/>
-            <w:cs/>
-            <w:lang w:val="ar_AE" w:bidi="ar_AE"/>
-          </w:rPr>
-          <w:rPr>
-            <w:color w:val="0000EE"/>
-            <w:u w:val="single"/>
-          </w:rPr>
-          <w:t>خروج 36:3–5</w:t>
-        </w:r>
-      </w:hyperlink>
+      <w:r>
+        <w:rPr>
+          <w:rtl/>
+          <w:cs/>
+          <w:lang w:val="ar_AE" w:bidi="ar_AE"/>
+        </w:rPr>
+        <w:t>خروج 36:3–5</w:t>
+      </w:r>
       <w:r>
         <w:rPr>
           <w:rtl/>
@@ -22985,20 +21227,14 @@
         </w:rPr>
         <w:t xml:space="preserve">كان عدد كبير من اللاويين، ومعظمهم من المدن الإقليمية، مؤهلين للخدمة. جاءت مجموعات صغيرة منهم إلى أورشليم بنظام التناوب لفترات قصيرة من الخدمة (انظر </w:t>
       </w:r>
-      <w:hyperlink r:id="rId292">
-        <w:r>
-          <w:rPr>
-            <w:rtl/>
-            <w:cs/>
-            <w:lang w:val="ar_AE" w:bidi="ar_AE"/>
-          </w:rPr>
-          <w:rPr>
-            <w:color w:val="0000EE"/>
-            <w:u w:val="single"/>
-          </w:rPr>
-          <w:t>1 أخبار 24:1–19</w:t>
-        </w:r>
-      </w:hyperlink>
+      <w:r>
+        <w:rPr>
+          <w:rtl/>
+          <w:cs/>
+          <w:lang w:val="ar_AE" w:bidi="ar_AE"/>
+        </w:rPr>
+        <w:t>1 أخبار 24:1–19</w:t>
+      </w:r>
       <w:r>
         <w:rPr>
           <w:rtl/>
@@ -23074,20 +21310,14 @@
         </w:rPr>
         <w:t xml:space="preserve">يلخص كاتب السفر في ثلاثة وعشرين آية السرد المطول لحصار أورشليم (انظر </w:t>
       </w:r>
-      <w:hyperlink r:id="rId293">
-        <w:r>
-          <w:rPr>
-            <w:rtl/>
-            <w:cs/>
-            <w:lang w:val="ar_AE" w:bidi="ar_AE"/>
-          </w:rPr>
-          <w:rPr>
-            <w:color w:val="0000EE"/>
-            <w:u w:val="single"/>
-          </w:rPr>
-          <w:t>2 ملوك 18:17–19:37</w:t>
-        </w:r>
-      </w:hyperlink>
+      <w:r>
+        <w:rPr>
+          <w:rtl/>
+          <w:cs/>
+          <w:lang w:val="ar_AE" w:bidi="ar_AE"/>
+        </w:rPr>
+        <w:t>2 ملوك 18:17–19:37</w:t>
+      </w:r>
       <w:r>
         <w:rPr>
           <w:rtl/>
@@ -23096,20 +21326,14 @@
         </w:rPr>
         <w:t xml:space="preserve">؛ </w:t>
       </w:r>
-      <w:hyperlink r:id="rId294">
-        <w:r>
-          <w:rPr>
-            <w:rtl/>
-            <w:cs/>
-            <w:lang w:val="ar_AE" w:bidi="ar_AE"/>
-          </w:rPr>
-          <w:rPr>
-            <w:color w:val="0000EE"/>
-            <w:u w:val="single"/>
-          </w:rPr>
-          <w:t>إشعياء 36–38</w:t>
-        </w:r>
-      </w:hyperlink>
+      <w:r>
+        <w:rPr>
+          <w:rtl/>
+          <w:cs/>
+          <w:lang w:val="ar_AE" w:bidi="ar_AE"/>
+        </w:rPr>
+        <w:t>إشعياء 36–38</w:t>
+      </w:r>
       <w:r>
         <w:rPr>
           <w:rtl/>
@@ -23185,20 +21409,14 @@
         </w:rPr>
         <w:t>لم يكن هجوم سنحاريب مفاجئًا؛ فقد أثاره حزقيّا بكسره للمعاهدة (</w:t>
       </w:r>
-      <w:hyperlink r:id="rId295">
-        <w:r>
-          <w:rPr>
-            <w:rtl/>
-            <w:cs/>
-            <w:lang w:val="ar_AE" w:bidi="ar_AE"/>
-          </w:rPr>
-          <w:rPr>
-            <w:color w:val="0000EE"/>
-            <w:u w:val="single"/>
-          </w:rPr>
-          <w:t>2 ملوك 18:7</w:t>
-        </w:r>
-      </w:hyperlink>
+      <w:r>
+        <w:rPr>
+          <w:rtl/>
+          <w:cs/>
+          <w:lang w:val="ar_AE" w:bidi="ar_AE"/>
+        </w:rPr>
+        <w:t>2 ملوك 18:7</w:t>
+      </w:r>
       <w:r>
         <w:rPr>
           <w:rtl/>
@@ -23207,20 +21425,14 @@
         </w:rPr>
         <w:t xml:space="preserve">، </w:t>
       </w:r>
-      <w:hyperlink r:id="rId296">
-        <w:r>
-          <w:rPr>
-            <w:rtl/>
-            <w:cs/>
-            <w:lang w:val="ar_AE" w:bidi="ar_AE"/>
-          </w:rPr>
-          <w:rPr>
-            <w:color w:val="0000EE"/>
-            <w:u w:val="single"/>
-          </w:rPr>
-          <w:t>20</w:t>
-        </w:r>
-      </w:hyperlink>
+      <w:r>
+        <w:rPr>
+          <w:rtl/>
+          <w:cs/>
+          <w:lang w:val="ar_AE" w:bidi="ar_AE"/>
+        </w:rPr>
+        <w:t>20</w:t>
+      </w:r>
       <w:r>
         <w:rPr>
           <w:rtl/>
@@ -23296,20 +21508,14 @@
         </w:rPr>
         <w:t>أبرزت تهديدات ملك أشور القضايا الحرجة لشعب أورشليم. كان السؤال الحقيقي هو ما إذا كان يجب الثقة في الله أم لا. زعم الملك العدو أن حزقيّا شخص لا يمكن الوثوق به (</w:t>
       </w:r>
-      <w:hyperlink r:id="rId297">
-        <w:r>
-          <w:rPr>
-            <w:rtl/>
-            <w:cs/>
-            <w:lang w:val="ar_AE" w:bidi="ar_AE"/>
-          </w:rPr>
-          <w:rPr>
-            <w:color w:val="0000EE"/>
-            <w:u w:val="single"/>
-          </w:rPr>
-          <w:t>32:11–12</w:t>
-        </w:r>
-      </w:hyperlink>
+      <w:r>
+        <w:rPr>
+          <w:rtl/>
+          <w:cs/>
+          <w:lang w:val="ar_AE" w:bidi="ar_AE"/>
+        </w:rPr>
+        <w:t>32:11–12</w:t>
+      </w:r>
       <w:r>
         <w:rPr>
           <w:rtl/>
@@ -23318,20 +21524,14 @@
         </w:rPr>
         <w:t>)؛ لأنه أساء إلى الرب بتمزيق مزارات ومذابح الله. إلا أن العكس كان صحيحًا. كان هذا الإصلاح هو أعظم عمل أمانة للرب قام به حزقيّا. فكان السؤال هو إذا كان بإمكانهم الثقة في الله في مقابل قوة أشور (</w:t>
       </w:r>
-      <w:hyperlink r:id="rId298">
-        <w:r>
-          <w:rPr>
-            <w:rtl/>
-            <w:cs/>
-            <w:lang w:val="ar_AE" w:bidi="ar_AE"/>
-          </w:rPr>
-          <w:rPr>
-            <w:color w:val="0000EE"/>
-            <w:u w:val="single"/>
-          </w:rPr>
-          <w:t>32:11–15</w:t>
-        </w:r>
-      </w:hyperlink>
+      <w:r>
+        <w:rPr>
+          <w:rtl/>
+          <w:cs/>
+          <w:lang w:val="ar_AE" w:bidi="ar_AE"/>
+        </w:rPr>
+        <w:t>32:11–15</w:t>
+      </w:r>
       <w:r>
         <w:rPr>
           <w:rtl/>
@@ -23407,20 +21607,14 @@
         </w:rPr>
         <w:t xml:space="preserve">تم تسجيل مصير سنحاريب بطريقة مشابهة لسرد سفر الملوك (انظر </w:t>
       </w:r>
-      <w:hyperlink r:id="rId299">
-        <w:r>
-          <w:rPr>
-            <w:rtl/>
-            <w:cs/>
-            <w:lang w:val="ar_AE" w:bidi="ar_AE"/>
-          </w:rPr>
-          <w:rPr>
-            <w:color w:val="0000EE"/>
-            <w:u w:val="single"/>
-          </w:rPr>
-          <w:t>2 ملوك 19:35–37</w:t>
-        </w:r>
-      </w:hyperlink>
+      <w:r>
+        <w:rPr>
+          <w:rtl/>
+          <w:cs/>
+          <w:lang w:val="ar_AE" w:bidi="ar_AE"/>
+        </w:rPr>
+        <w:t>2 ملوك 19:35–37</w:t>
+      </w:r>
       <w:r>
         <w:rPr>
           <w:rtl/>
@@ -23697,20 +21891,14 @@
         </w:rPr>
         <w:t xml:space="preserve">تم تسجيل تفاصيل زيارة المبعوثين البابليين بشكل أكثر تفصيل في </w:t>
       </w:r>
-      <w:hyperlink r:id="rId300">
-        <w:r>
-          <w:rPr>
-            <w:rtl/>
-            <w:cs/>
-            <w:lang w:val="ar_AE" w:bidi="ar_AE"/>
-          </w:rPr>
-          <w:rPr>
-            <w:color w:val="0000EE"/>
-            <w:u w:val="single"/>
-          </w:rPr>
-          <w:t>2 ملوك 20:12–20</w:t>
-        </w:r>
-      </w:hyperlink>
+      <w:r>
+        <w:rPr>
+          <w:rtl/>
+          <w:cs/>
+          <w:lang w:val="ar_AE" w:bidi="ar_AE"/>
+        </w:rPr>
+        <w:t>2 ملوك 20:12–20</w:t>
+      </w:r>
       <w:r>
         <w:rPr>
           <w:rtl/>
@@ -23853,20 +22041,14 @@
         </w:rPr>
         <w:t xml:space="preserve">كان الصنم المنحوت يمثل صورة لأشيرة (السارية) (انظر </w:t>
       </w:r>
-      <w:hyperlink r:id="rId301">
-        <w:r>
-          <w:rPr>
-            <w:rtl/>
-            <w:cs/>
-            <w:lang w:val="ar_AE" w:bidi="ar_AE"/>
-          </w:rPr>
-          <w:rPr>
-            <w:color w:val="0000EE"/>
-            <w:u w:val="single"/>
-          </w:rPr>
-          <w:t>2 ملوك 21:7</w:t>
-        </w:r>
-      </w:hyperlink>
+      <w:r>
+        <w:rPr>
+          <w:rtl/>
+          <w:cs/>
+          <w:lang w:val="ar_AE" w:bidi="ar_AE"/>
+        </w:rPr>
+        <w:t>2 ملوك 21:7</w:t>
+      </w:r>
       <w:r>
         <w:rPr>
           <w:rtl/>
@@ -24009,20 +22191,14 @@
         </w:rPr>
         <w:t>كان تجاوب منسى يتبع متطلبات صلاة سليمان عند تدشين الهيكل (</w:t>
       </w:r>
-      <w:hyperlink r:id="rId121">
-        <w:r>
-          <w:rPr>
-            <w:rtl/>
-            <w:cs/>
-            <w:lang w:val="ar_AE" w:bidi="ar_AE"/>
-          </w:rPr>
-          <w:rPr>
-            <w:color w:val="0000EE"/>
-            <w:u w:val="single"/>
-          </w:rPr>
-          <w:t>7:14</w:t>
-        </w:r>
-      </w:hyperlink>
+      <w:r>
+        <w:rPr>
+          <w:rtl/>
+          <w:cs/>
+          <w:lang w:val="ar_AE" w:bidi="ar_AE"/>
+        </w:rPr>
+        <w:t>7:14</w:t>
+      </w:r>
       <w:r>
         <w:rPr>
           <w:rtl/>
@@ -24098,20 +22274,14 @@
         </w:rPr>
         <w:t xml:space="preserve">لا يذكر سفر الملوك توبة منسّى، بل يروي فقط الوعد بالدينونة الناتج عن أفعاله الشريرة (انظر </w:t>
       </w:r>
-      <w:hyperlink r:id="rId302">
-        <w:r>
-          <w:rPr>
-            <w:rtl/>
-            <w:cs/>
-            <w:lang w:val="ar_AE" w:bidi="ar_AE"/>
-          </w:rPr>
-          <w:rPr>
-            <w:color w:val="0000EE"/>
-            <w:u w:val="single"/>
-          </w:rPr>
-          <w:t>2 ملوك 21:10–16</w:t>
-        </w:r>
-      </w:hyperlink>
+      <w:r>
+        <w:rPr>
+          <w:rtl/>
+          <w:cs/>
+          <w:lang w:val="ar_AE" w:bidi="ar_AE"/>
+        </w:rPr>
+        <w:t>2 ملوك 21:10–16</w:t>
+      </w:r>
       <w:r>
         <w:rPr>
           <w:rtl/>
@@ -24120,20 +22290,14 @@
         </w:rPr>
         <w:t>). يذكر سفر الأخبار الأمور الجيدة التي قام بها بعد توبته، متبعًا مثال والده حزقيّا. إلا أن أفعال منسّى لم تكن قادرة على إعادة قلوب الشعب إلى الرب أو تجنب دينونة الله على يهوذا (</w:t>
       </w:r>
-      <w:hyperlink r:id="rId303">
-        <w:r>
-          <w:rPr>
-            <w:rtl/>
-            <w:cs/>
-            <w:lang w:val="ar_AE" w:bidi="ar_AE"/>
-          </w:rPr>
-          <w:rPr>
-            <w:color w:val="0000EE"/>
-            <w:u w:val="single"/>
-          </w:rPr>
-          <w:t>2 أخبار 33:17</w:t>
-        </w:r>
-      </w:hyperlink>
+      <w:r>
+        <w:rPr>
+          <w:rtl/>
+          <w:cs/>
+          <w:lang w:val="ar_AE" w:bidi="ar_AE"/>
+        </w:rPr>
+        <w:t>2 أخبار 33:17</w:t>
+      </w:r>
       <w:r>
         <w:rPr>
           <w:rtl/>
@@ -24276,20 +22440,14 @@
         </w:rPr>
         <w:t>ربما كان منسّى يقوم بإصلاح الأضرار التي لحقت بالجدران عندما أُسر. كانت إصلاحاته الدينية مشابهة لإصلاحات حزقيّا لكنها لم تكتمل؛ أزال يوشيّا، في وقت لاحق، مذابح الهيكل التي بناها منسّى (</w:t>
       </w:r>
-      <w:hyperlink r:id="rId304">
-        <w:r>
-          <w:rPr>
-            <w:rtl/>
-            <w:cs/>
-            <w:lang w:val="ar_AE" w:bidi="ar_AE"/>
-          </w:rPr>
-          <w:rPr>
-            <w:color w:val="0000EE"/>
-            <w:u w:val="single"/>
-          </w:rPr>
-          <w:t>2 ملوك 23:12</w:t>
-        </w:r>
-      </w:hyperlink>
+      <w:r>
+        <w:rPr>
+          <w:rtl/>
+          <w:cs/>
+          <w:lang w:val="ar_AE" w:bidi="ar_AE"/>
+        </w:rPr>
+        <w:t>2 ملوك 23:12</w:t>
+      </w:r>
       <w:r>
         <w:rPr>
           <w:rtl/>
@@ -24976,20 +23134,14 @@
         </w:rPr>
         <w:t xml:space="preserve">: انظر </w:t>
       </w:r>
-      <w:hyperlink r:id="rId305">
-        <w:r>
-          <w:rPr>
-            <w:rtl/>
-            <w:cs/>
-            <w:lang w:val="ar_AE" w:bidi="ar_AE"/>
-          </w:rPr>
-          <w:rPr>
-            <w:color w:val="0000EE"/>
-            <w:u w:val="single"/>
-          </w:rPr>
-          <w:t>تثنية 27:14–26</w:t>
-        </w:r>
-      </w:hyperlink>
+      <w:r>
+        <w:rPr>
+          <w:rtl/>
+          <w:cs/>
+          <w:lang w:val="ar_AE" w:bidi="ar_AE"/>
+        </w:rPr>
+        <w:t>تثنية 27:14–26</w:t>
+      </w:r>
       <w:r>
         <w:rPr>
           <w:rtl/>
@@ -24998,20 +23150,14 @@
         </w:rPr>
         <w:t xml:space="preserve">؛ </w:t>
       </w:r>
-      <w:hyperlink r:id="rId306">
-        <w:r>
-          <w:rPr>
-            <w:rtl/>
-            <w:cs/>
-            <w:lang w:val="ar_AE" w:bidi="ar_AE"/>
-          </w:rPr>
-          <w:rPr>
-            <w:color w:val="0000EE"/>
-            <w:u w:val="single"/>
-          </w:rPr>
-          <w:t>28:15–68</w:t>
-        </w:r>
-      </w:hyperlink>
+      <w:r>
+        <w:rPr>
+          <w:rtl/>
+          <w:cs/>
+          <w:lang w:val="ar_AE" w:bidi="ar_AE"/>
+        </w:rPr>
+        <w:t>28:15–68</w:t>
+      </w:r>
       <w:r>
         <w:rPr>
           <w:rtl/>
@@ -25087,20 +23233,14 @@
         </w:rPr>
         <w:t>لم يمت الملك يوشيّا بسلام؛ فقد قُتل على يد الفرعون نخو الثاني ملك مصر (</w:t>
       </w:r>
-      <w:hyperlink r:id="rId307">
-        <w:r>
-          <w:rPr>
-            <w:rtl/>
-            <w:cs/>
-            <w:lang w:val="ar_AE" w:bidi="ar_AE"/>
-          </w:rPr>
-          <w:rPr>
-            <w:color w:val="0000EE"/>
-            <w:u w:val="single"/>
-          </w:rPr>
-          <w:t>35:20–25</w:t>
-        </w:r>
-      </w:hyperlink>
+      <w:r>
+        <w:rPr>
+          <w:rtl/>
+          <w:cs/>
+          <w:lang w:val="ar_AE" w:bidi="ar_AE"/>
+        </w:rPr>
+        <w:t>35:20–25</w:t>
+      </w:r>
       <w:r>
         <w:rPr>
           <w:rtl/>
@@ -25327,20 +23467,14 @@
         </w:rPr>
         <w:t>عكست مهام الكهنة واللاويين توجيهات داود وسليمان (</w:t>
       </w:r>
-      <w:hyperlink r:id="rId308">
-        <w:r>
-          <w:rPr>
-            <w:rtl/>
-            <w:cs/>
-            <w:lang w:val="ar_AE" w:bidi="ar_AE"/>
-          </w:rPr>
-          <w:rPr>
-            <w:color w:val="0000EE"/>
-            <w:u w:val="single"/>
-          </w:rPr>
-          <w:t>8:14–15</w:t>
-        </w:r>
-      </w:hyperlink>
+      <w:r>
+        <w:rPr>
+          <w:rtl/>
+          <w:cs/>
+          <w:lang w:val="ar_AE" w:bidi="ar_AE"/>
+        </w:rPr>
+        <w:t>8:14–15</w:t>
+      </w:r>
       <w:r>
         <w:rPr>
           <w:rtl/>
@@ -25349,20 +23483,14 @@
         </w:rPr>
         <w:t xml:space="preserve">؛ </w:t>
       </w:r>
-      <w:hyperlink r:id="rId309">
-        <w:r>
-          <w:rPr>
-            <w:rtl/>
-            <w:cs/>
-            <w:lang w:val="ar_AE" w:bidi="ar_AE"/>
-          </w:rPr>
-          <w:rPr>
-            <w:color w:val="0000EE"/>
-            <w:u w:val="single"/>
-          </w:rPr>
-          <w:t>1 أخ 24–26</w:t>
-        </w:r>
-      </w:hyperlink>
+      <w:r>
+        <w:rPr>
+          <w:rtl/>
+          <w:cs/>
+          <w:lang w:val="ar_AE" w:bidi="ar_AE"/>
+        </w:rPr>
+        <w:t>1 أخ 24–26</w:t>
+      </w:r>
       <w:r>
         <w:rPr>
           <w:rtl/>
@@ -25371,20 +23499,14 @@
         </w:rPr>
         <w:t>). كان كبش الفصح يُذبح عادةً بيد مقدمه (</w:t>
       </w:r>
-      <w:hyperlink r:id="rId310">
-        <w:r>
-          <w:rPr>
-            <w:rtl/>
-            <w:cs/>
-            <w:lang w:val="ar_AE" w:bidi="ar_AE"/>
-          </w:rPr>
-          <w:rPr>
-            <w:color w:val="0000EE"/>
-            <w:u w:val="single"/>
-          </w:rPr>
-          <w:t>تث 16:5–6</w:t>
-        </w:r>
-      </w:hyperlink>
+      <w:r>
+        <w:rPr>
+          <w:rtl/>
+          <w:cs/>
+          <w:lang w:val="ar_AE" w:bidi="ar_AE"/>
+        </w:rPr>
+        <w:t>تث 16:5–6</w:t>
+      </w:r>
       <w:r>
         <w:rPr>
           <w:rtl/>
@@ -25393,20 +23515,14 @@
         </w:rPr>
         <w:t xml:space="preserve">). إلا أنه، نظرًا لأن مقدمي الذبائح لم يكن لديهم الوقت لتطهير أنفسهم، استمر يوشيّا في الممارسة التي بدأها حزقيّا بأن يقوم اللاويون بذبح ذبائح الفصح (انظر </w:t>
       </w:r>
-      <w:hyperlink r:id="rId311">
-        <w:r>
-          <w:rPr>
-            <w:rtl/>
-            <w:cs/>
-            <w:lang w:val="ar_AE" w:bidi="ar_AE"/>
-          </w:rPr>
-          <w:rPr>
-            <w:color w:val="0000EE"/>
-            <w:u w:val="single"/>
-          </w:rPr>
-          <w:t>2 أخ 30:13–20</w:t>
-        </w:r>
-      </w:hyperlink>
+      <w:r>
+        <w:rPr>
+          <w:rtl/>
+          <w:cs/>
+          <w:lang w:val="ar_AE" w:bidi="ar_AE"/>
+        </w:rPr>
+        <w:t>2 أخ 30:13–20</w:t>
+      </w:r>
       <w:r>
         <w:rPr>
           <w:rtl/>
@@ -25482,20 +23598,14 @@
         </w:rPr>
         <w:t>كانت ذبيحة الفصح تتطلب الحملان والجديان (</w:t>
       </w:r>
-      <w:hyperlink r:id="rId312">
-        <w:r>
-          <w:rPr>
-            <w:rtl/>
-            <w:cs/>
-            <w:lang w:val="ar_AE" w:bidi="ar_AE"/>
-          </w:rPr>
-          <w:rPr>
-            <w:color w:val="0000EE"/>
-            <w:u w:val="single"/>
-          </w:rPr>
-          <w:t>خروج 12:21</w:t>
-        </w:r>
-      </w:hyperlink>
+      <w:r>
+        <w:rPr>
+          <w:rtl/>
+          <w:cs/>
+          <w:lang w:val="ar_AE" w:bidi="ar_AE"/>
+        </w:rPr>
+        <w:t>خروج 12:21</w:t>
+      </w:r>
       <w:r>
         <w:rPr>
           <w:rtl/>
@@ -25504,20 +23614,14 @@
         </w:rPr>
         <w:t xml:space="preserve">). كانت الماشية تقدمة إضافية. مجموع ما قدمه يوشيّا مع مساهمات الآخرين كانت تقارب ضعف التقدمات في زمن حزقيّا (انظر </w:t>
       </w:r>
-      <w:hyperlink r:id="rId313">
-        <w:r>
-          <w:rPr>
-            <w:rtl/>
-            <w:cs/>
-            <w:lang w:val="ar_AE" w:bidi="ar_AE"/>
-          </w:rPr>
-          <w:rPr>
-            <w:color w:val="0000EE"/>
-            <w:u w:val="single"/>
-          </w:rPr>
-          <w:t>2 أخبار الأيام 30:24</w:t>
-        </w:r>
-      </w:hyperlink>
+      <w:r>
+        <w:rPr>
+          <w:rtl/>
+          <w:cs/>
+          <w:lang w:val="ar_AE" w:bidi="ar_AE"/>
+        </w:rPr>
+        <w:t>2 أخبار الأيام 30:24</w:t>
+      </w:r>
       <w:r>
         <w:rPr>
           <w:rtl/>
@@ -25526,20 +23630,14 @@
         </w:rPr>
         <w:t xml:space="preserve">)، لكنها كانت أقل من التقدمات في تدشين الهيكل (انظر </w:t>
       </w:r>
-      <w:hyperlink r:id="rId314">
-        <w:r>
-          <w:rPr>
-            <w:rtl/>
-            <w:cs/>
-            <w:lang w:val="ar_AE" w:bidi="ar_AE"/>
-          </w:rPr>
-          <w:rPr>
-            <w:color w:val="0000EE"/>
-            <w:u w:val="single"/>
-          </w:rPr>
-          <w:t>7:5</w:t>
-        </w:r>
-      </w:hyperlink>
+      <w:r>
+        <w:rPr>
+          <w:rtl/>
+          <w:cs/>
+          <w:lang w:val="ar_AE" w:bidi="ar_AE"/>
+        </w:rPr>
+        <w:t>7:5</w:t>
+      </w:r>
       <w:r>
         <w:rPr>
           <w:rtl/>
@@ -25615,20 +23713,14 @@
         </w:rPr>
         <w:t>قام اللاويون بإخراج الطعام بسرعة، مراعاةً للسرعة المطلوبة في عيد الفصح (</w:t>
       </w:r>
-      <w:hyperlink r:id="rId315">
-        <w:r>
-          <w:rPr>
-            <w:rtl/>
-            <w:cs/>
-            <w:lang w:val="ar_AE" w:bidi="ar_AE"/>
-          </w:rPr>
-          <w:rPr>
-            <w:color w:val="0000EE"/>
-            <w:u w:val="single"/>
-          </w:rPr>
-          <w:t>خروج 12:11</w:t>
-        </w:r>
-      </w:hyperlink>
+      <w:r>
+        <w:rPr>
+          <w:rtl/>
+          <w:cs/>
+          <w:lang w:val="ar_AE" w:bidi="ar_AE"/>
+        </w:rPr>
+        <w:t>خروج 12:11</w:t>
+      </w:r>
       <w:r>
         <w:rPr>
           <w:rtl/>
@@ -25704,20 +23796,14 @@
         </w:rPr>
         <w:t>شهد عيد الفصح هذا مشاركة عدد أكبر من الأشخاص مقارنةً بالذي احتفل به حزقيّا. في هذا الفصح، لعب الكهنة واللاويون دورًا بارزًا وصحيحًا، كما طلب يوشيّا تحديدًا (</w:t>
       </w:r>
-      <w:hyperlink r:id="rId316">
-        <w:r>
-          <w:rPr>
-            <w:rtl/>
-            <w:cs/>
-            <w:lang w:val="ar_AE" w:bidi="ar_AE"/>
-          </w:rPr>
-          <w:rPr>
-            <w:color w:val="0000EE"/>
-            <w:u w:val="single"/>
-          </w:rPr>
-          <w:t>35:15–16</w:t>
-        </w:r>
-      </w:hyperlink>
+      <w:r>
+        <w:rPr>
+          <w:rtl/>
+          <w:cs/>
+          <w:lang w:val="ar_AE" w:bidi="ar_AE"/>
+        </w:rPr>
+        <w:t>35:15–16</w:t>
+      </w:r>
       <w:r>
         <w:rPr>
           <w:rtl/>
@@ -25726,20 +23812,14 @@
         </w:rPr>
         <w:t xml:space="preserve">؛ قارن </w:t>
       </w:r>
-      <w:hyperlink r:id="rId317">
-        <w:r>
-          <w:rPr>
-            <w:rtl/>
-            <w:cs/>
-            <w:lang w:val="ar_AE" w:bidi="ar_AE"/>
-          </w:rPr>
-          <w:rPr>
-            <w:color w:val="0000EE"/>
-            <w:u w:val="single"/>
-          </w:rPr>
-          <w:t>30:3</w:t>
-        </w:r>
-      </w:hyperlink>
+      <w:r>
+        <w:rPr>
+          <w:rtl/>
+          <w:cs/>
+          <w:lang w:val="ar_AE" w:bidi="ar_AE"/>
+        </w:rPr>
+        <w:t>30:3</w:t>
+      </w:r>
       <w:r>
         <w:rPr>
           <w:rtl/>
@@ -25748,20 +23828,14 @@
         </w:rPr>
         <w:t xml:space="preserve">، </w:t>
       </w:r>
-      <w:hyperlink r:id="rId281">
-        <w:r>
-          <w:rPr>
-            <w:rtl/>
-            <w:cs/>
-            <w:lang w:val="ar_AE" w:bidi="ar_AE"/>
-          </w:rPr>
-          <w:rPr>
-            <w:color w:val="0000EE"/>
-            <w:u w:val="single"/>
-          </w:rPr>
-          <w:t>15</w:t>
-        </w:r>
-      </w:hyperlink>
+      <w:r>
+        <w:rPr>
+          <w:rtl/>
+          <w:cs/>
+          <w:lang w:val="ar_AE" w:bidi="ar_AE"/>
+        </w:rPr>
+        <w:t>15</w:t>
+      </w:r>
       <w:r>
         <w:rPr>
           <w:rtl/>
@@ -25921,20 +23995,14 @@
         </w:rPr>
         <w:t xml:space="preserve">كان إرميا يقدّر يوشيّا تقديرًا كبيرًا (انظر </w:t>
       </w:r>
-      <w:hyperlink r:id="rId318">
-        <w:r>
-          <w:rPr>
-            <w:rtl/>
-            <w:cs/>
-            <w:lang w:val="ar_AE" w:bidi="ar_AE"/>
-          </w:rPr>
-          <w:rPr>
-            <w:color w:val="0000EE"/>
-            <w:u w:val="single"/>
-          </w:rPr>
-          <w:t>إرميا 22:15–16</w:t>
-        </w:r>
-      </w:hyperlink>
+      <w:r>
+        <w:rPr>
+          <w:rtl/>
+          <w:cs/>
+          <w:lang w:val="ar_AE" w:bidi="ar_AE"/>
+        </w:rPr>
+        <w:t>إرميا 22:15–16</w:t>
+      </w:r>
       <w:r>
         <w:rPr>
           <w:rtl/>
@@ -25943,20 +24011,14 @@
         </w:rPr>
         <w:t xml:space="preserve">؛ قارن مع </w:t>
       </w:r>
-      <w:hyperlink r:id="rId319">
-        <w:r>
-          <w:rPr>
-            <w:rtl/>
-            <w:cs/>
-            <w:lang w:val="ar_AE" w:bidi="ar_AE"/>
-          </w:rPr>
-          <w:rPr>
-            <w:color w:val="0000EE"/>
-            <w:u w:val="single"/>
-          </w:rPr>
-          <w:t>إرميا 22:10</w:t>
-        </w:r>
-      </w:hyperlink>
+      <w:r>
+        <w:rPr>
+          <w:rtl/>
+          <w:cs/>
+          <w:lang w:val="ar_AE" w:bidi="ar_AE"/>
+        </w:rPr>
+        <w:t>إرميا 22:10</w:t>
+      </w:r>
       <w:r>
         <w:rPr>
           <w:rtl/>
@@ -26049,20 +24111,14 @@
         </w:rPr>
         <w:t xml:space="preserve"> المعروف أيضًا باسم شلّوم (انظر </w:t>
       </w:r>
-      <w:hyperlink r:id="rId320">
-        <w:r>
-          <w:rPr>
-            <w:rtl/>
-            <w:cs/>
-            <w:lang w:val="ar_AE" w:bidi="ar_AE"/>
-          </w:rPr>
-          <w:rPr>
-            <w:color w:val="0000EE"/>
-            <w:u w:val="single"/>
-          </w:rPr>
-          <w:t>إرميا 22:11</w:t>
-        </w:r>
-      </w:hyperlink>
+      <w:r>
+        <w:rPr>
+          <w:rtl/>
+          <w:cs/>
+          <w:lang w:val="ar_AE" w:bidi="ar_AE"/>
+        </w:rPr>
+        <w:t>إرميا 22:11</w:t>
+      </w:r>
       <w:r>
         <w:rPr>
           <w:rtl/>
@@ -26071,20 +24127,14 @@
         </w:rPr>
         <w:t>)، لم يكن الابن الأكبر ليوشيّا (</w:t>
       </w:r>
-      <w:hyperlink r:id="rId321">
-        <w:r>
-          <w:rPr>
-            <w:rtl/>
-            <w:cs/>
-            <w:lang w:val="ar_AE" w:bidi="ar_AE"/>
-          </w:rPr>
-          <w:rPr>
-            <w:color w:val="0000EE"/>
-            <w:u w:val="single"/>
-          </w:rPr>
-          <w:t>1 أخبار 3:15</w:t>
-        </w:r>
-      </w:hyperlink>
+      <w:r>
+        <w:rPr>
+          <w:rtl/>
+          <w:cs/>
+          <w:lang w:val="ar_AE" w:bidi="ar_AE"/>
+        </w:rPr>
+        <w:t>1 أخبار 3:15</w:t>
+      </w:r>
       <w:r>
         <w:rPr>
           <w:rtl/>
@@ -26243,20 +24293,14 @@
         </w:rPr>
         <w:t>: وصف إرميا حكمه بأنه كان مليئًا بالتفاخر والظلم (</w:t>
       </w:r>
-      <w:hyperlink r:id="rId322">
-        <w:r>
-          <w:rPr>
-            <w:rtl/>
-            <w:cs/>
-            <w:lang w:val="ar_AE" w:bidi="ar_AE"/>
-          </w:rPr>
-          <w:rPr>
-            <w:color w:val="0000EE"/>
-            <w:u w:val="single"/>
-          </w:rPr>
-          <w:t>إرميا 22:13–17</w:t>
-        </w:r>
-      </w:hyperlink>
+      <w:r>
+        <w:rPr>
+          <w:rtl/>
+          <w:cs/>
+          <w:lang w:val="ar_AE" w:bidi="ar_AE"/>
+        </w:rPr>
+        <w:t>إرميا 22:13–17</w:t>
+      </w:r>
       <w:r>
         <w:rPr>
           <w:rtl/>
@@ -26349,20 +24393,14 @@
         </w:rPr>
         <w:t xml:space="preserve"> "في السنة السابعة (لنبوخذناصّر)، في شهر كيسليف، جمع ملك أكاد قواته، وسار إلى [الأرض التي في غرب الأردن]، وخيم مقابل مدينة يهوذا، وفي اليوم الثاني من شهر آذار استولى على المدينة وأسر الملك." وهكذا أُسر يهوياكين في 16 مارس 597 قبل الميلاد. ونُقل إلى بابل بعد شهر تقريبًا. • ظل يهوياكين أسيرًا في بابل لمدة سبعة وثلاثين عامًا (انظر </w:t>
       </w:r>
-      <w:hyperlink r:id="rId323">
-        <w:r>
-          <w:rPr>
-            <w:rtl/>
-            <w:cs/>
-            <w:lang w:val="ar_AE" w:bidi="ar_AE"/>
-          </w:rPr>
-          <w:rPr>
-            <w:color w:val="0000EE"/>
-            <w:u w:val="single"/>
-          </w:rPr>
-          <w:t>2 ملوك 25:27</w:t>
-        </w:r>
-      </w:hyperlink>
+      <w:r>
+        <w:rPr>
+          <w:rtl/>
+          <w:cs/>
+          <w:lang w:val="ar_AE" w:bidi="ar_AE"/>
+        </w:rPr>
+        <w:t>2 ملوك 25:27</w:t>
+      </w:r>
       <w:r>
         <w:rPr>
           <w:rtl/>
@@ -26371,20 +24409,14 @@
         </w:rPr>
         <w:t xml:space="preserve">؛ </w:t>
       </w:r>
-      <w:hyperlink r:id="rId324">
-        <w:r>
-          <w:rPr>
-            <w:rtl/>
-            <w:cs/>
-            <w:lang w:val="ar_AE" w:bidi="ar_AE"/>
-          </w:rPr>
-          <w:rPr>
-            <w:color w:val="0000EE"/>
-            <w:u w:val="single"/>
-          </w:rPr>
-          <w:t>إرميا 52:31</w:t>
-        </w:r>
-      </w:hyperlink>
+      <w:r>
+        <w:rPr>
+          <w:rtl/>
+          <w:cs/>
+          <w:lang w:val="ar_AE" w:bidi="ar_AE"/>
+        </w:rPr>
+        <w:t>إرميا 52:31</w:t>
+      </w:r>
       <w:r>
         <w:rPr>
           <w:rtl/>
@@ -26527,20 +24559,14 @@
         </w:rPr>
         <w:t>على الرغم من أن إرميا حث صدقيا مرارًا على الخضوع للبابليين بدلاً من طلب العون من مصر (</w:t>
       </w:r>
-      <w:hyperlink r:id="rId325">
-        <w:r>
-          <w:rPr>
-            <w:rtl/>
-            <w:cs/>
-            <w:lang w:val="ar_AE" w:bidi="ar_AE"/>
-          </w:rPr>
-          <w:rPr>
-            <w:color w:val="0000EE"/>
-            <w:u w:val="single"/>
-          </w:rPr>
-          <w:t>إرميا 25:1–11</w:t>
-        </w:r>
-      </w:hyperlink>
+      <w:r>
+        <w:rPr>
+          <w:rtl/>
+          <w:cs/>
+          <w:lang w:val="ar_AE" w:bidi="ar_AE"/>
+        </w:rPr>
+        <w:t>إرميا 25:1–11</w:t>
+      </w:r>
       <w:r>
         <w:rPr>
           <w:rtl/>
@@ -26549,20 +24575,14 @@
         </w:rPr>
         <w:t xml:space="preserve">؛ </w:t>
       </w:r>
-      <w:hyperlink r:id="rId326">
-        <w:r>
-          <w:rPr>
-            <w:rtl/>
-            <w:cs/>
-            <w:lang w:val="ar_AE" w:bidi="ar_AE"/>
-          </w:rPr>
-          <w:rPr>
-            <w:color w:val="0000EE"/>
-            <w:u w:val="single"/>
-          </w:rPr>
-          <w:t>27:1–22</w:t>
-        </w:r>
-      </w:hyperlink>
+      <w:r>
+        <w:rPr>
+          <w:rtl/>
+          <w:cs/>
+          <w:lang w:val="ar_AE" w:bidi="ar_AE"/>
+        </w:rPr>
+        <w:t>27:1–22</w:t>
+      </w:r>
       <w:r>
         <w:rPr>
           <w:rtl/>
@@ -26571,20 +24591,14 @@
         </w:rPr>
         <w:t xml:space="preserve">؛ </w:t>
       </w:r>
-      <w:hyperlink r:id="rId327">
-        <w:r>
-          <w:rPr>
-            <w:rtl/>
-            <w:cs/>
-            <w:lang w:val="ar_AE" w:bidi="ar_AE"/>
-          </w:rPr>
-          <w:rPr>
-            <w:color w:val="0000EE"/>
-            <w:u w:val="single"/>
-          </w:rPr>
-          <w:t>34:1–22</w:t>
-        </w:r>
-      </w:hyperlink>
+      <w:r>
+        <w:rPr>
+          <w:rtl/>
+          <w:cs/>
+          <w:lang w:val="ar_AE" w:bidi="ar_AE"/>
+        </w:rPr>
+        <w:t>34:1–22</w:t>
+      </w:r>
       <w:r>
         <w:rPr>
           <w:rtl/>
@@ -26593,20 +24607,14 @@
         </w:rPr>
         <w:t xml:space="preserve">؛ </w:t>
       </w:r>
-      <w:hyperlink r:id="rId328">
-        <w:r>
-          <w:rPr>
-            <w:rtl/>
-            <w:cs/>
-            <w:lang w:val="ar_AE" w:bidi="ar_AE"/>
-          </w:rPr>
-          <w:rPr>
-            <w:color w:val="0000EE"/>
-            <w:u w:val="single"/>
-          </w:rPr>
-          <w:t>37:1–38:28</w:t>
-        </w:r>
-      </w:hyperlink>
+      <w:r>
+        <w:rPr>
+          <w:rtl/>
+          <w:cs/>
+          <w:lang w:val="ar_AE" w:bidi="ar_AE"/>
+        </w:rPr>
+        <w:t>37:1–38:28</w:t>
+      </w:r>
       <w:r>
         <w:rPr>
           <w:rtl/>
@@ -26774,20 +24782,14 @@
         </w:rPr>
         <w:t xml:space="preserve">تم تدمير الهيكل في أغسطس عام 586 قبل الميلاد (انظر </w:t>
       </w:r>
-      <w:hyperlink r:id="rId329">
-        <w:r>
-          <w:rPr>
-            <w:rtl/>
-            <w:cs/>
-            <w:lang w:val="ar_AE" w:bidi="ar_AE"/>
-          </w:rPr>
-          <w:rPr>
-            <w:color w:val="0000EE"/>
-            <w:u w:val="single"/>
-          </w:rPr>
-          <w:t>2 ملوك 25:8</w:t>
-        </w:r>
-      </w:hyperlink>
+      <w:r>
+        <w:rPr>
+          <w:rtl/>
+          <w:cs/>
+          <w:lang w:val="ar_AE" w:bidi="ar_AE"/>
+        </w:rPr>
+        <w:t>2 ملوك 25:8</w:t>
+      </w:r>
       <w:r>
         <w:rPr>
           <w:rtl/>
@@ -26796,20 +24798,14 @@
         </w:rPr>
         <w:t xml:space="preserve">؛ </w:t>
       </w:r>
-      <w:hyperlink r:id="rId330">
-        <w:r>
-          <w:rPr>
-            <w:rtl/>
-            <w:cs/>
-            <w:lang w:val="ar_AE" w:bidi="ar_AE"/>
-          </w:rPr>
-          <w:rPr>
-            <w:color w:val="0000EE"/>
-            <w:u w:val="single"/>
-          </w:rPr>
-          <w:t>إرميا 52:12</w:t>
-        </w:r>
-      </w:hyperlink>
+      <w:r>
+        <w:rPr>
+          <w:rtl/>
+          <w:cs/>
+          <w:lang w:val="ar_AE" w:bidi="ar_AE"/>
+        </w:rPr>
+        <w:t>إرميا 52:12</w:t>
+      </w:r>
       <w:r>
         <w:rPr>
           <w:rtl/>
@@ -26885,20 +24881,14 @@
         </w:rPr>
         <w:t>تنبأ إرميا بمدة السبي (</w:t>
       </w:r>
-      <w:hyperlink r:id="rId331">
-        <w:r>
-          <w:rPr>
-            <w:rtl/>
-            <w:cs/>
-            <w:lang w:val="ar_AE" w:bidi="ar_AE"/>
-          </w:rPr>
-          <w:rPr>
-            <w:color w:val="0000EE"/>
-            <w:u w:val="single"/>
-          </w:rPr>
-          <w:t>إرميا 25:11–12</w:t>
-        </w:r>
-      </w:hyperlink>
+      <w:r>
+        <w:rPr>
+          <w:rtl/>
+          <w:cs/>
+          <w:lang w:val="ar_AE" w:bidi="ar_AE"/>
+        </w:rPr>
+        <w:t>إرميا 25:11–12</w:t>
+      </w:r>
       <w:r>
         <w:rPr>
           <w:rtl/>
@@ -26907,20 +24897,14 @@
         </w:rPr>
         <w:t xml:space="preserve">؛ </w:t>
       </w:r>
-      <w:hyperlink r:id="rId332">
-        <w:r>
-          <w:rPr>
-            <w:rtl/>
-            <w:cs/>
-            <w:lang w:val="ar_AE" w:bidi="ar_AE"/>
-          </w:rPr>
-          <w:rPr>
-            <w:color w:val="0000EE"/>
-            <w:u w:val="single"/>
-          </w:rPr>
-          <w:t>29:10</w:t>
-        </w:r>
-      </w:hyperlink>
+      <w:r>
+        <w:rPr>
+          <w:rtl/>
+          <w:cs/>
+          <w:lang w:val="ar_AE" w:bidi="ar_AE"/>
+        </w:rPr>
+        <w:t>29:10</w:t>
+      </w:r>
       <w:r>
         <w:rPr>
           <w:rtl/>
@@ -26961,20 +24945,14 @@
         </w:rPr>
         <w:t xml:space="preserve"> انظر </w:t>
       </w:r>
-      <w:hyperlink r:id="rId333">
-        <w:r>
-          <w:rPr>
-            <w:rtl/>
-            <w:cs/>
-            <w:lang w:val="ar_AE" w:bidi="ar_AE"/>
-          </w:rPr>
-          <w:rPr>
-            <w:color w:val="0000EE"/>
-            <w:u w:val="single"/>
-          </w:rPr>
-          <w:t>لاويين 26:34–35</w:t>
-        </w:r>
-      </w:hyperlink>
+      <w:r>
+        <w:rPr>
+          <w:rtl/>
+          <w:cs/>
+          <w:lang w:val="ar_AE" w:bidi="ar_AE"/>
+        </w:rPr>
+        <w:t>لاويين 26:34–35</w:t>
+      </w:r>
       <w:r>
         <w:rPr>
           <w:rtl/>
@@ -26983,20 +24961,14 @@
         </w:rPr>
         <w:t xml:space="preserve">، </w:t>
       </w:r>
-      <w:hyperlink r:id="rId334">
-        <w:r>
-          <w:rPr>
-            <w:rtl/>
-            <w:cs/>
-            <w:lang w:val="ar_AE" w:bidi="ar_AE"/>
-          </w:rPr>
-          <w:rPr>
-            <w:color w:val="0000EE"/>
-            <w:u w:val="single"/>
-          </w:rPr>
-          <w:t>43</w:t>
-        </w:r>
-      </w:hyperlink>
+      <w:r>
+        <w:rPr>
+          <w:rtl/>
+          <w:cs/>
+          <w:lang w:val="ar_AE" w:bidi="ar_AE"/>
+        </w:rPr>
+        <w:t>43</w:t>
+      </w:r>
       <w:r>
         <w:rPr>
           <w:rtl/>
@@ -27072,20 +25044,14 @@
         </w:rPr>
         <w:t>يختتم سفر أخبار الأيام بالآيات التي تُعد مقدمة لسفر عزرا. سمح كورش ملك فارس لجماعة من بني يهوذا بخوض تجربة خروج جديدة، كما أعلن النبي إشعياء (</w:t>
       </w:r>
-      <w:hyperlink r:id="rId335">
-        <w:r>
-          <w:rPr>
-            <w:rtl/>
-            <w:cs/>
-            <w:lang w:val="ar_AE" w:bidi="ar_AE"/>
-          </w:rPr>
-          <w:rPr>
-            <w:color w:val="0000EE"/>
-            <w:u w:val="single"/>
-          </w:rPr>
-          <w:t>إش 40:1–11</w:t>
-        </w:r>
-      </w:hyperlink>
+      <w:r>
+        <w:rPr>
+          <w:rtl/>
+          <w:cs/>
+          <w:lang w:val="ar_AE" w:bidi="ar_AE"/>
+        </w:rPr>
+        <w:t>إش 40:1–11</w:t>
+      </w:r>
       <w:r>
         <w:rPr>
           <w:rtl/>
